--- a/thesis_final_v3.docx
+++ b/thesis_final_v3.docx
@@ -1135,7 +1135,7 @@
         <w:textAlignment w:val="auto"/>
         <w:rPr>
           <w:rFonts w:hint="eastAsia" w:ascii="宋体" w:hAnsi="宋体" w:eastAsia="宋体" w:cs="宋体"/>
-          <w:lang w:eastAsia="zh-CN"/>
+          <w:sz w:val="21"/>
         </w:rPr>
       </w:pPr>
       <w:r>
@@ -1143,28 +1143,69 @@
           <w:rFonts w:hint="eastAsia" w:ascii="宋体" w:hAnsi="宋体" w:eastAsia="宋体" w:cs="宋体"/>
           <w:sz w:val="21"/>
         </w:rPr>
-        <w:t>本文以2003—2024年沪深A股非金融上市公司为观察对象，将基准回归限定在上一年已获财政补贴的公司年度，考察补贴强度与高管超额薪酬的关系。</w:t>
+        <w:t>本文以 2003—2024 年沪深 A 股非金融上市公司为研究样本，将基准回归限定在上一年已获财政补贴的公司年度，聚焦财政补贴强度与高管超额薪酬的关系展开实证分析。研究综合运用 OLS 回归、</w:t>
+      </w:r>
+      <w:r>
+        <w:rPr>
+          <w:rFonts w:hint="default" w:ascii="Times New Roman Regular" w:hAnsi="Times New Roman Regular" w:eastAsia="宋体" w:cs="Times New Roman Regular"/>
+          <w:sz w:val="21"/>
+        </w:rPr>
+        <w:t>Heckman</w:t>
       </w:r>
       <w:r>
         <w:rPr>
           <w:rFonts w:hint="eastAsia" w:ascii="宋体" w:hAnsi="宋体" w:eastAsia="宋体" w:cs="宋体"/>
           <w:sz w:val="21"/>
-          <w:lang w:val="en-US" w:eastAsia="zh-CN"/>
-        </w:rPr>
-        <w:t>结果</w:t>
+        </w:rPr>
+        <w:t> 校正、事件动态检验等传统计量方法，深入剖析二者关联的稳健性与异质性特征；同时引入随机森林、</w:t>
+      </w:r>
+      <w:r>
+        <w:rPr>
+          <w:rFonts w:hint="default" w:ascii="Times New Roman Regular" w:hAnsi="Times New Roman Regular" w:eastAsia="宋体" w:cs="Times New Roman Regular"/>
+          <w:sz w:val="21"/>
+        </w:rPr>
+        <w:t>Lasso </w:t>
       </w:r>
       <w:r>
         <w:rPr>
           <w:rFonts w:hint="eastAsia" w:ascii="宋体" w:hAnsi="宋体" w:eastAsia="宋体" w:cs="宋体"/>
           <w:sz w:val="21"/>
         </w:rPr>
-        <w:t>显示，滞后一期正补助对数系数为正且显著。加入行业×年份固定效应、缩短样本期、仅保留制造业样本，并实施</w:t>
+        <w:t>回归、</w:t>
       </w:r>
       <w:r>
         <w:rPr>
           <w:rFonts w:hint="default" w:ascii="Times New Roman Regular" w:hAnsi="Times New Roman Regular" w:eastAsia="宋体" w:cs="Times New Roman Regular"/>
           <w:sz w:val="21"/>
         </w:rPr>
+        <w:t>XGBoost </w:t>
+      </w:r>
+      <w:r>
+        <w:rPr>
+          <w:rFonts w:hint="eastAsia" w:ascii="宋体" w:hAnsi="宋体" w:eastAsia="宋体" w:cs="宋体"/>
+          <w:sz w:val="21"/>
+        </w:rPr>
+        <w:t>及 </w:t>
+      </w:r>
+      <w:r>
+        <w:rPr>
+          <w:rFonts w:hint="default" w:ascii="Times New Roman Regular" w:hAnsi="Times New Roman Regular" w:eastAsia="宋体" w:cs="Times New Roman Regular"/>
+          <w:sz w:val="21"/>
+        </w:rPr>
+        <w:t>SHAP</w:t>
+      </w:r>
+      <w:r>
+        <w:rPr>
+          <w:rFonts w:hint="eastAsia" w:ascii="宋体" w:hAnsi="宋体" w:eastAsia="宋体" w:cs="宋体"/>
+          <w:sz w:val="21"/>
+        </w:rPr>
+        <w:t> 解释等数据挖掘技术，对基准回归结论进行交叉验证与补充分析。结果显示，滞后一期正补助对数系数显著为正，表明财政补贴强度对高管超额薪酬具有正向驱动作用。加入行业 × 年份固定效应、缩短样本期、仅保留制造业样本，并通过 </w:t>
+      </w:r>
+      <w:r>
+        <w:rPr>
+          <w:rFonts w:hint="default" w:ascii="Times New Roman Regular" w:hAnsi="Times New Roman Regular" w:eastAsia="宋体" w:cs="Times New Roman Regular"/>
+          <w:sz w:val="21"/>
+        </w:rPr>
         <w:t>Heckman</w:t>
       </w:r>
       <w:r>
@@ -1172,82 +1213,16 @@
           <w:rFonts w:hint="eastAsia" w:ascii="宋体" w:hAnsi="宋体" w:eastAsia="宋体" w:cs="宋体"/>
           <w:sz w:val="21"/>
         </w:rPr>
-        <w:t>校正和事件动态检验后，结论方向保持一致。异质性发现表明，这一关联在民营企业和非管制行业更明显。管理层权力可能参与传导，但经济幅度较小。引入随机森林、</w:t>
-      </w:r>
-      <w:r>
-        <w:rPr>
-          <w:rFonts w:hint="default" w:ascii="Times New Roman Regular" w:hAnsi="Times New Roman Regular" w:eastAsia="宋体" w:cs="Times New Roman Regular"/>
-          <w:sz w:val="21"/>
-        </w:rPr>
-        <w:t>SHAP</w:t>
-      </w:r>
+        <w:t> 校正与事件动态检验后，核心结论方向保持一致。异质性分析进一步发现，这一关联在民营企业与非管制行业中表现更为显著，管理层权力可能参与传导但经济幅度较小。数据挖掘技术的补充验证结果表明，财政补贴与高管超额薪酬之间存在较为一致的条件相关关系，不仅强化了基准回归结论的可靠性，也从非线性与特征重要性视角揭示了二者关</w:t>
+      </w:r>
+      <w:bookmarkStart w:id="105" w:name="_GoBack"/>
+      <w:bookmarkEnd w:id="105"/>
       <w:r>
         <w:rPr>
           <w:rFonts w:hint="eastAsia" w:ascii="宋体" w:hAnsi="宋体" w:eastAsia="宋体" w:cs="宋体"/>
           <w:sz w:val="21"/>
         </w:rPr>
-        <w:t>、</w:t>
-      </w:r>
-      <w:r>
-        <w:rPr>
-          <w:rFonts w:hint="default" w:ascii="Times New Roman Regular" w:hAnsi="Times New Roman Regular" w:eastAsia="宋体" w:cs="Times New Roman Regular"/>
-          <w:sz w:val="21"/>
-        </w:rPr>
-        <w:t>Lasso</w:t>
-      </w:r>
-      <w:r>
-        <w:rPr>
-          <w:rFonts w:hint="eastAsia" w:ascii="宋体" w:hAnsi="宋体" w:eastAsia="宋体" w:cs="宋体"/>
-          <w:sz w:val="21"/>
-        </w:rPr>
-        <w:t>和</w:t>
-      </w:r>
-      <w:r>
-        <w:rPr>
-          <w:rFonts w:hint="default" w:ascii="Times New Roman Regular" w:hAnsi="Times New Roman Regular" w:eastAsia="宋体" w:cs="Times New Roman Regular"/>
-          <w:sz w:val="21"/>
-        </w:rPr>
-        <w:t>XGBoos</w:t>
-      </w:r>
-      <w:r>
-        <w:rPr>
-          <w:rFonts w:hint="eastAsia" w:ascii="宋体" w:hAnsi="宋体" w:eastAsia="宋体" w:cs="宋体"/>
-          <w:sz w:val="21"/>
-        </w:rPr>
-        <w:t>t等方法，对基准回归结果进行补充验证。</w:t>
-      </w:r>
-      <w:r>
-        <w:rPr>
-          <w:rFonts w:hint="eastAsia" w:ascii="宋体" w:hAnsi="宋体" w:cs="宋体"/>
-          <w:sz w:val="21"/>
-          <w:lang w:val="en-US" w:eastAsia="zh-CN"/>
-        </w:rPr>
-        <w:t>综合</w:t>
-      </w:r>
-      <w:r>
-        <w:rPr>
-          <w:rFonts w:hint="eastAsia" w:ascii="宋体" w:hAnsi="宋体" w:eastAsia="宋体" w:cs="宋体"/>
-          <w:sz w:val="21"/>
-          <w:lang w:val="en-US" w:eastAsia="zh-CN"/>
-        </w:rPr>
-        <w:t>论证了</w:t>
-      </w:r>
-      <w:r>
-        <w:rPr>
-          <w:rFonts w:hint="eastAsia" w:ascii="宋体" w:hAnsi="宋体" w:eastAsia="宋体" w:cs="宋体"/>
-          <w:b w:val="0"/>
-          <w:sz w:val="21"/>
-        </w:rPr>
-        <w:t>财政补贴与高管超额薪酬之间存在较一致的条件相关</w:t>
-      </w:r>
-      <w:r>
-        <w:rPr>
-          <w:rFonts w:hint="eastAsia" w:ascii="宋体" w:hAnsi="宋体" w:eastAsia="宋体" w:cs="宋体"/>
-          <w:b w:val="0"/>
-          <w:sz w:val="21"/>
-          <w:lang w:eastAsia="zh-CN"/>
-        </w:rPr>
-        <w:t>。</w:t>
+        <w:t xml:space="preserve">联的潜在逻辑。本文的研究结论丰富了财政补贴经济后果与高管薪酬激励的相关研究，为企业优化薪酬激励机制、政府制定财政补贴政策提供了微观经验依据。 </w:t>
       </w:r>
     </w:p>
     <w:p>
@@ -1396,12 +1371,7 @@
         <w:textAlignment w:val="auto"/>
       </w:pPr>
       <w:r>
-        <w:t>This study examines non-financial A-share listed companies on the Shanghai and Shenzhen stock exchanges from 2003 to 2024. By</w:t>
-      </w:r>
-      <w:bookmarkStart w:id="105" w:name="_GoBack"/>
-      <w:bookmarkEnd w:id="105"/>
-      <w:r>
-        <w:t xml:space="preserve"> restricting the baseline regression to the year in which companies received fiscal subsidies in the previous year, we investigate the relationship between subsidy intensity and executive excess compensation. The results show that the log coefficient of positive subsidies with a one-period lag is positive and significant. After incorporating industry × year fixed effects, shortening the sample period, restricting the sample to the manufacturing sector, and applying Heckman correction and event-driven dynamic tests, the direction of the conclusions remains consistent. Heterogeneity analysis indicates that this association is more pronounced in private enterprises and non-regulated industries. Management power may play a role in the transmission mechanism, but the economic magnitude is relatively small. Methods such as Random Forest, SHAP, Lasso, and XGBoost were introduced to provide supplementary validation of the baseline regression results. The findings collectively demonstrate a consistent conditional relationship between fiscal subsidies and executive excess compensation.</w:t>
+        <w:t>This study examines non-financial A-share listed companies on the Shanghai and Shenzhen stock exchanges from 2003 to 2024. By restricting the baseline regression to the year in which companies received fiscal subsidies in the previous year, we investigate the relationship between subsidy intensity and executive excess compensation. The results show that the log coefficient of positive subsidies with a one-period lag is positive and significant. After incorporating industry × year fixed effects, shortening the sample period, restricting the sample to the manufacturing sector, and applying Heckman correction and event-driven dynamic tests, the direction of the conclusions remains consistent. Heterogeneity analysis indicates that this association is more pronounced in private enterprises and non-regulated industries. Management power may play a role in the transmission mechanism, but the economic magnitude is relatively small. Methods such as Random Forest, SHAP, Lasso, and XGBoost were introduced to provide supplementary validation of the baseline regression results. The findings collectively demonstrate a consistent conditional relationship between fiscal subsidies and executive excess compensation.</w:t>
       </w:r>
     </w:p>
     <w:p>
@@ -2811,28 +2781,7 @@
         <w:jc w:val="both"/>
       </w:pPr>
       <w:r>
-        <w:rPr>
-          <w:rFonts w:hint="eastAsia" w:ascii="Times New Roman" w:hAnsi="Times New Roman" w:eastAsia="宋体"/>
-          <w:b w:val="0"/>
-          <w:sz w:val="21"/>
-        </w:rPr>
-        <w:t>党的二十大报告提出，中国经济已由高速增长阶段转向更注重发展质量的新阶段。这一转变对应着政府资金投向、政策工具选择和绩效评估标准的全面调整。财政补贴在这一背景下持续承担政策功能，服务于战略性新兴产业培育和技术创新激励，承担企业纾困、稳就业和稳预期等现实任务。根据</w:t>
-      </w:r>
-      <w:r>
-        <w:rPr>
-          <w:rFonts w:ascii="Times New Roman" w:hAnsi="Times New Roman" w:eastAsia="宋体"/>
-          <w:b w:val="0"/>
-          <w:sz w:val="21"/>
-        </w:rPr>
-        <w:t xml:space="preserve"> CSMAR </w:t>
-      </w:r>
-      <w:r>
-        <w:rPr>
-          <w:rFonts w:hint="eastAsia" w:ascii="Times New Roman" w:hAnsi="Times New Roman" w:eastAsia="宋体"/>
-          <w:b w:val="0"/>
-          <w:sz w:val="21"/>
-        </w:rPr>
-        <w:t>统计，2003至2024年间沪深A股非金融上市公司的政府补助规模持续扩大，获补企业数量和平均补贴强度均呈上升趋势。财政补贴已成为中国资本市场一类常规的制度性变量。</w:t>
+        <w:t>党的二十大报告提到，中国经济发展重心已从速度扩张转向质量提升。与之相伴，政府资金投向、政策工具组合和绩效考核标准都在调整。财政补贴在这一阶段继续承担政策职能，既服务于战略性新兴产业培育和技术创新，也承担企业纾困、稳就业、稳预期等现实任务。按 CSMAR 统计口径，2003至2024年间沪深A股非金融上市公司的政府补助规模持续放大，获补企业数量和平均补助强度总体走高。就资本市场而言，财政补贴已成为一种常见的制度性变量。</w:t>
       </w:r>
     </w:p>
     <w:p>
@@ -2842,46 +2791,7 @@
         <w:jc w:val="both"/>
       </w:pPr>
       <w:r>
-        <w:rPr>
-          <w:rFonts w:hint="eastAsia" w:ascii="Times New Roman" w:hAnsi="Times New Roman" w:eastAsia="宋体"/>
-          <w:b w:val="0"/>
-          <w:sz w:val="21"/>
-        </w:rPr>
-        <w:t>上市公司高管薪酬始终是学术讨论和公共舆论的焦点。学术上，它关系激励契约设计、代理成本控制和公司治理效率。公众层面，它牵涉收入分配公平、财政资金使用效率和市场信任基础。</w:t>
-      </w:r>
-      <w:r>
-        <w:rPr>
-          <w:rFonts w:hint="eastAsia"/>
-          <w:b w:val="0"/>
-          <w:sz w:val="21"/>
-          <w:lang w:val="en-US" w:eastAsia="zh-CN"/>
-        </w:rPr>
-        <w:t>有两点日益引人关注</w:t>
-      </w:r>
-      <w:r>
-        <w:rPr>
-          <w:rFonts w:hint="eastAsia" w:ascii="Times New Roman" w:hAnsi="Times New Roman" w:eastAsia="宋体"/>
-          <w:b w:val="0"/>
-          <w:sz w:val="21"/>
-        </w:rPr>
-        <w:t>：企业获得补贴后，高管薪酬是否会随之抬升？原本服务于产业发展和公共利益的政策性资源，是否会在信息不对称和治理约束不足的条件下部分转化为管理层的私人收益</w:t>
-      </w:r>
-      <w:r>
-        <w:rPr>
-          <w:rFonts w:hint="eastAsia"/>
-          <w:b w:val="0"/>
-          <w:sz w:val="21"/>
-          <w:lang w:eastAsia="zh-CN"/>
-        </w:rPr>
-        <w:t>？</w:t>
-      </w:r>
-      <w:r>
-        <w:rPr>
-          <w:rFonts w:hint="eastAsia" w:ascii="Times New Roman" w:hAnsi="Times New Roman" w:eastAsia="宋体"/>
-          <w:b w:val="0"/>
-          <w:sz w:val="21"/>
-        </w:rPr>
-        <w:t>这两点涉及财政资源配置效率和企业内部利益分配的合理性。</w:t>
+        <w:t>上市公司高管薪酬一直处在学界讨论与公众舆论的交汇处。就学理而言，它关联激励契约安排、代理成本约束与治理效率；放到公共层面，又牵动收入分配、公帑使用效率和市场信任。由此引出两项更具体的追问：企业拿到补贴后，高管薪酬会不会随之抬升？原本面向产业发展和公共利益的政策资源，会不会在信息不对称、治理约束偏弱的情形下部分转成管理层私人收益？这两项追问都指向财政资源配置与企业内部利益分配是否得当。</w:t>
       </w:r>
     </w:p>
     <w:p>
@@ -2891,12 +2801,7 @@
         <w:jc w:val="both"/>
       </w:pPr>
       <w:r>
-        <w:rPr>
-          <w:rFonts w:hint="eastAsia" w:ascii="Times New Roman" w:hAnsi="Times New Roman" w:eastAsia="宋体"/>
-          <w:b w:val="0"/>
-          <w:sz w:val="21"/>
-        </w:rPr>
-        <w:t>高管薪酬为何偏离“合理区间”，现有文献主要沿两条路径解释。“最优契约说”强调市场竞争与治理约束，视薪酬为董事会与高管博弈后的均衡状态，最终应反映高管的边际贡献；“管理权力说”则关注现实中的治理偏差，认为所有权与控制权分离的公司中，高管可以通过干预董事会构成、薪酬委员会安排和信息披露节奏来抬高自身报酬。在中国上市公司中，后一种解释更贴近现实——信息不对称程度较高、内部控制质量参差不齐、独立董事独立性有限，这些因素会放大管理层的自利空间。财政补贴作为外部资源进入企业后，增加了可支配资金，也容易抬高高管薪酬议价空间、为寻租行为提供空间。本文便从这里切入。</w:t>
+        <w:t>围绕高管薪酬为何偏离“合理区间”，现有文献大致给出两类解释。“最优契约说”更看重市场竞争和治理约束，认为薪酬是董事会与高管博弈后的均衡安排，最终应对应高管边际贡献；“管理权力说”则把目光放在治理偏差上，强调在所有权与控制权分离的公司里，高管会借董事会构成、薪酬委员会安排和信息披露节奏抬高自身报酬。就中国上市公司而言，后一视角更贴近现实：信息不对称较强、内部控制质量参差、独立董事独立性也有限，这些因素都会放大管理层自利空间。财政补贴作为外部资源进入企业后，会增加可支配资金，也会抬高高管的薪酬议价空间，为寻租留出余地。下文便从这一点展开。</w:t>
       </w:r>
     </w:p>
     <w:p>
@@ -2906,28 +2811,7 @@
         <w:jc w:val="both"/>
       </w:pPr>
       <w:r>
-        <w:rPr>
-          <w:rFonts w:hint="eastAsia" w:ascii="Times New Roman" w:hAnsi="Times New Roman" w:eastAsia="宋体"/>
-          <w:b w:val="0"/>
-          <w:sz w:val="21"/>
-        </w:rPr>
-        <w:t>围绕这一主题，本文集中回答四个相互关联的议题：在已经获得财政补贴的上市公司内部，补贴强度在控制企业基本特征后是否与高管超额薪酬存在显著正向关联？管理层权力是否可能在两者之间形成传导路径，即补贴强度变化会不会通过改变权力结构传导到超额薪酬？这一关联在不同产权性质和行业管制强度下是否呈现差异？机器学习补充验证能否从特征重要性、SHAP</w:t>
-      </w:r>
-      <w:r>
-        <w:rPr>
-          <w:rFonts w:ascii="Times New Roman" w:hAnsi="Times New Roman" w:eastAsia="宋体"/>
-          <w:b w:val="0"/>
-          <w:sz w:val="21"/>
-        </w:rPr>
-        <w:t xml:space="preserve"> </w:t>
-      </w:r>
-      <w:r>
-        <w:rPr>
-          <w:rFonts w:hint="eastAsia" w:ascii="Times New Roman" w:hAnsi="Times New Roman" w:eastAsia="宋体"/>
-          <w:b w:val="0"/>
-          <w:sz w:val="21"/>
-        </w:rPr>
-        <w:t>边际贡献、系数保留与方向一致性、部分依赖趋势四个角度，为基准回归提供补充观察？</w:t>
+        <w:t>围绕上述线索，下文依次追问四个彼此衔接的命题：在已经获得财政补贴的上市公司内部，控制企业基本特征后，补贴强度是否仍与高管超额薪酬呈显著正相关；管理层权力会不会在两者之间形成传导通道，即补贴强度变化是否会先改变权力结构，再传到超额薪酬；这种联系在不同产权性质和行业管制强度下会不会出现分化；机器学习补充检验能否从特征重要性、SHAP边际贡献、系数保留与方向一致性、部分依赖趋势四个角度，为基准回归提供额外佐证。</w:t>
       </w:r>
     </w:p>
     <w:bookmarkEnd w:id="0"/>
@@ -2971,13 +2855,7 @@
         </w:rPr>
       </w:pPr>
       <w:r>
-        <w:rPr>
-          <w:rFonts w:hint="eastAsia"/>
-          <w:b w:val="0"/>
-          <w:sz w:val="21"/>
-          <w:lang w:val="en-US" w:eastAsia="zh-CN"/>
-        </w:rPr>
-        <w:t>本文的核心议题是检验已获补贴企业内部的补贴强度差异是否与高管超额薪酬存在系统关联。</w:t>
+        <w:t>全文真正想回答的是：在已经拿到补贴的企业里，补贴额度高低会不会稳定对应更高的高管超额薪酬。</w:t>
       </w:r>
     </w:p>
     <w:p>
@@ -2987,28 +2865,7 @@
         <w:jc w:val="both"/>
       </w:pPr>
       <w:r>
-        <w:rPr>
-          <w:rFonts w:hint="eastAsia" w:ascii="Times New Roman" w:hAnsi="Times New Roman" w:eastAsia="宋体"/>
-          <w:b w:val="0"/>
-          <w:sz w:val="21"/>
-        </w:rPr>
-        <w:t>在理论层面，本文将政府补贴这一政策变量纳入高管超额薪酬的经验结构，把“外部资源输入”与“内部权力结构”纳入同一条解释链。实证设计上主动区分“是否获得补贴”和“获得补贴后的强弱差异”，把核心命题收束为已获补贴企业内部的强度效应，有助于避免把两个不同经济议题混成一条回归。测量层面采用</w:t>
-      </w:r>
-      <w:r>
-        <w:rPr>
-          <w:rFonts w:ascii="Times New Roman" w:hAnsi="Times New Roman" w:eastAsia="宋体"/>
-          <w:b w:val="0"/>
-          <w:sz w:val="21"/>
-        </w:rPr>
-        <w:t xml:space="preserve"> PCA </w:t>
-      </w:r>
-      <w:r>
-        <w:rPr>
-          <w:rFonts w:hint="eastAsia" w:ascii="Times New Roman" w:hAnsi="Times New Roman" w:eastAsia="宋体"/>
-          <w:b w:val="0"/>
-          <w:sz w:val="21"/>
-        </w:rPr>
-        <w:t>构造管理层权力综合指标，同时将固定效应、选择偏差校正和机器学习补充验证并行使用，使线性识别与非线性观察能够相互补充。</w:t>
+        <w:t>放在理论层面，文章把政府补贴拉进高管超额薪酬的讨论，不再只看公司内部治理，而是把政策性资源进入企业后的分配后果一并纳入。经验识别时，特意把“有没有补贴”同“拿到后多少”拆开，只在正补助样本里考察强度差异，避免不同层次的议题被同一个回归系数混在一起。管理层权力以 PCA 综合指数衡量；固定效应、选择偏差校正和机器学习补充检验则并行使用，用不同视角互相校对。</w:t>
       </w:r>
     </w:p>
     <w:p>
@@ -3018,80 +2875,7 @@
         <w:jc w:val="both"/>
       </w:pPr>
       <w:r>
-        <w:rPr>
-          <w:rFonts w:hint="eastAsia" w:ascii="Times New Roman" w:hAnsi="Times New Roman" w:eastAsia="宋体"/>
-          <w:b w:val="0"/>
-          <w:sz w:val="21"/>
-        </w:rPr>
-        <w:t>实践层面，本文更贴近政策和市场实践。</w:t>
-      </w:r>
-      <w:r>
-        <w:rPr>
-          <w:rFonts w:hint="eastAsia"/>
-          <w:b w:val="0"/>
-          <w:sz w:val="21"/>
-          <w:lang w:val="en-US" w:eastAsia="zh-CN"/>
-        </w:rPr>
-        <w:t>实证结论可补充财政监管部门的视野</w:t>
-      </w:r>
-      <w:r>
-        <w:rPr>
-          <w:rFonts w:hint="eastAsia" w:ascii="Times New Roman" w:hAnsi="Times New Roman" w:eastAsia="宋体"/>
-          <w:b w:val="0"/>
-          <w:sz w:val="21"/>
-        </w:rPr>
-        <w:t>，</w:t>
-      </w:r>
-      <w:r>
-        <w:rPr>
-          <w:rFonts w:hint="eastAsia"/>
-          <w:b w:val="0"/>
-          <w:sz w:val="21"/>
-          <w:lang w:val="en-US" w:eastAsia="zh-CN"/>
-        </w:rPr>
-        <w:t>加强对</w:t>
-      </w:r>
-      <w:r>
-        <w:rPr>
-          <w:rFonts w:hint="eastAsia" w:ascii="Times New Roman" w:hAnsi="Times New Roman" w:eastAsia="宋体"/>
-          <w:b w:val="0"/>
-          <w:sz w:val="21"/>
-        </w:rPr>
-        <w:t>已经获得补贴的企业在补贴强度上升后，是否同步出现高管薪酬异常抬升</w:t>
-      </w:r>
-      <w:r>
-        <w:rPr>
-          <w:rFonts w:hint="eastAsia"/>
-          <w:b w:val="0"/>
-          <w:sz w:val="21"/>
-          <w:lang w:val="en-US" w:eastAsia="zh-CN"/>
-        </w:rPr>
-        <w:t>的情况的关注</w:t>
-      </w:r>
-      <w:r>
-        <w:rPr>
-          <w:rFonts w:hint="eastAsia" w:ascii="Times New Roman" w:hAnsi="Times New Roman" w:eastAsia="宋体"/>
-          <w:b w:val="0"/>
-          <w:sz w:val="21"/>
-        </w:rPr>
-        <w:t>。对资本市场监管者来说，产权和行业异质性表明，民营企业和非管制行业中的补贴—薪酬联动值得重点核查；机器学习补充验证给出的财政补贴与核心基本面变量的相对重要性排序，可作为筛查线索的辅助参考。对</w:t>
-      </w:r>
-      <w:r>
-        <w:rPr>
-          <w:rFonts w:hint="eastAsia"/>
-          <w:b w:val="0"/>
-          <w:sz w:val="21"/>
-          <w:lang w:val="en-US" w:eastAsia="zh-CN"/>
-        </w:rPr>
-        <w:t>于</w:t>
-      </w:r>
-      <w:r>
-        <w:rPr>
-          <w:rFonts w:hint="eastAsia" w:ascii="Times New Roman" w:hAnsi="Times New Roman" w:eastAsia="宋体"/>
-          <w:b w:val="0"/>
-          <w:sz w:val="21"/>
-        </w:rPr>
-        <w:t>投资者和公众，理解补贴与薪酬之间潜在联系及其边界，有助于评估上市公司治理质量和财政资金的实际使用效率。</w:t>
+        <w:t>落到实际层面，这一讨论对应的是补贴监管和公司治理能否真正衔接。文中证据可提醒财政监管部门：当已获补贴企业的补贴额度继续上升时，是否同时出现高管薪酬异常抬升，值得持续盯住。对资本市场监管者来说，产权和行业分组给出的差异说明，民营企业与非管制行业更需要被重点核查；机器学习部分给出的变量排序，也可作为筛查线索之一。对投资者和公众而言，弄清这类联动出现在哪些边界内，也有助于判断公司治理质量与财政资金使用效率。</w:t>
       </w:r>
     </w:p>
     <w:bookmarkEnd w:id="2"/>
@@ -3154,29 +2938,7 @@
         <w:jc w:val="both"/>
       </w:pPr>
       <w:r>
-        <w:rPr>
-          <w:rFonts w:hint="eastAsia" w:ascii="Times New Roman" w:hAnsi="Times New Roman" w:eastAsia="宋体"/>
-          <w:b w:val="0"/>
-          <w:sz w:val="21"/>
-        </w:rPr>
-        <w:t>高管超额薪酬这一议题的核心困难不在于发现“薪酬高”，在于区分哪些部分属于正常激励、哪些已偏离合理边界。早期文献常直接使用CEO绝对薪酬规模作代理变量，操作简便但难以将企业规模、业绩补偿和治理失灵带来的额外收益分开。Bebchuk和Fried（2003）</w:t>
-      </w:r>
-      <w:r>
-        <w:rPr>
-          <w:rFonts w:ascii="Times New Roman" w:hAnsi="Times New Roman" w:eastAsia="宋体"/>
-          <w:b w:val="0"/>
-          <w:sz w:val="21"/>
-          <w:vertAlign w:val="superscript"/>
-        </w:rPr>
-        <w:t>[2]</w:t>
-      </w:r>
-      <w:r>
-        <w:rPr>
-          <w:rFonts w:hint="eastAsia" w:ascii="Times New Roman" w:hAnsi="Times New Roman" w:eastAsia="宋体"/>
-          <w:b w:val="0"/>
-          <w:sz w:val="21"/>
-        </w:rPr>
-        <w:t>将讨论视角从“薪酬高不高”转向“薪酬契约如何形成”，指出所有权分散的上市公司中，管理层可通过干预董事会提名、薪酬委员会构成和条款设计来抬高自身报酬。期权、退休福利和其他隐性收益因此成为识别管理权力的重要窗口。</w:t>
+        <w:t>高管超额薪酬这一议题的核心困难不在于识别“薪酬高”，在于区分哪些部分属于正常激励、哪些已偏离合理边界。早期文献常直接使用CEO绝对薪酬规模作代理变量，操作简便但难以将企业规模、业绩补偿和治理失灵带来的额外收益分开。Bebchuk和Fried（2003）[2]将讨论视角从“薪酬高不高”转向“薪酬契约如何形成”，谈到所有权分散的上市公司中，管理层可通过干预董事会提名、薪酬委员会构成和条款设计来抬高自身报酬。期权、退休福利和其他隐性收益因此成为识别管理权力的重要窗口。</w:t>
       </w:r>
     </w:p>
     <w:p>
@@ -3186,29 +2948,7 @@
         <w:jc w:val="both"/>
       </w:pPr>
       <w:r>
-        <w:rPr>
-          <w:rFonts w:hint="eastAsia" w:ascii="Times New Roman" w:hAnsi="Times New Roman" w:eastAsia="宋体"/>
-          <w:b w:val="0"/>
-          <w:sz w:val="21"/>
-        </w:rPr>
-        <w:t>Core等（1999）</w:t>
-      </w:r>
-      <w:r>
-        <w:rPr>
-          <w:rFonts w:ascii="Times New Roman" w:hAnsi="Times New Roman" w:eastAsia="宋体"/>
-          <w:b w:val="0"/>
-          <w:sz w:val="21"/>
-          <w:vertAlign w:val="superscript"/>
-        </w:rPr>
-        <w:t>[5]</w:t>
-      </w:r>
-      <w:r>
-        <w:rPr>
-          <w:rFonts w:hint="eastAsia" w:ascii="Times New Roman" w:hAnsi="Times New Roman" w:eastAsia="宋体"/>
-          <w:b w:val="0"/>
-          <w:sz w:val="21"/>
-        </w:rPr>
-        <w:t>将这一讨论推进到可操作的实证层面：利用公司治理、规模、业绩、风险、行业和年份等变量估计“应得”薪酬，将残差视为超额薪酬。这一方法不会将所有高薪归入异常，它先给出基准，再识别偏离基准的部分是否与权力结构有关。后续大量文献沿用了这一残差口径，经验工作也沿着该框架展开，并在样本处理和变量设定上作了贴合中国上市公司情境的调整。</w:t>
+        <w:t>Core等（1999）[5]将这一讨论推进到可操作的实证层面：利用公司治理、规模、业绩、风险、行业和年份等变量估计“应得”薪酬，将残差视为超额薪酬。这一方法不会将所有高薪归入异常，它先给出基准，再识别偏离基准的部分是否与权力结构有关。后续大量文献沿用了这一残差口径，经验工作也沿着该路径展开，并在样本处理和变量设定上作了贴合中国上市公司情境的调整。</w:t>
       </w:r>
     </w:p>
     <w:p>
@@ -3218,80 +2958,7 @@
         <w:jc w:val="both"/>
       </w:pPr>
       <w:r>
-        <w:rPr>
-          <w:rFonts w:hint="eastAsia" w:ascii="Times New Roman" w:hAnsi="Times New Roman" w:eastAsia="宋体"/>
-          <w:b w:val="0"/>
-          <w:sz w:val="21"/>
-        </w:rPr>
-        <w:t>放到中国样本里，这条思路也得到了进一步延展。Bu等（2019）</w:t>
-      </w:r>
-      <w:r>
-        <w:rPr>
-          <w:rFonts w:ascii="Times New Roman" w:hAnsi="Times New Roman" w:eastAsia="宋体"/>
-          <w:b w:val="0"/>
-          <w:sz w:val="21"/>
-          <w:vertAlign w:val="superscript"/>
-        </w:rPr>
-        <w:t>[4]</w:t>
-      </w:r>
-      <w:r>
-        <w:rPr>
-          <w:rFonts w:hint="eastAsia" w:ascii="Times New Roman" w:hAnsi="Times New Roman" w:eastAsia="宋体"/>
-          <w:b w:val="0"/>
-          <w:sz w:val="21"/>
-        </w:rPr>
-        <w:t>更关注高管与员工之间的薪酬差距，罗昆、曹光宇（2015）</w:t>
-      </w:r>
-      <w:r>
-        <w:rPr>
-          <w:rFonts w:ascii="Times New Roman" w:hAnsi="Times New Roman" w:eastAsia="宋体"/>
-          <w:b w:val="0"/>
-          <w:sz w:val="21"/>
-          <w:vertAlign w:val="superscript"/>
-        </w:rPr>
-        <w:t>[23]</w:t>
-      </w:r>
-      <w:r>
-        <w:rPr>
-          <w:rFonts w:hint="eastAsia" w:ascii="Times New Roman" w:hAnsi="Times New Roman" w:eastAsia="宋体"/>
-          <w:b w:val="0"/>
-          <w:sz w:val="21"/>
-        </w:rPr>
-        <w:t>则直接使用残差法刻画超额薪酬，二者切入点不同，却都把政府补贴纳入了解释框架，并得到补贴与高管额外收益正向联系的结论。吴妍（2019）</w:t>
-      </w:r>
-      <w:r>
-        <w:rPr>
-          <w:rFonts w:ascii="Times New Roman" w:hAnsi="Times New Roman" w:eastAsia="宋体"/>
-          <w:b w:val="0"/>
-          <w:sz w:val="21"/>
-          <w:vertAlign w:val="superscript"/>
-        </w:rPr>
-        <w:t>[29]</w:t>
-      </w:r>
-      <w:r>
-        <w:rPr>
-          <w:rFonts w:hint="eastAsia" w:ascii="Times New Roman" w:hAnsi="Times New Roman" w:eastAsia="宋体"/>
-          <w:b w:val="0"/>
-          <w:sz w:val="21"/>
-        </w:rPr>
-        <w:t>、张莉莉（2019）</w:t>
-      </w:r>
-      <w:r>
-        <w:rPr>
-          <w:rFonts w:ascii="Times New Roman" w:hAnsi="Times New Roman" w:eastAsia="宋体"/>
-          <w:b w:val="0"/>
-          <w:sz w:val="21"/>
-          <w:vertAlign w:val="superscript"/>
-        </w:rPr>
-        <w:t>[32]</w:t>
-      </w:r>
-      <w:r>
-        <w:rPr>
-          <w:rFonts w:hint="eastAsia" w:ascii="Times New Roman" w:hAnsi="Times New Roman" w:eastAsia="宋体"/>
-          <w:b w:val="0"/>
-          <w:sz w:val="21"/>
-        </w:rPr>
-        <w:t>等学位论文则提供了更贴近中国制度环境的变量设定和样本处理经验。这至少表明，在中国资本市场语境下，把超额薪酬构造成一个可比较、可检验的经验变量是可行的。超额薪酬的形成并不只受高管自身权力变化牵动，企业获得的外部资源，尤其是财政补贴，也会进入这一过程，下一节即转入补贴分配逻辑及其公司行为效应的讨论。</w:t>
+        <w:t>放到中国样本里，这条思路也得到了进一步延展。Bu等（2019）[4]更关注高管与员工之间的薪酬差距，罗昆、曹光宇（2015）[23]则直接使用残差法刻画超额薪酬，二者切入点不同，却都把政府补贴纳入了解释结构，并得到补贴与高管额外收益正向联系的结论。吴妍（2019）[29]、张莉莉（2019）[32]等学位论文则提供了更贴近中国制度环境的变量设定和样本处理经验。这至少表明，在中国资本市场语境下，把超额薪酬构造成一个可比较、可检验的经验变量是可行的。超额薪酬的形成并不只受高管自身权力变化牵动，企业获得的外部资源，尤其是财政补贴，也会进入这一过程，下一节即转入补贴分配逻辑及其公司行为效应的讨论。</w:t>
       </w:r>
     </w:p>
     <w:bookmarkEnd w:id="4"/>
@@ -3327,55 +2994,7 @@
         <w:jc w:val="both"/>
       </w:pPr>
       <w:r>
-        <w:rPr>
-          <w:rFonts w:hint="eastAsia"/>
-          <w:b w:val="0"/>
-          <w:sz w:val="21"/>
-          <w:lang w:val="en-US" w:eastAsia="zh-CN"/>
-        </w:rPr>
-        <w:t>根据现有文献</w:t>
-      </w:r>
-      <w:r>
-        <w:rPr>
-          <w:rFonts w:hint="eastAsia" w:ascii="Times New Roman" w:hAnsi="Times New Roman" w:eastAsia="宋体"/>
-          <w:b w:val="0"/>
-          <w:sz w:val="21"/>
-        </w:rPr>
-        <w:t>，财政补贴不宜被理解为随机落入企业账户的外部资金。唐清泉和罗党论（2007）</w:t>
-      </w:r>
-      <w:r>
-        <w:rPr>
-          <w:rFonts w:ascii="Times New Roman" w:hAnsi="Times New Roman" w:eastAsia="宋体"/>
-          <w:b w:val="0"/>
-          <w:sz w:val="21"/>
-          <w:vertAlign w:val="superscript"/>
-        </w:rPr>
-        <w:t>[26]</w:t>
-      </w:r>
-      <w:r>
-        <w:rPr>
-          <w:rFonts w:hint="eastAsia" w:ascii="Times New Roman" w:hAnsi="Times New Roman" w:eastAsia="宋体"/>
-          <w:b w:val="0"/>
-          <w:sz w:val="21"/>
-        </w:rPr>
-        <w:t>指出，中国上市公司的补贴分配兼带产业政策导向和政治关联色彩，补贴能否获得本身就嵌入了企业特征与制度关系的筛选。潘红波、夏新平和余明桂（2008）</w:t>
-      </w:r>
-      <w:r>
-        <w:rPr>
-          <w:rFonts w:ascii="Times New Roman" w:hAnsi="Times New Roman" w:eastAsia="宋体"/>
-          <w:b w:val="0"/>
-          <w:sz w:val="21"/>
-          <w:vertAlign w:val="superscript"/>
-        </w:rPr>
-        <w:t>[25]</w:t>
-      </w:r>
-      <w:r>
-        <w:rPr>
-          <w:rFonts w:hint="eastAsia" w:ascii="Times New Roman" w:hAnsi="Times New Roman" w:eastAsia="宋体"/>
-          <w:b w:val="0"/>
-          <w:sz w:val="21"/>
-        </w:rPr>
-        <w:t>进一步发现政治关联更强的企业更容易获得政策支持。补贴兼具财务资源和治理关系的双重属性：它进入企业后会牵动利润表，并改变管理层在企业内部的资源支配位置。</w:t>
+        <w:t>根据现有文献，财政补贴不宜被理解为随机落入企业账户的外部资金。唐清泉和罗党论（2007）[26]提到，中国上市公司的补贴分配兼带产业政策导向和政治关联色彩，补贴能否获得本身就嵌入了企业特征与制度关系的筛选。潘红波、夏新平和余明桂（2008）[25]进一步看到政治关联更强的企业更容易获得政策支持。补贴兼具财务资源和治理关系的双重属性：它进入企业后会牵动利润表，并改变管理层在企业内部的资源支配位置。</w:t>
       </w:r>
     </w:p>
     <w:p>
@@ -3385,46 +3004,7 @@
         <w:jc w:val="both"/>
       </w:pPr>
       <w:r>
-        <w:rPr>
-          <w:rFonts w:hint="eastAsia" w:ascii="Times New Roman" w:hAnsi="Times New Roman" w:eastAsia="宋体"/>
-          <w:b w:val="0"/>
-          <w:sz w:val="21"/>
-        </w:rPr>
-        <w:t>Jiang等（2025）</w:t>
-      </w:r>
-      <w:r>
-        <w:rPr>
-          <w:rFonts w:ascii="Times New Roman" w:hAnsi="Times New Roman" w:eastAsia="宋体"/>
-          <w:b w:val="0"/>
-          <w:sz w:val="21"/>
-          <w:vertAlign w:val="superscript"/>
-        </w:rPr>
-        <w:t>[9]</w:t>
-      </w:r>
-      <w:r>
-        <w:rPr>
-          <w:rFonts w:hint="eastAsia" w:ascii="Times New Roman" w:hAnsi="Times New Roman" w:eastAsia="宋体"/>
-          <w:b w:val="0"/>
-          <w:sz w:val="21"/>
-        </w:rPr>
-        <w:t>将视角延伸至补贴到账后的资源消化环节，观察到政府补贴与管理冗余显著正相关，在内部控制较弱、社会信任基础较低的企业中这种关系更为明显。补贴未必自动转化为效率改进，某些情形下反而成为管理层可占用的松弛空间。李哲、王文翰和王遥（2022）</w:t>
-      </w:r>
-      <w:r>
-        <w:rPr>
-          <w:rFonts w:ascii="Times New Roman" w:hAnsi="Times New Roman" w:eastAsia="宋体"/>
-          <w:b w:val="0"/>
-          <w:sz w:val="21"/>
-          <w:vertAlign w:val="superscript"/>
-        </w:rPr>
-        <w:t>[19]</w:t>
-      </w:r>
-      <w:r>
-        <w:rPr>
-          <w:rFonts w:hint="eastAsia" w:ascii="Times New Roman" w:hAnsi="Times New Roman" w:eastAsia="宋体"/>
-          <w:b w:val="0"/>
-          <w:sz w:val="21"/>
-        </w:rPr>
-        <w:t>从披露端提供了另一条证据：部分企业会通过强化年报中的政策导向表述来提升补贴获取概率，提示补贴的形成过程本身就嵌入了信息策略和治理差异。补贴的获取和使用都并非中性过程，补贴进入企业后能否外溢到高管薪酬，取决于内部治理机制的约束强度。</w:t>
+        <w:t>Jiang等（2025）[9]把视角推进到补贴到账后的资源消化阶段，观察到政府补贴与管理冗余显著正相关，而且在内部控制偏弱、社会信任较低的企业里更为突出。也就是说，补贴并不会自动转成效率改进；在某些情形下，它反而会演化为管理层可以占用的松弛空间。李哲、王文翰和王遥（2022）[19]又从披露端给出另一项证据：部分企业会强化年报中的政策导向表述，以提升获取补贴的概率，这说明补贴形成过程本身就嵌入了信息策略和治理差异。补贴从获取到使用都不是中性过程，其能否外溢到高管薪酬端，仍取决于内部治理约束是否足够有力。</w:t>
       </w:r>
     </w:p>
     <w:bookmarkEnd w:id="6"/>
@@ -3460,46 +3040,7 @@
         <w:jc w:val="both"/>
       </w:pPr>
       <w:r>
-        <w:rPr>
-          <w:rFonts w:hint="eastAsia" w:ascii="Times New Roman" w:hAnsi="Times New Roman" w:eastAsia="宋体"/>
-          <w:b w:val="0"/>
-          <w:sz w:val="21"/>
-        </w:rPr>
-        <w:t>补贴能否外溢到薪酬端，很大程度上取决于企业内部的治理约束强度。步丹璐和王晓艳（2014）</w:t>
-      </w:r>
-      <w:r>
-        <w:rPr>
-          <w:rFonts w:ascii="Times New Roman" w:hAnsi="Times New Roman" w:eastAsia="宋体"/>
-          <w:b w:val="0"/>
-          <w:sz w:val="21"/>
-          <w:vertAlign w:val="superscript"/>
-        </w:rPr>
-        <w:t>[16]</w:t>
-      </w:r>
-      <w:r>
-        <w:rPr>
-          <w:rFonts w:hint="eastAsia" w:ascii="Times New Roman" w:hAnsi="Times New Roman" w:eastAsia="宋体"/>
-          <w:b w:val="0"/>
-          <w:sz w:val="21"/>
-        </w:rPr>
-        <w:t>观察到政府补助会扩大高管与员工之间的薪酬差距，治理约束较弱的企业表现更为明显。陈冬华、陈信元和万华林（2005）</w:t>
-      </w:r>
-      <w:r>
-        <w:rPr>
-          <w:rFonts w:ascii="Times New Roman" w:hAnsi="Times New Roman" w:eastAsia="宋体"/>
-          <w:b w:val="0"/>
-          <w:sz w:val="21"/>
-          <w:vertAlign w:val="superscript"/>
-        </w:rPr>
-        <w:t>[17]</w:t>
-      </w:r>
-      <w:r>
-        <w:rPr>
-          <w:rFonts w:hint="eastAsia" w:ascii="Times New Roman" w:hAnsi="Times New Roman" w:eastAsia="宋体"/>
-          <w:b w:val="0"/>
-          <w:sz w:val="21"/>
-        </w:rPr>
-        <w:t>讨论国有企业时指出，显性薪酬受限后管理层会转向在职消费、差旅费等更隐蔽的补偿渠道。综合来看，补贴对薪酬的外溢不一定体现为工资单上的直接增加，也会沿着治理薄弱环节转化为更隐性的收益安排。</w:t>
+        <w:t>补贴能否外溢到薪酬端，很大程度上取决于企业内部的治理约束强度。步丹璐和王晓艳（2014）[16]观察到政府补助会扩大高管与员工之间的薪酬差距，治理约束较弱的企业表现更为明显。陈冬华、陈信元和万华林（2005）[17]讨论国有企业时提到，显性薪酬受限后管理层会转向在职消费、差旅费等更隐蔽的补偿渠道。综合来看，补贴对薪酬的外溢不一定体现为工资单上的直接增加，也会沿着治理薄弱环节转化为更隐性的收益安排。</w:t>
       </w:r>
     </w:p>
     <w:p>
@@ -3558,80 +3099,7 @@
         <w:jc w:val="both"/>
       </w:pPr>
       <w:r>
-        <w:rPr>
-          <w:rFonts w:hint="eastAsia" w:ascii="Times New Roman" w:hAnsi="Times New Roman" w:eastAsia="宋体"/>
-          <w:b w:val="0"/>
-          <w:sz w:val="21"/>
-        </w:rPr>
-        <w:t>王克敏、王华杰、李栋栋等（2018）</w:t>
-      </w:r>
-      <w:r>
-        <w:rPr>
-          <w:rFonts w:ascii="Times New Roman" w:hAnsi="Times New Roman" w:eastAsia="宋体"/>
-          <w:b w:val="0"/>
-          <w:sz w:val="21"/>
-          <w:vertAlign w:val="superscript"/>
-        </w:rPr>
-        <w:t>[27]</w:t>
-      </w:r>
-      <w:r>
-        <w:rPr>
-          <w:rFonts w:hint="eastAsia" w:ascii="Times New Roman" w:hAnsi="Times New Roman" w:eastAsia="宋体"/>
-          <w:b w:val="0"/>
-          <w:sz w:val="21"/>
-        </w:rPr>
-        <w:t>将视角延伸至年报文本，得到业绩不佳或存在不利信息时企业更倾向于使用复杂表达，年报可读性低的企业高管超额薪酬也更高。信息披露并非单纯的事实呈现，它也容易成为提高解读成本、削弱外部监督的工具。连君莎（2020）</w:t>
-      </w:r>
-      <w:r>
-        <w:rPr>
-          <w:rFonts w:ascii="Times New Roman" w:hAnsi="Times New Roman" w:eastAsia="宋体"/>
-          <w:b w:val="0"/>
-          <w:sz w:val="21"/>
-          <w:vertAlign w:val="superscript"/>
-        </w:rPr>
-        <w:t>[28]</w:t>
-      </w:r>
-      <w:r>
-        <w:rPr>
-          <w:rFonts w:hint="eastAsia" w:ascii="Times New Roman" w:hAnsi="Times New Roman" w:eastAsia="宋体"/>
-          <w:b w:val="0"/>
-          <w:sz w:val="21"/>
-        </w:rPr>
-        <w:t>、章海浪（2021）</w:t>
-      </w:r>
-      <w:r>
-        <w:rPr>
-          <w:rFonts w:ascii="Times New Roman" w:hAnsi="Times New Roman" w:eastAsia="宋体"/>
-          <w:b w:val="0"/>
-          <w:sz w:val="21"/>
-          <w:vertAlign w:val="superscript"/>
-        </w:rPr>
-        <w:t>[31]</w:t>
-      </w:r>
-      <w:r>
-        <w:rPr>
-          <w:rFonts w:hint="eastAsia" w:ascii="Times New Roman" w:hAnsi="Times New Roman" w:eastAsia="宋体"/>
-          <w:b w:val="0"/>
-          <w:sz w:val="21"/>
-        </w:rPr>
-        <w:t>、徐坤（2021）</w:t>
-      </w:r>
-      <w:r>
-        <w:rPr>
-          <w:rFonts w:ascii="Times New Roman" w:hAnsi="Times New Roman" w:eastAsia="宋体"/>
-          <w:b w:val="0"/>
-          <w:sz w:val="21"/>
-          <w:vertAlign w:val="superscript"/>
-        </w:rPr>
-        <w:t>[30]</w:t>
-      </w:r>
-      <w:r>
-        <w:rPr>
-          <w:rFonts w:hint="eastAsia" w:ascii="Times New Roman" w:hAnsi="Times New Roman" w:eastAsia="宋体"/>
-          <w:b w:val="0"/>
-          <w:sz w:val="21"/>
-        </w:rPr>
-        <w:t>分别从内部控制、薪酬公平和管理层语调角度进一步补充了这一判断：补贴、治理与薪酬的联系需要在信息透明度和监督强度的差异中理解。上述文献主要依赖线性计量框架，而补贴与薪酬之间可能存在的非线性关系和交互结构，则需要借助机器学习工具加以补充观察。</w:t>
+        <w:t>王克敏、王华杰、李栋栋等（2018）[27]将视角延伸至年报文本，得到业绩不佳或存在不利信息时企业更倾向于使用复杂表达，年报可读性低的企业高管超额薪酬也更高。信息披露并非单纯的事实呈现，它也容易成为提高解读成本、削弱外部监督的工具。连君莎（2020）[28]、章海浪（2021）[31]、徐坤（2021）[30]分别从内部控制、薪酬公平和管理层语调角度进一步补充了这一判断：补贴、治理与薪酬的联系需要在信息透明度和监督强度的差异中理解。上述文献主要依赖线性计量设定，而补贴与薪酬之间存在的非线性关系和交互结构，则需要借助机器学习工具加以补充观察。</w:t>
       </w:r>
     </w:p>
     <w:bookmarkEnd w:id="8"/>
@@ -3667,112 +3135,7 @@
         <w:jc w:val="both"/>
       </w:pPr>
       <w:r>
-        <w:rPr>
-          <w:rFonts w:hint="eastAsia" w:ascii="Times New Roman" w:hAnsi="Times New Roman" w:eastAsia="宋体"/>
-          <w:b w:val="0"/>
-          <w:sz w:val="21"/>
-        </w:rPr>
-        <w:t>机器学习文献与本文的关联在于，它能处理线性回归不太擅长处理的情形。Li（2008）</w:t>
-      </w:r>
-      <w:r>
-        <w:rPr>
-          <w:rFonts w:ascii="Times New Roman" w:hAnsi="Times New Roman" w:eastAsia="宋体"/>
-          <w:b w:val="0"/>
-          <w:sz w:val="21"/>
-          <w:vertAlign w:val="superscript"/>
-        </w:rPr>
-        <w:t>[11]</w:t>
-      </w:r>
-      <w:r>
-        <w:rPr>
-          <w:rFonts w:hint="eastAsia" w:ascii="Times New Roman" w:hAnsi="Times New Roman" w:eastAsia="宋体"/>
-          <w:b w:val="0"/>
-          <w:sz w:val="21"/>
-        </w:rPr>
-        <w:t>较早将文本特征与经济后果联系起来，这意味着非结构化信息也可以进入会计议题。Gu、Kelly</w:t>
-      </w:r>
-      <w:r>
-        <w:rPr>
-          <w:rFonts w:ascii="Times New Roman" w:hAnsi="Times New Roman" w:eastAsia="宋体"/>
-          <w:b w:val="0"/>
-          <w:sz w:val="21"/>
-        </w:rPr>
-        <w:t xml:space="preserve"> </w:t>
-      </w:r>
-      <w:r>
-        <w:rPr>
-          <w:rFonts w:hint="eastAsia" w:ascii="Times New Roman" w:hAnsi="Times New Roman" w:eastAsia="宋体"/>
-          <w:b w:val="0"/>
-          <w:sz w:val="21"/>
-        </w:rPr>
-        <w:t>和</w:t>
-      </w:r>
-      <w:r>
-        <w:rPr>
-          <w:rFonts w:ascii="Times New Roman" w:hAnsi="Times New Roman" w:eastAsia="宋体"/>
-          <w:b w:val="0"/>
-          <w:sz w:val="21"/>
-        </w:rPr>
-        <w:t xml:space="preserve"> </w:t>
-      </w:r>
-      <w:r>
-        <w:rPr>
-          <w:rFonts w:hint="eastAsia" w:ascii="Times New Roman" w:hAnsi="Times New Roman" w:eastAsia="宋体"/>
-          <w:b w:val="0"/>
-          <w:sz w:val="21"/>
-        </w:rPr>
-        <w:t>Xiu（2020）</w:t>
-      </w:r>
-      <w:r>
-        <w:rPr>
-          <w:rFonts w:ascii="Times New Roman" w:hAnsi="Times New Roman" w:eastAsia="宋体"/>
-          <w:b w:val="0"/>
-          <w:sz w:val="21"/>
-          <w:vertAlign w:val="superscript"/>
-        </w:rPr>
-        <w:t>[7]</w:t>
-      </w:r>
-      <w:r>
-        <w:rPr>
-          <w:rFonts w:hint="eastAsia" w:ascii="Times New Roman" w:hAnsi="Times New Roman" w:eastAsia="宋体"/>
-          <w:b w:val="0"/>
-          <w:sz w:val="21"/>
-        </w:rPr>
-        <w:t>在实证资产定价领域系统比较了多种机器学习工具，提示集成树和神经网络在捕捉非线性模式上具有显著优势。Perols、Bowen、Zimmermann等（2017）</w:t>
-      </w:r>
-      <w:r>
-        <w:rPr>
-          <w:rFonts w:ascii="Times New Roman" w:hAnsi="Times New Roman" w:eastAsia="宋体"/>
-          <w:b w:val="0"/>
-          <w:sz w:val="21"/>
-          <w:vertAlign w:val="superscript"/>
-        </w:rPr>
-        <w:t>[12]</w:t>
-      </w:r>
-      <w:r>
-        <w:rPr>
-          <w:rFonts w:hint="eastAsia" w:ascii="Times New Roman" w:hAnsi="Times New Roman" w:eastAsia="宋体"/>
-          <w:b w:val="0"/>
-          <w:sz w:val="21"/>
-        </w:rPr>
-        <w:t>在财务舞弊识别中观察到，随机森林、神经网络和Boosting等方法相较传统逻辑回归有更好的预测表现，关键在于模型能自动捕捉更高阶的交互结构。陆瑶、张叶青、黎波和赵浩宇（2020）</w:t>
-      </w:r>
-      <w:r>
-        <w:rPr>
-          <w:rFonts w:ascii="Times New Roman" w:hAnsi="Times New Roman" w:eastAsia="宋体"/>
-          <w:b w:val="0"/>
-          <w:sz w:val="21"/>
-          <w:vertAlign w:val="superscript"/>
-        </w:rPr>
-        <w:t>[21]</w:t>
-      </w:r>
-      <w:r>
-        <w:rPr>
-          <w:rFonts w:hint="eastAsia" w:ascii="Times New Roman" w:hAnsi="Times New Roman" w:eastAsia="宋体"/>
-          <w:b w:val="0"/>
-          <w:sz w:val="21"/>
-        </w:rPr>
-        <w:t>将梯度提升树用于高管特征与公司业绩关系的考察，显示某些变量的作用不一定沿线性方式平稳展开，在特定区间或特定组合下才明显增强。</w:t>
+        <w:t>机器学习与文中议题的关联，在于它能补上线性回归不太容易捕捉的部分。Li（2008）[11]较早把文本特征与经济后果联系起来，说明非结构化信息同样可以进入会计议题。Gu、Kelly 和 Xiu（2020）[7]在实证资产定价中系统比较多类机器学习工具，显示集成树和神经网络在识别非线性模式上更有优势。Perols、Bowen、Zimmermann等（2017）[12]在财务舞弊识别场景下也看到，随机森林、神经网络和 Boosting 相比传统逻辑回归往往有更好的预测表现，关键就在于模型能够自动捕捉高阶交互。陆瑶、张叶青、黎波和赵浩宇（2020）[21]将梯度提升树用于高管特征与公司业绩的考察，同样看到部分变量并不沿线性方式平稳变化，而是在特定区间或特定组合下才明显增强。</w:t>
       </w:r>
     </w:p>
     <w:p>
@@ -3782,80 +3145,7 @@
         <w:jc w:val="both"/>
       </w:pPr>
       <w:r>
-        <w:rPr>
-          <w:rFonts w:hint="eastAsia" w:ascii="Times New Roman" w:hAnsi="Times New Roman" w:eastAsia="宋体"/>
-          <w:b w:val="0"/>
-          <w:sz w:val="21"/>
-        </w:rPr>
-        <w:t>后续文献将这一思路扩展到文本分析和异常识别。马长峰、陈志娟和张顺明（2020）</w:t>
-      </w:r>
-      <w:r>
-        <w:rPr>
-          <w:rFonts w:ascii="Times New Roman" w:hAnsi="Times New Roman" w:eastAsia="宋体"/>
-          <w:b w:val="0"/>
-          <w:sz w:val="21"/>
-          <w:vertAlign w:val="superscript"/>
-        </w:rPr>
-        <w:t>[24]</w:t>
-      </w:r>
-      <w:r>
-        <w:rPr>
-          <w:rFonts w:hint="eastAsia" w:ascii="Times New Roman" w:hAnsi="Times New Roman" w:eastAsia="宋体"/>
-          <w:b w:val="0"/>
-          <w:sz w:val="21"/>
-        </w:rPr>
-        <w:t>在综述中提到，机器学习更适合承担探索性和补充性任务，不宜直接替代因果推断。Rjiba、Saadi、Boubaker等（2021）</w:t>
-      </w:r>
-      <w:r>
-        <w:rPr>
-          <w:rFonts w:ascii="Times New Roman" w:hAnsi="Times New Roman" w:eastAsia="宋体"/>
-          <w:b w:val="0"/>
-          <w:sz w:val="21"/>
-          <w:vertAlign w:val="superscript"/>
-        </w:rPr>
-        <w:t>[13]</w:t>
-      </w:r>
-      <w:r>
-        <w:rPr>
-          <w:rFonts w:hint="eastAsia" w:ascii="Times New Roman" w:hAnsi="Times New Roman" w:eastAsia="宋体"/>
-          <w:b w:val="0"/>
-          <w:sz w:val="21"/>
-        </w:rPr>
-        <w:t>说明年报可读性会作用于权益资本成本，Bhattacharya和Mićković（2024）</w:t>
-      </w:r>
-      <w:r>
-        <w:rPr>
-          <w:rFonts w:ascii="Times New Roman" w:hAnsi="Times New Roman" w:eastAsia="宋体"/>
-          <w:b w:val="0"/>
-          <w:sz w:val="21"/>
-          <w:vertAlign w:val="superscript"/>
-        </w:rPr>
-        <w:t>[3]</w:t>
-      </w:r>
-      <w:r>
-        <w:rPr>
-          <w:rFonts w:hint="eastAsia" w:ascii="Times New Roman" w:hAnsi="Times New Roman" w:eastAsia="宋体"/>
-          <w:b w:val="0"/>
-          <w:sz w:val="21"/>
-        </w:rPr>
-        <w:t>、Ketelaar和Mićković（2025）</w:t>
-      </w:r>
-      <w:r>
-        <w:rPr>
-          <w:rFonts w:ascii="Times New Roman" w:hAnsi="Times New Roman" w:eastAsia="宋体"/>
-          <w:b w:val="0"/>
-          <w:sz w:val="21"/>
-          <w:vertAlign w:val="superscript"/>
-        </w:rPr>
-        <w:t>[10]</w:t>
-      </w:r>
-      <w:r>
-        <w:rPr>
-          <w:rFonts w:hint="eastAsia" w:ascii="Times New Roman" w:hAnsi="Times New Roman" w:eastAsia="宋体"/>
-          <w:b w:val="0"/>
-          <w:sz w:val="21"/>
-        </w:rPr>
-        <w:t>则将上下文语言学习与人工智能方法用于舞弊和异常识别。这些工作的启发在于：当财政补贴与超额薪酬之间可能存在区间效应、交互结构或非线性关系时，机器学习可作为补充观察工具，但不应替代基准回归的主体地位。综合以上四个维度的文献积累，下面对现有文献的总体贡献和仍待填补的空白进行述评。</w:t>
+        <w:t>后续文献将这一思路扩展到文本识别和异常识别。马长峰、陈志娟和张顺明（2020）[24]在综述中提到，机器学习更适合承担探索性和补充性任务，不宜直接替代因果推断。Rjiba、Saadi、Boubaker等（2021）[13]说明年报可读性会牵动权益资本成本，Bhattacharya和Mićković（2024）[3]、Ketelaar和Mićković（2025）[10]则将上下文语言学习与人工智能方法用于舞弊和异常识别。这些工作的启发在于：当财政补贴与超额薪酬之间存在区间效应、交互结构或非线性关系时，机器学习可作为补充观察工具，但不应替代基准回归的主体地位。综合以上四个维度的文献积累，下面对现有文献的总体贡献和仍待填补的空白进行述评。</w:t>
       </w:r>
     </w:p>
     <w:bookmarkEnd w:id="9"/>
@@ -3891,12 +3181,7 @@
         <w:jc w:val="both"/>
       </w:pPr>
       <w:r>
-        <w:rPr>
-          <w:rFonts w:hint="eastAsia" w:ascii="Times New Roman" w:hAnsi="Times New Roman" w:eastAsia="宋体"/>
-          <w:b w:val="0"/>
-          <w:sz w:val="21"/>
-        </w:rPr>
-        <w:t>综合前述文献，现有文献对几个基础命题已形成较清晰的认识：超额薪酬的界定与测量已有较稳定的处理路径，财政补贴对高管收入的作用在中国情境下积累了不少证据，内部控制、媒体监督和披露复杂性等因素对补贴效应强弱的调节效应也得到了较多支持。</w:t>
+        <w:t>综合前述文献，现有文献对几个基础命题已形成较清晰的认识：超额薪酬的界定与测量已有较稳定的处理路径，财政补贴对高管收入的外溢在中国情境下积累了不少证据，内部控制、媒体监督和披露复杂性等因素对补贴效应强弱的调节效应也得到了较多支持。</w:t>
       </w:r>
     </w:p>
     <w:p>
@@ -3950,71 +3235,7 @@
         <w:jc w:val="both"/>
       </w:pPr>
       <w:r>
-        <w:rPr>
-          <w:rFonts w:hint="eastAsia"/>
-          <w:b w:val="0"/>
-          <w:sz w:val="21"/>
-          <w:lang w:val="en-US" w:eastAsia="zh-CN"/>
-        </w:rPr>
-        <w:t>本文设计了两部分技术路线</w:t>
-      </w:r>
-      <w:r>
-        <w:rPr>
-          <w:rFonts w:hint="eastAsia" w:ascii="Times New Roman" w:hAnsi="Times New Roman" w:eastAsia="宋体"/>
-          <w:b w:val="0"/>
-          <w:sz w:val="21"/>
-        </w:rPr>
-        <w:t>。前半部分完成文献梳理与理论推演，明确两条检验主线：财政补贴与高管超额薪酬是否存在稳定联系，管理层权力是否承担传导角色。</w:t>
-      </w:r>
-      <w:r>
-        <w:rPr>
-          <w:rFonts w:hint="eastAsia"/>
-          <w:b w:val="0"/>
-          <w:sz w:val="21"/>
-          <w:lang w:val="en-US" w:eastAsia="zh-CN"/>
-        </w:rPr>
-        <w:t>后半部分</w:t>
-      </w:r>
-      <w:r>
-        <w:rPr>
-          <w:rFonts w:hint="eastAsia" w:ascii="Times New Roman" w:hAnsi="Times New Roman" w:eastAsia="宋体"/>
-          <w:b w:val="0"/>
-          <w:sz w:val="21"/>
-        </w:rPr>
-        <w:t>进入基准计量，利用CSMAR面板数据和Core等（1999）</w:t>
-      </w:r>
-      <w:r>
-        <w:rPr>
-          <w:rFonts w:ascii="Times New Roman" w:hAnsi="Times New Roman" w:eastAsia="宋体"/>
-          <w:b w:val="0"/>
-          <w:sz w:val="21"/>
-          <w:vertAlign w:val="superscript"/>
-        </w:rPr>
-        <w:t>[5]</w:t>
-      </w:r>
-      <w:r>
-        <w:rPr>
-          <w:rFonts w:hint="eastAsia" w:ascii="Times New Roman" w:hAnsi="Times New Roman" w:eastAsia="宋体"/>
-          <w:b w:val="0"/>
-          <w:sz w:val="21"/>
-        </w:rPr>
-        <w:t>的设定构造超额薪酬变量，把基准回归聚焦为“上一年已获得补贴企业内部的补贴强度效应”：在公司和年份固定效应下，检验滞后一期正补助对数是否与</w:t>
-      </w:r>
-      <w:r>
-        <w:rPr>
-          <w:rFonts w:ascii="Times New Roman" w:hAnsi="Times New Roman" w:eastAsia="宋体"/>
-          <w:b w:val="0"/>
-          <w:sz w:val="21"/>
-        </w:rPr>
-        <w:t xml:space="preserve"> Overpay </w:t>
-      </w:r>
-      <w:r>
-        <w:rPr>
-          <w:rFonts w:hint="eastAsia" w:ascii="Times New Roman" w:hAnsi="Times New Roman" w:eastAsia="宋体"/>
-          <w:b w:val="0"/>
-          <w:sz w:val="21"/>
-        </w:rPr>
-        <w:t>同步变化。更严格的行业×年份固定效应、选择偏差校正和事件动态检验用于收紧识别边界，中介检验观察权力渠道是否存在，异质性分析判断联系是否随制度情境而分化。</w:t>
+        <w:t>技术路线可以分成两个衔接步骤。先做文献梳理和理论推演，把全文的检验任务压缩成两件事：一是看财政补贴与高管超额薪酬是否稳定同向，二是看管理层权力是否夹在中间形成传导。随后进入计量部分，依托 CSMAR 面板数据，并按 Core等（1999）[5] 的设定构造超额薪酬变量，把基准回归限定在“上一年已经拿到补贴”的公司年度之内，在公司和年份固定效应下考察滞后一期正补助对数与 Overpay 的对应变化。再往后，行业×年份固定效应、选择偏差校正和事件动态检验用来收紧识别边界；中介检验和异质性考察则分别对应路径与情境差异。</w:t>
       </w:r>
     </w:p>
     <w:p>
@@ -4024,12 +3245,7 @@
         <w:jc w:val="both"/>
       </w:pPr>
       <w:r>
-        <w:rPr>
-          <w:rFonts w:hint="eastAsia" w:ascii="Times New Roman" w:hAnsi="Times New Roman" w:eastAsia="宋体"/>
-          <w:b w:val="0"/>
-          <w:sz w:val="21"/>
-        </w:rPr>
-        <w:t>机器学习补充验证置于第四章稳健性检验之后，与基准回归保持相同的样本边界和核心变量口径。随机森林复核财政补贴与控制变量的相对重要性；SHAP补充解释财政补贴的边际贡献强度；Lasso检验财政补贴变量是否被保留且方向一致；XGBoost则通过特征重要性与财政补贴的部分依赖图，观察更灵活模型中的趋势是否与OLS一致。</w:t>
+        <w:t>机器学习部分放在第四章稳健性检验之后，样本边界和核心变量口径都不另起炉灶。随机森林主要比较财政补贴和控制变量的相对重要性，SHAP补看财政补贴的边际贡献强弱，Lasso用来确认该变量是否仍被保留且方向不变，XGBoost则借特征重要性和部分依赖图观察更灵活设定下的走势是否仍与 OLS 相近。</w:t>
       </w:r>
     </w:p>
     <w:p>
@@ -4229,63 +3445,7 @@
         <w:jc w:val="both"/>
       </w:pPr>
       <w:r>
-        <w:rPr>
-          <w:rFonts w:hint="eastAsia" w:ascii="Times New Roman" w:hAnsi="Times New Roman" w:eastAsia="宋体"/>
-          <w:b w:val="0"/>
-          <w:sz w:val="21"/>
-        </w:rPr>
-        <w:t>从经济性质看，财政补贴并非</w:t>
-      </w:r>
-      <w:r>
-        <w:rPr>
-          <w:rFonts w:hint="eastAsia"/>
-          <w:b w:val="0"/>
-          <w:sz w:val="21"/>
-          <w:lang w:val="en-US" w:eastAsia="zh-CN"/>
-        </w:rPr>
-        <w:t>指</w:t>
-      </w:r>
-      <w:r>
-        <w:rPr>
-          <w:rFonts w:hint="eastAsia" w:ascii="Times New Roman" w:hAnsi="Times New Roman" w:eastAsia="宋体"/>
-          <w:b w:val="0"/>
-          <w:sz w:val="21"/>
-        </w:rPr>
-        <w:t>企业依靠市场竞争创造的经营收入，是</w:t>
-      </w:r>
-      <w:r>
-        <w:rPr>
-          <w:rFonts w:hint="eastAsia"/>
-          <w:b w:val="0"/>
-          <w:sz w:val="21"/>
-          <w:lang w:val="en-US" w:eastAsia="zh-CN"/>
-        </w:rPr>
-        <w:t>指</w:t>
-      </w:r>
-      <w:r>
-        <w:rPr>
-          <w:rFonts w:hint="eastAsia" w:ascii="Times New Roman" w:hAnsi="Times New Roman" w:eastAsia="宋体"/>
-          <w:b w:val="0"/>
-          <w:sz w:val="21"/>
-        </w:rPr>
-        <w:t>带有明确政策来源的外部资源输入。对上市公司而言，它会改变利润表表现，进而带动管理层安排资源的空间。在我国制度环境下，补贴使用约束相对有限、事后跟踪并不总是充分，这使其容易成为管理层寻租的渠道。本文据此将财政补贴置于“补贴—治理—薪酬”关系链条的起点。这种外部资源属性不等同于补贴具有</w:t>
-      </w:r>
-      <w:r>
-        <w:rPr>
-          <w:rFonts w:hint="eastAsia"/>
-          <w:b w:val="0"/>
-          <w:sz w:val="21"/>
-          <w:lang w:val="en-US" w:eastAsia="zh-CN"/>
-        </w:rPr>
-        <w:t>准</w:t>
-      </w:r>
-      <w:r>
-        <w:rPr>
-          <w:rFonts w:hint="eastAsia" w:ascii="Times New Roman" w:hAnsi="Times New Roman" w:eastAsia="宋体"/>
-          <w:b w:val="0"/>
-          <w:sz w:val="21"/>
-        </w:rPr>
-        <w:t>自然实验性质，全文始终将其作为需要谨慎识别的解释变量来处理。</w:t>
+        <w:t>从经济属性看，财政补贴并不是企业通过市场竞争形成的经营收入，而是带有明确政策来源的外部资源输入。对上市公司而言，它既会改变利润表表现，也会重塑管理层调度资源的空间。在我国制度环境下，补贴使用约束并不总是充分，事后跟踪也存在不足，因此这类资金更容易成为管理层寻租的落点。基于这一点，文中把财政补贴放在“补贴—治理—薪酬”链条的起点。不过，这种外部资源属性并不意味着补贴天然具有准自然实验性质，全文仍将其视为需要谨慎识别的解释变量。</w:t>
       </w:r>
     </w:p>
     <w:p>
@@ -4594,38 +3754,7 @@
         <w:jc w:val="both"/>
       </w:pPr>
       <w:r>
-        <w:rPr>
-          <w:rFonts w:hint="eastAsia"/>
-          <w:b w:val="0"/>
-          <w:sz w:val="21"/>
-          <w:lang w:val="en-US" w:eastAsia="zh-CN"/>
-        </w:rPr>
-        <w:t>研究发现</w:t>
-      </w:r>
-      <w:r>
-        <w:rPr>
-          <w:rFonts w:hint="eastAsia" w:ascii="Times New Roman" w:hAnsi="Times New Roman" w:eastAsia="宋体"/>
-          <w:b w:val="0"/>
-          <w:sz w:val="21"/>
-        </w:rPr>
-        <w:t>，中国公司治理结构中党委、董事会和管理层之间的权力边界并不总是清晰，国有企业尤其如此。党政体系中的关系网络、与上级主管部门的信任程度等真正牵动高管地位的因素，在公开年报中几乎无法直接量化。把“管理层权力”放到中国上市公司语境下理解，其复杂性明显高于西方主流文献的标准设定。</w:t>
-      </w:r>
-      <w:r>
-        <w:rPr>
-          <w:rFonts w:hint="eastAsia"/>
-          <w:b w:val="0"/>
-          <w:sz w:val="21"/>
-          <w:lang w:val="en-US" w:eastAsia="zh-CN"/>
-        </w:rPr>
-        <w:t>本文</w:t>
-      </w:r>
-      <w:r>
-        <w:rPr>
-          <w:rFonts w:hint="eastAsia" w:ascii="Times New Roman" w:hAnsi="Times New Roman" w:eastAsia="宋体"/>
-          <w:b w:val="0"/>
-          <w:sz w:val="21"/>
-        </w:rPr>
-        <w:t>的处理方式保留了可操作性，部分非正式权力渠道仍可能被低估，后文区分国有与民营企业的异质性检验也有这层考虑。</w:t>
+        <w:t>既有讨论显示，中国公司治理结构中党委、董事会和管理层之间的权力边界并不总是清晰，国有企业尤其如此。党政体系中的关系网络、与上级主管部门的信任程度等真正牵动高管地位的因素，在公开年报中几乎无法直接量化。把“管理层权力”放到中国上市公司语境下理解，其复杂性明显高于西方主流文献的标准设定。本文的处理方式保留了可操作性，部分非正式权力渠道仍容易被低估，后文区分国有与民营企业的异质性检验也有这层考虑。</w:t>
       </w:r>
     </w:p>
     <w:bookmarkEnd w:id="19"/>
@@ -4689,62 +3818,7 @@
         <w:jc w:val="both"/>
       </w:pPr>
       <w:r>
-        <w:rPr>
-          <w:rFonts w:hint="eastAsia" w:ascii="Times New Roman" w:hAnsi="Times New Roman" w:eastAsia="宋体"/>
-          <w:b w:val="0"/>
-          <w:sz w:val="21"/>
-        </w:rPr>
-        <w:t>管理者权力理论（Managerial</w:t>
-      </w:r>
-      <w:r>
-        <w:rPr>
-          <w:rFonts w:ascii="Times New Roman" w:hAnsi="Times New Roman" w:eastAsia="宋体"/>
-          <w:b w:val="0"/>
-          <w:sz w:val="21"/>
-        </w:rPr>
-        <w:t xml:space="preserve"> Power </w:t>
-      </w:r>
-      <w:r>
-        <w:rPr>
-          <w:rFonts w:hint="eastAsia" w:ascii="Times New Roman" w:hAnsi="Times New Roman" w:eastAsia="宋体"/>
-          <w:b w:val="0"/>
-          <w:sz w:val="21"/>
-        </w:rPr>
-        <w:t>Theory）是理解补贴与薪酬关系的重要起点。Bebchuk和Fried（2003）</w:t>
-      </w:r>
-      <w:r>
-        <w:rPr>
-          <w:rFonts w:ascii="Times New Roman" w:hAnsi="Times New Roman" w:eastAsia="宋体"/>
-          <w:b w:val="0"/>
-          <w:sz w:val="21"/>
-          <w:vertAlign w:val="superscript"/>
-        </w:rPr>
-        <w:t>[2]</w:t>
-      </w:r>
-      <w:r>
-        <w:rPr>
-          <w:rFonts w:hint="eastAsia" w:ascii="Times New Roman" w:hAnsi="Times New Roman" w:eastAsia="宋体"/>
-          <w:b w:val="0"/>
-          <w:sz w:val="21"/>
-        </w:rPr>
-        <w:t>提出这一视角，核心原因在于“最优契约说”对董事会的理性和中立假定过于乐观。按最优契约逻辑，高管薪酬应反映其边际贡献；管理者权力理论则说明，现实中董事会、薪酬委员会和经理人市场未必能形成有效约束，高管往往深度介入薪酬安排的形成过程，薪酬合同因而容易成为权力结构的产物。Finkelstein（1992）</w:t>
-      </w:r>
-      <w:r>
-        <w:rPr>
-          <w:rFonts w:ascii="Times New Roman" w:hAnsi="Times New Roman" w:eastAsia="宋体"/>
-          <w:b w:val="0"/>
-          <w:sz w:val="21"/>
-          <w:vertAlign w:val="superscript"/>
-        </w:rPr>
-        <w:t>[6]</w:t>
-      </w:r>
-      <w:r>
-        <w:rPr>
-          <w:rFonts w:hint="eastAsia" w:ascii="Times New Roman" w:hAnsi="Times New Roman" w:eastAsia="宋体"/>
-          <w:b w:val="0"/>
-          <w:sz w:val="21"/>
-        </w:rPr>
-        <w:t>将高管权力划分为结构性权力、所有权权力、专家性权力和声望性权力，为后续经验工作提供了清晰的操作思路。本文以两职合一、董事会规模、内部董事比例和高管持股四个指标刻画管理层权力，延续了多角度检验的思路。</w:t>
+        <w:t>管理者权力理论（Managerial Power Theory）为补贴—薪酬关系提供了一个更贴近现实的解释起点。Bebchuk 和 Fried（2003）[2]提出该理论，本质上是在质疑“最优契约说”对董事会理性和中立性的乐观假定。若完全按最优契约理解，高管薪酬应主要反映边际贡献；但在管理者权力视角下，董事会、薪酬委员会和经理人市场未必足够强，高管本人常会直接参与薪酬合同形成，薪酬安排因而更容易受权力格局左右。Finkelstein（1992）[6]把高管权力细分为结构性、所有权、专家性和声望性四类，为经验操作提供了清楚参照。本文据此选用两职合一、董事会规模、内部董事比例和高管持股四项指标来描绘管理层权力。</w:t>
       </w:r>
     </w:p>
     <w:p>
@@ -4754,29 +3828,7 @@
         <w:jc w:val="both"/>
       </w:pPr>
       <w:r>
-        <w:rPr>
-          <w:rFonts w:hint="eastAsia" w:ascii="Times New Roman" w:hAnsi="Times New Roman" w:eastAsia="宋体"/>
-          <w:b w:val="0"/>
-          <w:sz w:val="21"/>
-        </w:rPr>
-        <w:t>传导路径上，高管左右薪酬安排的方式有多种：对董事会成员关系和表决环境的牵引，薪酬结构设计得更复杂以至外部难以识别，以及对披露节奏和内容的控制。Core等（1999）</w:t>
-      </w:r>
-      <w:r>
-        <w:rPr>
-          <w:rFonts w:ascii="Times New Roman" w:hAnsi="Times New Roman" w:eastAsia="宋体"/>
-          <w:b w:val="0"/>
-          <w:sz w:val="21"/>
-          <w:vertAlign w:val="superscript"/>
-        </w:rPr>
-        <w:t>[5]</w:t>
-      </w:r>
-      <w:r>
-        <w:rPr>
-          <w:rFonts w:hint="eastAsia" w:ascii="Times New Roman" w:hAnsi="Times New Roman" w:eastAsia="宋体"/>
-          <w:b w:val="0"/>
-          <w:sz w:val="21"/>
-        </w:rPr>
-        <w:t>将治理结构、较高薪酬和较差绩效放入同一经验结构，这一视角后来常被用于讨论薪酬失衡。在中国上市公司情境中，这套理论具有更强的现实针对性。国有企业中党委会、董事会和经理层的边界未必泾渭分明，高管任命和考核带有组织体系色彩；民营企业中“一股独大”、实控人与管理层关系密切、独立董事制衡不足等现象也并不少见。正式治理结构往往难以真正削弱高管权力，某些时候甚至默许其在薪酬安排中的主导地位。</w:t>
+        <w:t>顺着这条思路往下看，高管影响薪酬安排并不只靠单一渠道。它可以体现在董事会成员关系和表决氛围的塑造，也可以体现在把薪酬结构做得更复杂、让外部不易迅速辨认，还可以体现在对披露节奏和披露内容的把握。Core等（1999）[5]把治理结构、较高薪酬和较差绩效放进同一经验框架，后来不少文献都借此讨论薪酬失衡。放到中国上市公司情境里，这套视角的现实意味更强：国有企业里党委会、董事会和经理层的边界未必完全清晰，民营企业里实控人与高管关系紧密、独立董事制衡不足也并不少见。形式上的治理安排，未必真能压住高管在薪酬决定中的影响力。</w:t>
       </w:r>
     </w:p>
     <w:p>
@@ -5095,12 +4147,7 @@
         <w:jc w:val="both"/>
       </w:pPr>
       <w:r>
-        <w:rPr>
-          <w:rFonts w:hint="eastAsia" w:ascii="Times New Roman" w:hAnsi="Times New Roman" w:eastAsia="宋体"/>
-          <w:b w:val="0"/>
-          <w:sz w:val="21"/>
-        </w:rPr>
-        <w:t>放在补贴与薪酬的关系中，它至少能解释三件事。企业会主动向政府发送“我值得被支持”的信号，在文本披露中强化创新、环保和政策契合度表达，以提升补贴获取概率；已有文献提示，这类表述有时与补贴获取关系更紧密，却未必与真实绩效一一对应。补贴本身也向市场释放背书信号，投资者、合作伙伴乃至经理人市场都把它理解为政府对企业质量的认可。信息复杂化本身也是管理层的策略选择，披露越复杂，外部监督越难迅速识别薪酬安排中的异常部分。</w:t>
+        <w:t>如果把信号传递理论放到补贴与薪酬的关系里看，它至少能说明三件事。企业会主动向政府发出“值得支持”的信号，在文本披露中强化创新、环保和政策契合度表达，以提高获取补贴的概率；已有文献也提示，这类表述有时与补贴获取联系更紧，却未必与真实绩效一一对应。补贴本身还会向市场释放背书信号，投资者、合作伙伴乃至经理人市场都容易把它解读为政府对企业质量的认可。信息复杂化也会成为管理层的策略选择：披露越复杂，外部监督越难迅速辨认薪酬安排中的异常部分。</w:t>
       </w:r>
     </w:p>
     <w:p>
@@ -5332,28 +4379,7 @@
         <w:jc w:val="both"/>
       </w:pPr>
       <w:r>
-        <w:rPr>
-          <w:rFonts w:hint="eastAsia" w:ascii="Times New Roman" w:hAnsi="Times New Roman" w:eastAsia="宋体"/>
-          <w:b w:val="0"/>
-          <w:sz w:val="21"/>
-        </w:rPr>
-        <w:t>这一制度背景也解释了为何全文一并采用固定效应、中介效应和机器学习补充验证。固定效应和滞后设定更适合区分“企业原本就不同”和“补贴变动之后发生了什么”；中介效应检验侧重观察权力渠道是否存在传导线索；机器学习补充验证则在基准回归样本上复核财政补贴在多变量竞争下是否仍保留信息含量，并观察财政补贴的局部趋势是否与</w:t>
-      </w:r>
-      <w:r>
-        <w:rPr>
-          <w:rFonts w:ascii="Times New Roman" w:hAnsi="Times New Roman" w:eastAsia="宋体"/>
-          <w:b w:val="0"/>
-          <w:sz w:val="21"/>
-        </w:rPr>
-        <w:t xml:space="preserve"> OLS </w:t>
-      </w:r>
-      <w:r>
-        <w:rPr>
-          <w:rFonts w:hint="eastAsia" w:ascii="Times New Roman" w:hAnsi="Times New Roman" w:eastAsia="宋体"/>
-          <w:b w:val="0"/>
-          <w:sz w:val="21"/>
-        </w:rPr>
-        <w:t>保持一致。第二章的理论推演，归根到底要回答两个层面的追问：补贴为何会与超额薪酬上升相伴随，以及为什么这一关系在不同企业中强度并不相同。</w:t>
+        <w:t>结合上述制度情境，也就不难理解文中为何同时采用固定效应、中介路径检验和机器学习补充验证。固定效应与滞后设定更适合区分“企业原本就存在的差异”和“补贴变动之后发生的变化”；中介检验侧重观察权力渠道是否留有传导线索；机器学习补充部分则回到基准回归样本，看财政补贴在多变量竞争下是否仍保留信息含量，并检视其局部走势是否与 OLS 大体一致。说到底，第二章的理论推演想回答的是两个更基础的疑问：补贴为何会与超额薪酬上升相伴，以及这一联系为什么会在不同企业间呈现不同强度。</w:t>
       </w:r>
     </w:p>
     <w:bookmarkEnd w:id="26"/>
@@ -5446,40 +4472,7 @@
         <w:jc w:val="both"/>
       </w:pPr>
       <w:r>
-        <w:rPr>
-          <w:rFonts w:hint="eastAsia" w:ascii="Times New Roman" w:hAnsi="Times New Roman" w:eastAsia="宋体"/>
-          <w:b w:val="0"/>
-          <w:bCs/>
-          <w:sz w:val="21"/>
-        </w:rPr>
-        <w:t>假设H2（</w:t>
-      </w:r>
-      <w:r>
-        <w:rPr>
-          <w:rFonts w:hint="eastAsia"/>
-          <w:b w:val="0"/>
-          <w:bCs/>
-          <w:sz w:val="21"/>
-          <w:lang w:val="en-US" w:eastAsia="zh-CN"/>
-        </w:rPr>
-        <w:t>中介效应</w:t>
-      </w:r>
-      <w:r>
-        <w:rPr>
-          <w:rFonts w:hint="eastAsia" w:ascii="Times New Roman" w:hAnsi="Times New Roman" w:eastAsia="宋体"/>
-          <w:b w:val="0"/>
-          <w:bCs/>
-          <w:sz w:val="21"/>
-        </w:rPr>
-        <w:t>）</w:t>
-      </w:r>
-      <w:r>
-        <w:rPr>
-          <w:rFonts w:hint="eastAsia" w:ascii="Times New Roman" w:hAnsi="Times New Roman" w:eastAsia="宋体"/>
-          <w:b w:val="0"/>
-          <w:sz w:val="21"/>
-        </w:rPr>
-        <w:t>：本文检验管理层权力是否可能构成财政补贴与高管超额薪酬之间的中介路径。财政补贴的获取和使用往往强化高管在资源配置中的核心地位，并进一步提升其在薪酬谈判中的议价条件；若控制管理层权力后，补贴对超额薪酬的直接效应收窄，且管理层权力的系数显著为正，才可将其视为存在间接传导的经验线索。H2主要来自管理者权力理论：补贴获取过程中高管的深度介入，往往强化其在组织内部的议程设置权；补贴使用中的自由裁量越大，补贴资源被转化为薪酬议价筹码的空间也越大。管理层权力的测度本身仍带有经验性，相关路径始终需要审慎解释。第四章的中介检验即围绕这一待检验链条展开。</w:t>
+        <w:t>假设H2（中介效应）：本文检验管理层权力是否构成财政补贴与高管超额薪酬之间的中介路径。财政补贴的获取和使用往往强化高管在资源配置中的核心地位，并进一步提升其在薪酬谈判中的议价条件；若控制管理层权力后，补贴对超额薪酬的直接效应收窄，且管理层权力的系数显著为正，才可将其视为存在间接传导的经验线索。H2主要来自管理者权力理论：补贴获取过程中高管的深度介入，往往会带来正式权力和非正式影响力的同步上升，这种权力扩张随后再进入薪酬决定过程。</w:t>
       </w:r>
     </w:p>
     <w:bookmarkEnd w:id="28"/>
@@ -5554,37 +4547,7 @@
         <w:jc w:val="both"/>
       </w:pPr>
       <w:r>
-        <w:rPr>
-          <w:rFonts w:hint="eastAsia" w:ascii="Times New Roman" w:hAnsi="Times New Roman" w:eastAsia="宋体"/>
-          <w:b w:val="0"/>
-          <w:sz w:val="21"/>
-        </w:rPr>
-        <w:t>本章实证设计围绕一个明确的核心命题展开：</w:t>
-      </w:r>
-      <w:r>
-        <w:rPr>
-          <w:rFonts w:hint="eastAsia" w:ascii="Times New Roman" w:hAnsi="Times New Roman" w:eastAsia="宋体"/>
-          <w:b w:val="0"/>
-          <w:bCs/>
-          <w:sz w:val="21"/>
-        </w:rPr>
-        <w:t>在已经获得财政补贴的上市公司内部，补贴强度的差异是否与高管超额薪酬存在显著的正向关联？</w:t>
-      </w:r>
-      <w:r>
-        <w:rPr>
-          <w:rFonts w:ascii="Times New Roman" w:hAnsi="Times New Roman" w:eastAsia="宋体"/>
-          <w:b w:val="0"/>
-          <w:sz w:val="21"/>
-        </w:rPr>
-        <w:t xml:space="preserve"> </w:t>
-      </w:r>
-      <w:r>
-        <w:rPr>
-          <w:rFonts w:hint="eastAsia" w:ascii="Times New Roman" w:hAnsi="Times New Roman" w:eastAsia="宋体"/>
-          <w:b w:val="0"/>
-          <w:sz w:val="21"/>
-        </w:rPr>
-        <w:t>这一考察边界有意将”是否获得补贴”的获得边际与”获得补贴后拿得多还是少”的强度边际区分开来。既有文献多在全样本上估计补贴的平均效应，将零补助企业与正补助企业混合比较，难以厘清结论究竟来自”有无补贴”还是”补贴多少”。本文将基准回归限定在上一年已获得正补助的公司年度，使估计对象聚焦于已获补贴企业之间的补贴强度差异，而非全部上市公司平均意义上的补贴效应。围绕这一核心命题，还需进一步检验两个延伸边界：管理层权力是否可能构成补贴强度向超额薪酬传导的中介路径（H2）？上述关联在不同产权性质和行业管制强度下是否呈现显著差异？</w:t>
+        <w:t>本章的经验设计围绕一个收得很窄的命题展开：已经拿到财政补贴的上市公司之间，补贴多少是否对应更高的高管超额薪酬。这一设定刻意把“有没有补贴”与“拿到后多少”分开。既有文献常在全样本里讨论补贴平均效应，零补助企业和正补助企业一起进入回归，结论里容易把获得边际和强度边际揉在一起。本文因此只保留上一年已获正补助的公司年度，让估计对象落在已获补贴企业内部的强度差异上，而不是全部上市公司的平均补贴效应。围绕这一核心命题，后面还会接着看两件事：管理层权力会不会承接补贴强度到超额薪酬的传导（H2），以及产权性质、行业管制强度不同，关联格局会不会随之变化。</w:t>
       </w:r>
     </w:p>
     <w:p>
@@ -5594,12 +4557,7 @@
         <w:jc w:val="both"/>
       </w:pPr>
       <w:r>
-        <w:rPr>
-          <w:rFonts w:hint="eastAsia" w:ascii="Times New Roman" w:hAnsi="Times New Roman" w:eastAsia="宋体"/>
-          <w:b w:val="0"/>
-          <w:sz w:val="21"/>
-        </w:rPr>
-        <w:t>整体经验结构可以概括为两条主线。第一条主线关注财政补贴与高管超额薪酬之间是否存在稳定的条件相关关系；第二条主线关注这种关系是否会经由管理层权力部分传导。产权性质、行业管制强度等制度因素则作为情境变量，用于考察上述关系在不同环境下是否呈现差异。</w:t>
+        <w:t>整套经验检验其实沿着两条线往前走。第一条线看财政补贴与高管超额薪酬之间是否存在稳定的条件对应；第二条线看这层对应是否有一部分会通过管理层权力传过去。产权性质和行业管制强度则被当作制度情境，用来观察这一关系在不同环境里会不会换一种样子。</w:t>
       </w:r>
     </w:p>
     <w:p>
@@ -5609,12 +4567,7 @@
         <w:jc w:val="both"/>
       </w:pPr>
       <w:r>
-        <w:rPr>
-          <w:rFonts w:hint="eastAsia" w:ascii="Times New Roman" w:hAnsi="Times New Roman" w:eastAsia="宋体"/>
-          <w:b w:val="0"/>
-          <w:sz w:val="21"/>
-        </w:rPr>
-        <w:t>企业获得财政补贴后，最直接的变化是可支配资源增加，账面利润也会随之改善，这会改变薪酬安排所面临的资源约束；而且，补贴从申请到使用通常都需要高管深度介入，这又会提升其在组织内部的议程设置权和资源支配权。</w:t>
+        <w:t>企业拿到财政补贴后，最先发生的变化，是可支配资源和账面利润一起被改写，薪酬安排所面对的资源约束随之松动。补贴从申报到落地再到使用，通常又需要高管深度介入，这会进一步抬高其在组织内部的议程设置权和资源调度权。</w:t>
       </w:r>
     </w:p>
     <w:p>
@@ -5624,12 +4577,7 @@
         <w:jc w:val="both"/>
       </w:pPr>
       <w:r>
-        <w:rPr>
-          <w:rFonts w:hint="eastAsia" w:ascii="Times New Roman" w:hAnsi="Times New Roman" w:eastAsia="宋体"/>
-          <w:b w:val="0"/>
-          <w:sz w:val="21"/>
-        </w:rPr>
-        <w:t>基于这一逻辑，后文的实证部分按四步展开：先用基准回归检验主关联，再用稳健性检验考察关系是否对样本和设定变化敏感；随后开展选择偏差校正、中介效应拆解和异质性考察，尽量把识别边界、传导路径与制度情境差异说明清楚；最后再借助机器学习补充验证，在与基准回归一致的变量设定下复核财政补贴的重要性、方向一致性和局部趋势。这样的安排旨在让不同做法分别回答不同命题，而不是简单叠加工具以堆砌结论。</w:t>
+        <w:t>顺着这一判断，后文的实证安排按四步展开。先用基准回归确认主联系，再看稳健性检验下这一联系会不会明显摇摆；随后加入选择偏差校正、中介拆解和异质性考察，把识别边界、传导路径与制度差异交代清楚；最后再用机器学习部分复核财政补贴的变量地位、方向一致性和局部走势。不同工具分别回答不同命题，而不是简单叠加在一起。</w:t>
       </w:r>
     </w:p>
     <w:bookmarkEnd w:id="31"/>
@@ -5729,83 +4677,7 @@
         <w:jc w:val="both"/>
       </w:pPr>
       <w:r>
-        <w:rPr>
-          <w:rFonts w:hint="eastAsia" w:ascii="Times New Roman" w:hAnsi="Times New Roman" w:eastAsia="宋体"/>
-          <w:b w:val="0"/>
-          <w:sz w:val="21"/>
-        </w:rPr>
-        <w:t>对于政府补助数据，若公司年度未披露补助项目，则该年度补助金额记为0，以避免零补贴观测在构造描述性统计和第一阶段变量时被机械删除；少量负值观测在构造</w:t>
-      </w:r>
-      <w:r>
-        <w:rPr>
-          <w:rFonts w:ascii="Times New Roman" w:hAnsi="Times New Roman" w:eastAsia="宋体"/>
-          <w:b w:val="0"/>
-          <w:sz w:val="21"/>
-        </w:rPr>
-        <w:t xml:space="preserve"> </w:t>
-      </w:r>
-      <m:oMath>
-        <m:r>
-          <m:rPr>
-            <m:sty m:val="p"/>
-          </m:rPr>
-          <m:t>ln(</m:t>
-        </m:r>
-        <m:r>
-          <m:rPr/>
-          <m:t>1</m:t>
-        </m:r>
-        <m:r>
-          <m:rPr>
-            <m:sty m:val="p"/>
-          </m:rPr>
-          <m:t>+</m:t>
-        </m:r>
-        <m:r>
-          <m:rPr>
-            <m:nor/>
-            <m:sty m:val="p"/>
-          </m:rPr>
-          <m:t>Subsidy</m:t>
-        </m:r>
-        <m:r>
-          <m:rPr>
-            <m:sty m:val="p"/>
-          </m:rPr>
-          <m:t>)</m:t>
-        </m:r>
-      </m:oMath>
-      <w:r>
-        <w:rPr>
-          <w:rFonts w:ascii="Times New Roman" w:hAnsi="Times New Roman" w:eastAsia="宋体"/>
-          <w:b w:val="0"/>
-          <w:sz w:val="21"/>
-        </w:rPr>
-        <w:t xml:space="preserve"> </w:t>
-      </w:r>
-      <w:r>
-        <w:rPr>
-          <w:rFonts w:hint="eastAsia" w:ascii="Times New Roman" w:hAnsi="Times New Roman" w:eastAsia="宋体"/>
-          <w:b w:val="0"/>
-          <w:sz w:val="21"/>
-        </w:rPr>
-        <w:t>时按0处理。正文中的基准回归不再把“未获得补贴”和“已获得补贴但金额不同”的公司年度混在一起，而是仅保留上一年实际获得正补助的公司年度，并以滞后一期正补助对数刻画补贴强度。这样处理后，第二阶段回答的是“已获补贴企业内部，补贴拿得更多是否伴随更高的超额薪酬”，而不是“全部企业平均意义上是否存在补贴效应”。地区变量</w:t>
-      </w:r>
-      <w:r>
-        <w:rPr>
-          <w:rFonts w:ascii="Times New Roman" w:hAnsi="Times New Roman" w:eastAsia="宋体"/>
-          <w:b w:val="0"/>
-          <w:sz w:val="21"/>
-        </w:rPr>
-        <w:t xml:space="preserve"> Zone </w:t>
-      </w:r>
-      <w:r>
-        <w:rPr>
-          <w:rFonts w:hint="eastAsia" w:ascii="Times New Roman" w:hAnsi="Times New Roman" w:eastAsia="宋体"/>
-          <w:b w:val="0"/>
-          <w:sz w:val="21"/>
-        </w:rPr>
-        <w:t>的识别则优先依据公司注册地址，若注册地址信息不足，再辅以办公地址与城市字段识别所属省级区域，并据此按“东部=0、中西部=1”编码，以避免仅依赖不完整城市名单造成的系统错分。核心变量缺失严重的观测值随后被删除，主要连续变量（Overpay除外）则统一在1%和99%分位数处做Winsorize缩尾。原始薪酬数据沿用CSMAR数据库既有缩尾口径，不再重复处理。</w:t>
+        <w:t>政府补助数据先按披露口径处理。若公司年度没有披露补助项目，当年补助金额记为0，避免零补贴观测在描述统计和第一阶段变量构造时被自动丢掉；少量负值观测在构造 时也统一按0处理。进入基准回归时，不再把“没拿补贴”和“拿了补贴但多少不同”的公司年度放在一起估计，而是只留下上一年确实存在正补助的公司年度，并用滞后一期正补助对数表示补贴强度。这样一来，第二阶段只回答一个问题：已获补贴企业内部的补贴强度上升后，超额薪酬是否也会随之抬升。Zone 的识别先依据公司注册地址，信息不足时再结合办公地址和城市字段确定省级区域，并按“东部=0、中西部=1”编码，以减少城市名单不完整带来的系统错分。之后删除核心变量缺失严重的观测，对主要连续变量（Overpay除外）统一在1%和99%分位数处做Winsorize缩尾；原始薪酬数据继续沿用CSMAR数据库既有缩尾口径。</w:t>
       </w:r>
     </w:p>
     <w:p>
@@ -5815,44 +4687,7 @@
         <w:jc w:val="both"/>
       </w:pPr>
       <w:r>
-        <w:rPr>
-          <w:rFonts w:hint="eastAsia" w:ascii="Times New Roman" w:hAnsi="Times New Roman" w:eastAsia="宋体"/>
-          <w:b w:val="0"/>
-          <w:sz w:val="21"/>
-        </w:rPr>
-        <w:t>经过这些步骤，原始公司—年度观测为70,559条；剔除金融行业后为69,142条；再剔除特殊处理样本后为63,011条；满足关键变量完整要求的样本为52,980条；满足基准薪酬模型完整案例要求的样本为52,805条；纳入管理层权力底层指标后，可用于构造</w:t>
-      </w:r>
-      <w:r>
-        <w:rPr>
-          <w:rFonts w:ascii="Times New Roman" w:hAnsi="Times New Roman" w:eastAsia="宋体"/>
-          <w:b w:val="0"/>
-          <w:sz w:val="21"/>
-        </w:rPr>
-        <w:t xml:space="preserve"> Power </w:t>
-      </w:r>
-      <w:r>
-        <w:rPr>
-          <w:rFonts w:hint="eastAsia" w:ascii="Times New Roman" w:hAnsi="Times New Roman" w:eastAsia="宋体"/>
-          <w:b w:val="0"/>
-          <w:sz w:val="21"/>
-        </w:rPr>
-        <w:t>的样本为50,171条；在基准回归中进一步要求“上一年补助金额大于0”且滞后一期补贴强度可得后，模型2样本为43,417条；机器学习补充验证与基准回归保持同一变量口径，因此其可用样本同样为43,417条；在中介效应检验中要求</w:t>
-      </w:r>
-      <w:r>
-        <w:rPr>
-          <w:rFonts w:ascii="Times New Roman" w:hAnsi="Times New Roman" w:eastAsia="宋体"/>
-          <w:b w:val="0"/>
-          <w:sz w:val="21"/>
-        </w:rPr>
-        <w:t xml:space="preserve"> Overpay、Power </w:t>
-      </w:r>
-      <w:r>
-        <w:rPr>
-          <w:rFonts w:hint="eastAsia" w:ascii="Times New Roman" w:hAnsi="Times New Roman" w:eastAsia="宋体"/>
-          <w:b w:val="0"/>
-          <w:sz w:val="21"/>
-        </w:rPr>
-        <w:t>与滞后一期正补助均完整后，统一样本为41,186条。</w:t>
+        <w:t>样本筛选后的数量变化如下。原始公司—年度观测为70,559条，剔除金融行业后剩69,142条，再剔除特殊处理样本后剩63,011条；关键变量齐全的样本为52,980条，其中满足基准薪酬模型完整案例要求的有52,805条。若再要求管理层权力底层指标齐备，可用于构造 Power 的样本为50,171条。进入基准回归阶段后，进一步保留“上一年补助金额大于0”且滞后一期补贴强度可得的公司年度，模型2样本为43,417条；机器学习补充验证沿用同一变量口径，因此样本数不变；中介效应部分还要求 Overpay、Power 与滞后一期正补助同时完整，统一样本最终收窄到41,186条。</w:t>
       </w:r>
     </w:p>
     <w:p>
@@ -5862,28 +4697,7 @@
         <w:jc w:val="both"/>
       </w:pPr>
       <w:r>
-        <w:rPr>
-          <w:rFonts w:hint="eastAsia" w:ascii="Times New Roman" w:hAnsi="Times New Roman" w:eastAsia="宋体"/>
-          <w:b w:val="0"/>
-          <w:sz w:val="21"/>
-        </w:rPr>
-        <w:t>时间窗口的设定有明确依据：样本从2003年开始，一是因为加入世贸组织后上市公司信息披露逐步规范，CSMAR</w:t>
-      </w:r>
-      <w:r>
-        <w:rPr>
-          <w:rFonts w:ascii="Times New Roman" w:hAnsi="Times New Roman" w:eastAsia="宋体"/>
-          <w:b w:val="0"/>
-          <w:sz w:val="21"/>
-        </w:rPr>
-        <w:t xml:space="preserve"> </w:t>
-      </w:r>
-      <w:r>
-        <w:rPr>
-          <w:rFonts w:hint="eastAsia" w:ascii="Times New Roman" w:hAnsi="Times New Roman" w:eastAsia="宋体"/>
-          <w:b w:val="0"/>
-          <w:sz w:val="21"/>
-        </w:rPr>
-        <w:t>在2003年前后的数据完整性和可比性明显改善。二是，政府补助作为独立披露科目的规范化要求也是在这一阶段逐步清晰的，若把更早期数据混入，口径差异会带来额外误差。样本截至2024年，既尽量利用最新可得数据，也为滞后变量保留了足够年份。剔除金融行业后，样本覆盖制造业、信息技术、批发零售、房地产、交通运输等17个行业门类，整体行业结构与沪深A股分布基本一致。</w:t>
+        <w:t>时间窗口的设定也有现实考虑。样本从2003年起步，一方面是加入世贸组织后上市公司信息披露逐步规范，CSMAR 在2003年前后的数据完整性和可比性明显好转；另一方面，政府补助作为独立披露科目的规范要求也在这一阶段渐次清晰，若把更早年份混进来，口径差异会带来额外误差。样本截止到2024年，既尽量利用最新可得数据，也给滞后变量留下足够年份。剔除金融行业后，样本覆盖制造业、信息技术、批发零售、房地产、交通运输等17个行业门类，整体行业结构与沪深A股分布大体一致。</w:t>
       </w:r>
     </w:p>
     <w:p>
@@ -5893,76 +4707,7 @@
         <w:jc w:val="both"/>
       </w:pPr>
       <w:r>
-        <w:rPr>
-          <w:rFonts w:hint="eastAsia" w:ascii="Times New Roman" w:hAnsi="Times New Roman" w:eastAsia="宋体"/>
-          <w:b w:val="0"/>
-          <w:sz w:val="21"/>
-        </w:rPr>
-        <w:t>为了避免不同实证模块的样本口径被混为一谈，这里专门说明样本量的变化。第一步，基准薪酬模型使用52,805条观测构造</w:t>
-      </w:r>
-      <w:r>
-        <w:rPr>
-          <w:rFonts w:ascii="Times New Roman" w:hAnsi="Times New Roman" w:eastAsia="宋体"/>
-          <w:b w:val="0"/>
-          <w:sz w:val="21"/>
-        </w:rPr>
-        <w:t xml:space="preserve"> </w:t>
-      </w:r>
-      <w:r>
-        <w:rPr>
-          <w:rFonts w:hint="eastAsia" w:ascii="Times New Roman" w:hAnsi="Times New Roman" w:eastAsia="宋体"/>
-          <w:b w:val="0"/>
-          <w:sz w:val="21"/>
-        </w:rPr>
-        <w:t>Overpay；第二步，基准回归模型2在加入“上一年获得正补助”的样本限制后，样本降至43,417条；第三步，机器学习补充验证直接沿用基准回归样本，只保留</w:t>
-      </w:r>
-      <w:r>
-        <w:rPr>
-          <w:rFonts w:ascii="Times New Roman" w:hAnsi="Times New Roman" w:eastAsia="宋体"/>
-          <w:b w:val="0"/>
-          <w:sz w:val="21"/>
-        </w:rPr>
-        <w:t xml:space="preserve"> lnSubsidy_pos_l1、Roa、Lever </w:t>
-      </w:r>
-      <w:r>
-        <w:rPr>
-          <w:rFonts w:hint="eastAsia" w:ascii="Times New Roman" w:hAnsi="Times New Roman" w:eastAsia="宋体"/>
-          <w:b w:val="0"/>
-          <w:sz w:val="21"/>
-        </w:rPr>
-        <w:t>和</w:t>
-      </w:r>
-      <w:r>
-        <w:rPr>
-          <w:rFonts w:ascii="Times New Roman" w:hAnsi="Times New Roman" w:eastAsia="宋体"/>
-          <w:b w:val="0"/>
-          <w:sz w:val="21"/>
-        </w:rPr>
-        <w:t xml:space="preserve"> Top1 </w:t>
-      </w:r>
-      <w:r>
-        <w:rPr>
-          <w:rFonts w:hint="eastAsia" w:ascii="Times New Roman" w:hAnsi="Times New Roman" w:eastAsia="宋体"/>
-          <w:b w:val="0"/>
-          <w:sz w:val="21"/>
-        </w:rPr>
-        <w:t>四个输入变量，因此其样本量保持在43,417条；第四步，中介检验需要管理层权力综合指标</w:t>
-      </w:r>
-      <w:r>
-        <w:rPr>
-          <w:rFonts w:ascii="Times New Roman" w:hAnsi="Times New Roman" w:eastAsia="宋体"/>
-          <w:b w:val="0"/>
-          <w:sz w:val="21"/>
-        </w:rPr>
-        <w:t xml:space="preserve"> </w:t>
-      </w:r>
-      <w:r>
-        <w:rPr>
-          <w:rFonts w:hint="eastAsia" w:ascii="Times New Roman" w:hAnsi="Times New Roman" w:eastAsia="宋体"/>
-          <w:b w:val="0"/>
-          <w:sz w:val="21"/>
-        </w:rPr>
-        <w:t>Power（PCA）完整，因此统一样本进一步降至41,186条。这样的处理可以把“基准回归样本”“机器学习样本”和“中介样本”清楚区分开来，避免在答辩时把不同样本边界混为一谈。</w:t>
+        <w:t>不同实证模块所用样本并不完全一样，这里单独把口径摊开。构造 Overpay 的基准薪酬模型用到 52,805 条观测。模型2再加上“上一年获得正补助”的限制后，样本缩减为 43,417 条。机器学习补充部分直接沿用这组基准回归样本，只放入 lnSubsidy_pos_l1、Roa、Lever 和 Top1 四个输入变量，因此样本数量保持在 43,417 条。中介检验另外要求管理层权力综合指标 Power（PCA）完整，统一样本便进一步缩小到 41,186 条。这样处理后，基准回归样本、机器学习样本和中介样本的边界就不会混在一起。</w:t>
       </w:r>
     </w:p>
     <w:bookmarkEnd w:id="33"/>
@@ -7222,28 +5967,7 @@
         <w:jc w:val="both"/>
       </w:pPr>
       <w:r>
-        <w:rPr>
-          <w:rFonts w:hint="eastAsia" w:ascii="Times New Roman" w:hAnsi="Times New Roman" w:eastAsia="宋体"/>
-          <w:b w:val="0"/>
-          <w:sz w:val="21"/>
-        </w:rPr>
-        <w:t>这里不把</w:t>
-      </w:r>
-      <w:r>
-        <w:rPr>
-          <w:rFonts w:ascii="Times New Roman" w:hAnsi="Times New Roman" w:eastAsia="宋体"/>
-          <w:b w:val="0"/>
-          <w:sz w:val="21"/>
-        </w:rPr>
-        <w:t xml:space="preserve"> Power </w:t>
-      </w:r>
-      <w:r>
-        <w:rPr>
-          <w:rFonts w:hint="eastAsia" w:ascii="Times New Roman" w:hAnsi="Times New Roman" w:eastAsia="宋体"/>
-          <w:b w:val="0"/>
-          <w:sz w:val="21"/>
-        </w:rPr>
-        <w:t>直接纳入基准回归，是为了先保持主模型的变量口径简洁，再在传导路径部分单独检验权力渠道。这样安排也便于区分“补贴强度本身的条件相关”和“管理层权力可能参与的间接传导”。</w:t>
+        <w:t>这里不把 Power 直接纳入基准回归，是为了先保持主模型的变量口径简洁，再在传导路径部分单独检验权力渠道。这样安排也便于区分“补贴强度本身的条件相关”和“管理层权力参与的间接传导”。</w:t>
       </w:r>
     </w:p>
     <w:bookmarkEnd w:id="40"/>
@@ -8597,7 +7321,7 @@
           <w:b w:val="0"/>
           <w:sz w:val="21"/>
         </w:rPr>
-        <w:t>表示公司固定效应，</w:t>
+        <w:t>分别表示公司固定效应，</w:t>
       </w:r>
       <m:oMath>
         <m:sSub>
@@ -8630,7 +7354,7 @@
           <w:b w:val="0"/>
           <w:sz w:val="21"/>
         </w:rPr>
-        <w:t>表示年份固定效应。应当留意，式（3-4）并不是在全部公司年度上估计，而是只在“上一年补助金额大于0”的公司年度上估计，所以最关注的是</w:t>
+        <w:t>分别表示年份固定效应。需要注意的是，式（3-4）并非在全部公司年度上估计，而只保留“上一年补助金额大于0”的公司年度，因此最关键的是</w:t>
       </w:r>
       <w:r>
         <w:rPr>
@@ -8671,7 +7395,7 @@
           <w:b w:val="0"/>
           <w:sz w:val="21"/>
         </w:rPr>
-        <w:t>的方向、大小及其统计显著性：如果</w:t>
+        <w:t>的方向、大小及统计显著性：若</w:t>
       </w:r>
       <w:r>
         <w:rPr>
@@ -8727,23 +7451,23 @@
           <w:b w:val="0"/>
           <w:sz w:val="21"/>
         </w:rPr>
-        <w:t>且统计显著，就说明在控制公司层面稳定差异和年度共同冲击之后，已获补贴企业内部的补贴强度差异仍与更高的超额薪酬相伴随。核心解释变量使用滞后一期补助，是为了尽量把时间顺序固定为“补贴在前、薪酬在后”，以减轻同期反向因果带来的干扰。与第一阶段相比，这里的控制变量更聚焦于盈利表现、债务约束和外部监督三个会直接牵动薪酬契约合理性与寻租空间的维度。此外，式（3-3）采用行业与年份固定效应以利用跨企业的横截面差异构造薪酬基准，式（3-4）则采用公司与年份固定效应以利用同一企业内的时间变化来识别补贴强度与超额薪酬的关联；Overpay</w:t>
-      </w:r>
-      <w:r>
-        <w:rPr>
-          <w:rFonts w:ascii="Times New Roman" w:hAnsi="Times New Roman" w:eastAsia="宋体"/>
-          <w:b w:val="0"/>
-          <w:sz w:val="21"/>
-        </w:rPr>
-        <w:t xml:space="preserve"> </w:t>
-      </w:r>
-      <w:r>
-        <w:rPr>
-          <w:rFonts w:hint="eastAsia" w:ascii="Times New Roman" w:hAnsi="Times New Roman" w:eastAsia="宋体"/>
-          <w:b w:val="0"/>
-          <w:sz w:val="21"/>
-        </w:rPr>
-        <w:t>残差中仍包含的公司层面稳定异质性会被式（3-4）中的公司固定效应进一步吸收，两阶段固定效应设定各司其职，不构成口径冲突。</w:t>
+        <w:t>并达到显著水平，就意味着在控制公司稳定差异和年度共同冲击后，已获补贴企业内部的补贴强度差异仍与更高的超额薪酬相伴。核心解释变量取滞后一期补助，目的是尽量固定“补贴在前、薪酬在后”的时间顺序，减轻同期反向因果的干扰。与第一阶段相比，此处控制变量更集中在盈利表现、债务约束和外部监督三类会直接牵动薪酬契约与寻租空间的因素。另需说明，式（3-3）利用行业与年份固定效应构造跨企业的薪酬基准，式（3-4）则借公司与年份固定效应识别同一企业内部随时间变化的补贴强度与超额薪酬联系；Overpay</w:t>
+      </w:r>
+      <w:r>
+        <w:rPr>
+          <w:rFonts w:ascii="Times New Roman" w:hAnsi="Times New Roman" w:eastAsia="宋体"/>
+          <w:b w:val="0"/>
+          <w:sz w:val="21"/>
+        </w:rPr>
+        <w:t xml:space="preserve"> </w:t>
+      </w:r>
+      <w:r>
+        <w:rPr>
+          <w:rFonts w:hint="eastAsia" w:ascii="Times New Roman" w:hAnsi="Times New Roman" w:eastAsia="宋体"/>
+          <w:b w:val="0"/>
+          <w:sz w:val="21"/>
+        </w:rPr>
+        <w:t>残差中保留的公司层面稳定异质性，会在式（3-4）的公司固定效应中进一步被吸收，因此两阶段设定并不冲突。</w:t>
       </w:r>
     </w:p>
     <w:bookmarkEnd w:id="43"/>
@@ -8945,77 +7669,7 @@
         <w:jc w:val="both"/>
       </w:pPr>
       <w:r>
-        <w:rPr>
-          <w:rFonts w:hint="eastAsia" w:ascii="Times New Roman" w:hAnsi="Times New Roman" w:eastAsia="宋体"/>
-          <w:b w:val="0"/>
-          <w:sz w:val="21"/>
-        </w:rPr>
-        <w:t>在完成基准回归与选择偏差校正之后，再按照Baron和Kenny（1986）</w:t>
-      </w:r>
-      <w:r>
-        <w:rPr>
-          <w:rFonts w:ascii="Times New Roman" w:hAnsi="Times New Roman" w:eastAsia="宋体"/>
-          <w:b w:val="0"/>
-          <w:sz w:val="21"/>
-          <w:vertAlign w:val="superscript"/>
-        </w:rPr>
-        <w:t>[1]</w:t>
-      </w:r>
-      <w:r>
-        <w:rPr>
-          <w:rFonts w:hint="eastAsia" w:ascii="Times New Roman" w:hAnsi="Times New Roman" w:eastAsia="宋体"/>
-          <w:b w:val="0"/>
-          <w:sz w:val="21"/>
-        </w:rPr>
-        <w:t>的经典中介梳理思路，检验财政补贴是否会经由管理层权力这一渠道影响超额薪酬。由于新的基准回归总效应已经显著，但中介效应仍需结合路径显著性、Bootstrap</w:t>
-      </w:r>
-      <w:r>
-        <w:rPr>
-          <w:rFonts w:ascii="Times New Roman" w:hAnsi="Times New Roman" w:eastAsia="宋体"/>
-          <w:b w:val="0"/>
-          <w:sz w:val="21"/>
-        </w:rPr>
-        <w:t xml:space="preserve"> </w:t>
-      </w:r>
-      <w:r>
-        <w:rPr>
-          <w:rFonts w:hint="eastAsia" w:ascii="Times New Roman" w:hAnsi="Times New Roman" w:eastAsia="宋体"/>
-          <w:b w:val="0"/>
-          <w:sz w:val="21"/>
-        </w:rPr>
-        <w:t>区间和测度局限综合判断，后文更强调“路径线索”和审慎解释，而不将其解释为严格的经典中介识别。正文采用</w:t>
-      </w:r>
-      <w:r>
-        <w:rPr>
-          <w:rFonts w:ascii="Times New Roman" w:hAnsi="Times New Roman" w:eastAsia="宋体"/>
-          <w:b w:val="0"/>
-          <w:sz w:val="21"/>
-        </w:rPr>
-        <w:t xml:space="preserve"> PCA </w:t>
-      </w:r>
-      <w:r>
-        <w:rPr>
-          <w:rFonts w:hint="eastAsia" w:ascii="Times New Roman" w:hAnsi="Times New Roman" w:eastAsia="宋体"/>
-          <w:b w:val="0"/>
-          <w:sz w:val="21"/>
-        </w:rPr>
-        <w:t>口径的管理层权力指标</w:t>
-      </w:r>
-      <w:r>
-        <w:rPr>
-          <w:rFonts w:ascii="Times New Roman" w:hAnsi="Times New Roman" w:eastAsia="宋体"/>
-          <w:b w:val="0"/>
-          <w:sz w:val="21"/>
-        </w:rPr>
-        <w:t xml:space="preserve"> </w:t>
-      </w:r>
-      <w:r>
-        <w:rPr>
-          <w:rFonts w:hint="eastAsia" w:ascii="Times New Roman" w:hAnsi="Times New Roman" w:eastAsia="宋体"/>
-          <w:b w:val="0"/>
-          <w:sz w:val="21"/>
-        </w:rPr>
-        <w:t>Power。中介检验模型依次编号为模型3至模型5，对应的三步回归如下：</w:t>
+        <w:t>在完成基准回归与选择偏差校正之后，再按照Baron和Kenny（1986）[1]的经典中介梳理思路，检验财政补贴是否会经由管理层权力这一渠道带动超额薪酬。由于新的基准回归总效应已经显著，但中介效应仍需结合路径显著性、Bootstrap 区间和测度局限综合判断，后文更强调“路径线索”和审慎解释，而不将其解释为严格的经典中介识别。正文采用 PCA 口径的管理层权力指标 Power。中介检验模型依次编号为模型3至模型5，对应的三步回归如下：</w:t>
       </w:r>
     </w:p>
     <w:p>
@@ -11356,28 +10010,7 @@
         <w:jc w:val="both"/>
       </w:pPr>
       <w:r>
-        <w:rPr>
-          <w:rFonts w:hint="eastAsia" w:ascii="Times New Roman" w:hAnsi="Times New Roman" w:eastAsia="宋体"/>
-          <w:b w:val="0"/>
-          <w:sz w:val="21"/>
-        </w:rPr>
-        <w:t>样本直接沿用基准回归的43,417个公司年度观测。样本按公司分组，利用</w:t>
-      </w:r>
-      <w:r>
-        <w:rPr>
-          <w:rFonts w:ascii="Times New Roman" w:hAnsi="Times New Roman" w:eastAsia="宋体"/>
-          <w:b w:val="0"/>
-          <w:sz w:val="21"/>
-        </w:rPr>
-        <w:t xml:space="preserve"> GroupShuffleSplit </w:t>
-      </w:r>
-      <w:r>
-        <w:rPr>
-          <w:rFonts w:hint="eastAsia" w:ascii="Times New Roman" w:hAnsi="Times New Roman" w:eastAsia="宋体"/>
-          <w:b w:val="0"/>
-          <w:sz w:val="21"/>
-        </w:rPr>
-        <w:t>以8:2比例划分为建模样本（34,818条）和保留样本（8,599条），确保同一公司的全部年度观测只落在一端，避免同一公司跨期观测同时进入不同样本而夸大验证结论。输入特征共4个，即滞后一期正补助对数（lnSubsidy_pos_l1）、业绩（Roa）、财务杠杆（Lever）和第一大股东持股比例（Top1）。被解释变量仍为第四章基准回归使用的连续型超额薪酬（Overpay），以保证机器学习考察与基准回归对象保持一致。</w:t>
+        <w:t>机器学习部分直接沿用基准回归的 43,417 个公司年度观测。样本按公司分组后，通过 GroupShuffleSplit 按 8:2 划分为建模样本（34,818 条）和保留样本（8,599 条），确保同一公司的全部年度观测只出现在一侧，避免跨期观测同时进入不同样本而高估验证效果。输入特征共 4 个，分别是滞后一期正补助对数（lnSubsidy_pos_l1）、业绩（Roa）、财务杠杆（Lever）和第一大股东持股比例（Top1）。被解释变量仍沿用第四章基准回归中的连续型超额薪酬（Overpay），以保证机器学习部分与基准回归面对的是同一对象。</w:t>
       </w:r>
     </w:p>
     <w:p>
@@ -13490,255 +12123,7 @@
         <w:jc w:val="both"/>
       </w:pPr>
       <w:r>
-        <w:rPr>
-          <w:rFonts w:hint="eastAsia" w:ascii="Times New Roman" w:hAnsi="Times New Roman" w:eastAsia="宋体"/>
-          <w:b w:val="0"/>
-          <w:sz w:val="21"/>
-        </w:rPr>
-        <w:t>其中</w:t>
-      </w:r>
-      <w:r>
-        <w:rPr>
-          <w:rFonts w:ascii="Times New Roman" w:hAnsi="Times New Roman" w:eastAsia="宋体"/>
-          <w:b w:val="0"/>
-          <w:sz w:val="21"/>
-        </w:rPr>
-        <w:t xml:space="preserve"> </w:t>
-      </w:r>
-      <m:oMath>
-        <m:r>
-          <m:rPr/>
-          <m:t>N</m:t>
-        </m:r>
-        <m:r>
-          <m:rPr>
-            <m:sty m:val="p"/>
-          </m:rPr>
-          <m:t>={</m:t>
-        </m:r>
-        <m:r>
-          <m:rPr/>
-          <m:t>1</m:t>
-        </m:r>
-        <m:r>
-          <m:rPr>
-            <m:sty m:val="p"/>
-          </m:rPr>
-          <m:t>,</m:t>
-        </m:r>
-        <m:r>
-          <m:rPr/>
-          <m:t>2</m:t>
-        </m:r>
-        <m:r>
-          <m:rPr>
-            <m:sty m:val="p"/>
-          </m:rPr>
-          <m:t>,…,</m:t>
-        </m:r>
-        <m:r>
-          <m:rPr/>
-          <m:t>p</m:t>
-        </m:r>
-        <m:r>
-          <m:rPr>
-            <m:sty m:val="p"/>
-          </m:rPr>
-          <m:t>}</m:t>
-        </m:r>
-      </m:oMath>
-      <w:r>
-        <w:rPr>
-          <w:rFonts w:ascii="Times New Roman" w:hAnsi="Times New Roman" w:eastAsia="宋体"/>
-          <w:b w:val="0"/>
-          <w:sz w:val="21"/>
-        </w:rPr>
-        <w:t xml:space="preserve"> </w:t>
-      </w:r>
-      <w:r>
-        <w:rPr>
-          <w:rFonts w:hint="eastAsia" w:ascii="Times New Roman" w:hAnsi="Times New Roman" w:eastAsia="宋体"/>
-          <w:b w:val="0"/>
-          <w:sz w:val="21"/>
-        </w:rPr>
-        <w:t>为全部特征集合，</w:t>
-      </w:r>
-      <m:oMath>
-        <m:r>
-          <m:rPr/>
-          <m:t>S</m:t>
-        </m:r>
-      </m:oMath>
-      <w:r>
-        <w:rPr>
-          <w:rFonts w:ascii="Times New Roman" w:hAnsi="Times New Roman" w:eastAsia="宋体"/>
-          <w:b w:val="0"/>
-          <w:sz w:val="21"/>
-        </w:rPr>
-        <w:t xml:space="preserve"> </w:t>
-      </w:r>
-      <w:r>
-        <w:rPr>
-          <w:rFonts w:hint="eastAsia" w:ascii="Times New Roman" w:hAnsi="Times New Roman" w:eastAsia="宋体"/>
-          <w:b w:val="0"/>
-          <w:sz w:val="21"/>
-        </w:rPr>
-        <w:t>为不包含特征</w:t>
-      </w:r>
-      <w:r>
-        <w:rPr>
-          <w:rFonts w:ascii="Times New Roman" w:hAnsi="Times New Roman" w:eastAsia="宋体"/>
-          <w:b w:val="0"/>
-          <w:sz w:val="21"/>
-        </w:rPr>
-        <w:t xml:space="preserve"> </w:t>
-      </w:r>
-      <m:oMath>
-        <m:r>
-          <m:rPr/>
-          <m:t>j</m:t>
-        </m:r>
-      </m:oMath>
-      <w:r>
-        <w:rPr>
-          <w:rFonts w:ascii="Times New Roman" w:hAnsi="Times New Roman" w:eastAsia="宋体"/>
-          <w:b w:val="0"/>
-          <w:sz w:val="21"/>
-        </w:rPr>
-        <w:t xml:space="preserve"> </w:t>
-      </w:r>
-      <w:r>
-        <w:rPr>
-          <w:rFonts w:hint="eastAsia" w:ascii="Times New Roman" w:hAnsi="Times New Roman" w:eastAsia="宋体"/>
-          <w:b w:val="0"/>
-          <w:sz w:val="21"/>
-        </w:rPr>
-        <w:t>的任一子集，</w:t>
-      </w:r>
-      <m:oMath>
-        <m:sSub>
-          <m:sSubPr/>
-          <m:e>
-            <m:r>
-              <m:rPr/>
-              <m:t>f</m:t>
-            </m:r>
-          </m:e>
-          <m:sub>
-            <m:r>
-              <m:rPr/>
-              <m:t>S</m:t>
-            </m:r>
-          </m:sub>
-        </m:sSub>
-      </m:oMath>
-      <w:r>
-        <w:rPr>
-          <w:rFonts w:ascii="Times New Roman" w:hAnsi="Times New Roman" w:eastAsia="宋体"/>
-          <w:b w:val="0"/>
-          <w:sz w:val="21"/>
-        </w:rPr>
-        <w:t xml:space="preserve"> </w:t>
-      </w:r>
-      <w:r>
-        <w:rPr>
-          <w:rFonts w:hint="eastAsia" w:ascii="Times New Roman" w:hAnsi="Times New Roman" w:eastAsia="宋体"/>
-          <w:b w:val="0"/>
-          <w:sz w:val="21"/>
-        </w:rPr>
-        <w:t>表示仅使用特征子集</w:t>
-      </w:r>
-      <w:r>
-        <w:rPr>
-          <w:rFonts w:ascii="Times New Roman" w:hAnsi="Times New Roman" w:eastAsia="宋体"/>
-          <w:b w:val="0"/>
-          <w:sz w:val="21"/>
-        </w:rPr>
-        <w:t xml:space="preserve"> </w:t>
-      </w:r>
-      <m:oMath>
-        <m:r>
-          <m:rPr/>
-          <m:t>S</m:t>
-        </m:r>
-      </m:oMath>
-      <w:r>
-        <w:rPr>
-          <w:rFonts w:ascii="Times New Roman" w:hAnsi="Times New Roman" w:eastAsia="宋体"/>
-          <w:b w:val="0"/>
-          <w:sz w:val="21"/>
-        </w:rPr>
-        <w:t xml:space="preserve"> </w:t>
-      </w:r>
-      <w:r>
-        <w:rPr>
-          <w:rFonts w:hint="eastAsia" w:ascii="Times New Roman" w:hAnsi="Times New Roman" w:eastAsia="宋体"/>
-          <w:b w:val="0"/>
-          <w:sz w:val="21"/>
-        </w:rPr>
-        <w:t>时的模型期望预测。公式的直觉含义是：遍历特征</w:t>
-      </w:r>
-      <w:r>
-        <w:rPr>
-          <w:rFonts w:ascii="Times New Roman" w:hAnsi="Times New Roman" w:eastAsia="宋体"/>
-          <w:b w:val="0"/>
-          <w:sz w:val="21"/>
-        </w:rPr>
-        <w:t xml:space="preserve"> </w:t>
-      </w:r>
-      <m:oMath>
-        <m:r>
-          <m:rPr/>
-          <m:t>j</m:t>
-        </m:r>
-      </m:oMath>
-      <w:r>
-        <w:rPr>
-          <w:rFonts w:ascii="Times New Roman" w:hAnsi="Times New Roman" w:eastAsia="宋体"/>
-          <w:b w:val="0"/>
-          <w:sz w:val="21"/>
-        </w:rPr>
-        <w:t xml:space="preserve"> </w:t>
-      </w:r>
-      <w:r>
-        <w:rPr>
-          <w:rFonts w:hint="eastAsia" w:ascii="Times New Roman" w:hAnsi="Times New Roman" w:eastAsia="宋体"/>
-          <w:b w:val="0"/>
-          <w:sz w:val="21"/>
-        </w:rPr>
-        <w:t>加入所有可能子集的顺序，计算其边际贡献的加权平均。SHAP</w:t>
-      </w:r>
-      <w:r>
-        <w:rPr>
-          <w:rFonts w:ascii="Times New Roman" w:hAnsi="Times New Roman" w:eastAsia="宋体"/>
-          <w:b w:val="0"/>
-          <w:sz w:val="21"/>
-        </w:rPr>
-        <w:t xml:space="preserve"> </w:t>
-      </w:r>
-      <w:r>
-        <w:rPr>
-          <w:rFonts w:hint="eastAsia" w:ascii="Times New Roman" w:hAnsi="Times New Roman" w:eastAsia="宋体"/>
-          <w:b w:val="0"/>
-          <w:sz w:val="21"/>
-        </w:rPr>
-        <w:t>值满足效率性（各特征</w:t>
-      </w:r>
-      <w:r>
-        <w:rPr>
-          <w:rFonts w:ascii="Times New Roman" w:hAnsi="Times New Roman" w:eastAsia="宋体"/>
-          <w:b w:val="0"/>
-          <w:sz w:val="21"/>
-        </w:rPr>
-        <w:t xml:space="preserve"> SHAP </w:t>
-      </w:r>
-      <w:r>
-        <w:rPr>
-          <w:rFonts w:hint="eastAsia" w:ascii="Times New Roman" w:hAnsi="Times New Roman" w:eastAsia="宋体"/>
-          <w:b w:val="0"/>
-          <w:sz w:val="21"/>
-        </w:rPr>
-        <w:t>值之和等于该样本预测值与基准预测值之差）、对称性和虚拟性等公理性质，是目前唯一满足这些性质的可加性解释做法。</w:t>
+        <w:t>其中 为全部特征集合， 为不包含特征 的任一子集， 表示仅使用特征子集 时的模型期望预测。公式的直觉含义是：遍历特征 加入各类子集的顺序，计算其边际贡献的加权平均。SHAP 值满足效率性（各特征 SHAP 值之和等于该样本预测值与基准预测值之差）、对称性和虚拟性等公理性质，是目前唯一满足这些性质的可加性解释做法。</w:t>
       </w:r>
     </w:p>
     <w:p>
@@ -15624,216 +14009,7 @@
         <w:jc w:val="both"/>
       </w:pPr>
       <w:r>
-        <w:rPr>
-          <w:rFonts w:hint="eastAsia" w:ascii="Times New Roman" w:hAnsi="Times New Roman" w:eastAsia="宋体"/>
-          <w:b w:val="0"/>
-          <w:sz w:val="21"/>
-        </w:rPr>
-        <w:t>其中</w:t>
-      </w:r>
-      <w:r>
-        <w:rPr>
-          <w:rFonts w:ascii="Times New Roman" w:hAnsi="Times New Roman" w:eastAsia="宋体"/>
-          <w:b w:val="0"/>
-          <w:sz w:val="21"/>
-        </w:rPr>
-        <w:t xml:space="preserve"> </w:t>
-      </w:r>
-      <m:oMath>
-        <m:r>
-          <m:rPr/>
-          <m:t>l</m:t>
-        </m:r>
-        <m:r>
-          <m:rPr>
-            <m:sty m:val="p"/>
-          </m:rPr>
-          <m:t>(⋅,⋅)</m:t>
-        </m:r>
-      </m:oMath>
-      <w:r>
-        <w:rPr>
-          <w:rFonts w:ascii="Times New Roman" w:hAnsi="Times New Roman" w:eastAsia="宋体"/>
-          <w:b w:val="0"/>
-          <w:sz w:val="21"/>
-        </w:rPr>
-        <w:t xml:space="preserve"> </w:t>
-      </w:r>
-      <w:r>
-        <w:rPr>
-          <w:rFonts w:hint="eastAsia" w:ascii="Times New Roman" w:hAnsi="Times New Roman" w:eastAsia="宋体"/>
-          <w:b w:val="0"/>
-          <w:sz w:val="21"/>
-        </w:rPr>
-        <w:t>为损失函数（回归</w:t>
-      </w:r>
-      <w:r>
-        <w:rPr>
-          <w:rFonts w:hint="eastAsia"/>
-          <w:b w:val="0"/>
-          <w:sz w:val="21"/>
-          <w:lang w:val="en-US" w:eastAsia="zh-CN"/>
-        </w:rPr>
-        <w:t>问题</w:t>
-      </w:r>
-      <w:r>
-        <w:rPr>
-          <w:rFonts w:hint="eastAsia" w:ascii="Times New Roman" w:hAnsi="Times New Roman" w:eastAsia="宋体"/>
-          <w:b w:val="0"/>
-          <w:sz w:val="21"/>
-        </w:rPr>
-        <w:t>通常取均方误差），</w:t>
-      </w:r>
-      <m:oMath>
-        <m:sSubSup>
-          <m:sSubSupPr/>
-          <m:e>
-            <m:acc>
-              <m:accPr/>
-              <m:e>
-                <m:r>
-                  <m:rPr/>
-                  <m:t>y</m:t>
-                </m:r>
-              </m:e>
-            </m:acc>
-          </m:e>
-          <m:sub>
-            <m:r>
-              <m:rPr/>
-              <m:t>i</m:t>
-            </m:r>
-          </m:sub>
-          <m:sup>
-            <m:r>
-              <m:rPr>
-                <m:sty m:val="p"/>
-              </m:rPr>
-              <m:t>(</m:t>
-            </m:r>
-            <m:r>
-              <m:rPr/>
-              <m:t>t</m:t>
-            </m:r>
-            <m:r>
-              <m:rPr>
-                <m:sty m:val="p"/>
-              </m:rPr>
-              <m:t>−</m:t>
-            </m:r>
-            <m:r>
-              <m:rPr/>
-              <m:t>1</m:t>
-            </m:r>
-            <m:r>
-              <m:rPr>
-                <m:sty m:val="p"/>
-              </m:rPr>
-              <m:t>)</m:t>
-            </m:r>
-          </m:sup>
-        </m:sSubSup>
-      </m:oMath>
-      <w:r>
-        <w:rPr>
-          <w:rFonts w:ascii="Times New Roman" w:hAnsi="Times New Roman" w:eastAsia="宋体"/>
-          <w:b w:val="0"/>
-          <w:sz w:val="21"/>
-        </w:rPr>
-        <w:t xml:space="preserve"> </w:t>
-      </w:r>
-      <w:r>
-        <w:rPr>
-          <w:rFonts w:hint="eastAsia" w:ascii="Times New Roman" w:hAnsi="Times New Roman" w:eastAsia="宋体"/>
-          <w:b w:val="0"/>
-          <w:sz w:val="21"/>
-        </w:rPr>
-        <w:t>为前</w:t>
-      </w:r>
-      <w:r>
-        <w:rPr>
-          <w:rFonts w:ascii="Times New Roman" w:hAnsi="Times New Roman" w:eastAsia="宋体"/>
-          <w:b w:val="0"/>
-          <w:sz w:val="21"/>
-        </w:rPr>
-        <w:t xml:space="preserve"> </w:t>
-      </w:r>
-      <m:oMath>
-        <m:r>
-          <m:rPr/>
-          <m:t>t</m:t>
-        </m:r>
-        <m:r>
-          <m:rPr>
-            <m:sty m:val="p"/>
-          </m:rPr>
-          <m:t>−</m:t>
-        </m:r>
-        <m:r>
-          <m:rPr/>
-          <m:t>1</m:t>
-        </m:r>
-      </m:oMath>
-      <w:r>
-        <w:rPr>
-          <w:rFonts w:ascii="Times New Roman" w:hAnsi="Times New Roman" w:eastAsia="宋体"/>
-          <w:b w:val="0"/>
-          <w:sz w:val="21"/>
-        </w:rPr>
-        <w:t xml:space="preserve"> </w:t>
-      </w:r>
-      <w:r>
-        <w:rPr>
-          <w:rFonts w:hint="eastAsia" w:ascii="Times New Roman" w:hAnsi="Times New Roman" w:eastAsia="宋体"/>
-          <w:b w:val="0"/>
-          <w:sz w:val="21"/>
-        </w:rPr>
-        <w:t>轮的累积预测，</w:t>
-      </w:r>
-      <m:oMath>
-        <m:r>
-          <m:rPr>
-            <m:sty m:val="p"/>
-          </m:rPr>
-          <m:t>Ω(</m:t>
-        </m:r>
-        <m:sSub>
-          <m:sSubPr/>
-          <m:e>
-            <m:r>
-              <m:rPr/>
-              <m:t>f</m:t>
-            </m:r>
-          </m:e>
-          <m:sub>
-            <m:r>
-              <m:rPr/>
-              <m:t>t</m:t>
-            </m:r>
-          </m:sub>
-        </m:sSub>
-        <m:r>
-          <m:rPr>
-            <m:sty m:val="p"/>
-          </m:rPr>
-          <m:t>)</m:t>
-        </m:r>
-      </m:oMath>
-      <w:r>
-        <w:rPr>
-          <w:rFonts w:ascii="Times New Roman" w:hAnsi="Times New Roman" w:eastAsia="宋体"/>
-          <w:b w:val="0"/>
-          <w:sz w:val="21"/>
-        </w:rPr>
-        <w:t xml:space="preserve"> </w:t>
-      </w:r>
-      <w:r>
-        <w:rPr>
-          <w:rFonts w:hint="eastAsia" w:ascii="Times New Roman" w:hAnsi="Times New Roman" w:eastAsia="宋体"/>
-          <w:b w:val="0"/>
-          <w:sz w:val="21"/>
-        </w:rPr>
-        <w:t>为正则化项，定义为：</w:t>
+        <w:t>其中 为损失函数（回归任务通常取均方误差）， 为前 轮的累积预测， 为正则化项，定义为：</w:t>
       </w:r>
     </w:p>
     <w:p>
@@ -16265,126 +14441,7 @@
         <w:jc w:val="both"/>
       </w:pPr>
       <w:r>
-        <w:rPr>
-          <w:rFonts w:hint="eastAsia" w:ascii="Times New Roman" w:hAnsi="Times New Roman" w:eastAsia="宋体"/>
-          <w:b w:val="0"/>
-          <w:sz w:val="21"/>
-        </w:rPr>
-        <w:t>相较于随机森林，XGBoost</w:t>
-      </w:r>
-      <w:r>
-        <w:rPr>
-          <w:rFonts w:ascii="Times New Roman" w:hAnsi="Times New Roman" w:eastAsia="宋体"/>
-          <w:b w:val="0"/>
-          <w:sz w:val="21"/>
-        </w:rPr>
-        <w:t xml:space="preserve"> </w:t>
-      </w:r>
-      <w:r>
-        <w:rPr>
-          <w:rFonts w:hint="eastAsia" w:ascii="Times New Roman" w:hAnsi="Times New Roman" w:eastAsia="宋体"/>
-          <w:b w:val="0"/>
-          <w:sz w:val="21"/>
-        </w:rPr>
-        <w:t>的序贯拟合通道</w:t>
-      </w:r>
-      <w:r>
-        <w:rPr>
-          <w:rFonts w:hint="eastAsia"/>
-          <w:b w:val="0"/>
-          <w:sz w:val="21"/>
-          <w:lang w:val="en-US" w:eastAsia="zh-CN"/>
-        </w:rPr>
-        <w:t>通常</w:t>
-      </w:r>
-      <w:r>
-        <w:rPr>
-          <w:rFonts w:hint="eastAsia" w:ascii="Times New Roman" w:hAnsi="Times New Roman" w:eastAsia="宋体"/>
-          <w:b w:val="0"/>
-          <w:sz w:val="21"/>
-        </w:rPr>
-        <w:t>更适合刻画复杂非线性结构，这里将其作为观察财政补贴局部趋势的主要树模型。对</w:t>
-      </w:r>
-      <w:r>
-        <w:rPr>
-          <w:rFonts w:ascii="Times New Roman" w:hAnsi="Times New Roman" w:eastAsia="宋体"/>
-          <w:b w:val="0"/>
-          <w:sz w:val="21"/>
-        </w:rPr>
-        <w:t xml:space="preserve"> XGBoost </w:t>
-      </w:r>
-      <w:r>
-        <w:rPr>
-          <w:rFonts w:hint="eastAsia" w:ascii="Times New Roman" w:hAnsi="Times New Roman" w:eastAsia="宋体"/>
-          <w:b w:val="0"/>
-          <w:sz w:val="21"/>
-        </w:rPr>
-        <w:t>的解读</w:t>
-      </w:r>
-      <w:r>
-        <w:rPr>
-          <w:rFonts w:hint="eastAsia"/>
-          <w:b w:val="0"/>
-          <w:sz w:val="21"/>
-          <w:lang w:val="en-US" w:eastAsia="zh-CN"/>
-        </w:rPr>
-        <w:t>放</w:t>
-      </w:r>
-      <w:r>
-        <w:rPr>
-          <w:rFonts w:hint="eastAsia" w:ascii="Times New Roman" w:hAnsi="Times New Roman" w:eastAsia="宋体"/>
-          <w:b w:val="0"/>
-          <w:sz w:val="21"/>
-        </w:rPr>
-        <w:t>在贴近基准回归的议题：一是</w:t>
-      </w:r>
-      <w:r>
-        <w:rPr>
-          <w:rFonts w:ascii="Times New Roman" w:hAnsi="Times New Roman" w:eastAsia="宋体"/>
-          <w:b w:val="0"/>
-          <w:sz w:val="21"/>
-        </w:rPr>
-        <w:t xml:space="preserve"> lnSubsidy_pos_l1 </w:t>
-      </w:r>
-      <w:r>
-        <w:rPr>
-          <w:rFonts w:hint="eastAsia" w:ascii="Times New Roman" w:hAnsi="Times New Roman" w:eastAsia="宋体"/>
-          <w:b w:val="0"/>
-          <w:sz w:val="21"/>
-        </w:rPr>
-        <w:t>在特征重要性中是否仍排在前列；二是财政补贴的部分依赖图（Partial</w:t>
-      </w:r>
-      <w:r>
-        <w:rPr>
-          <w:rFonts w:ascii="Times New Roman" w:hAnsi="Times New Roman" w:eastAsia="宋体"/>
-          <w:b w:val="0"/>
-          <w:sz w:val="21"/>
-        </w:rPr>
-        <w:t xml:space="preserve"> Dependence Plot, </w:t>
-      </w:r>
-      <w:r>
-        <w:rPr>
-          <w:rFonts w:hint="eastAsia" w:ascii="Times New Roman" w:hAnsi="Times New Roman" w:eastAsia="宋体"/>
-          <w:b w:val="0"/>
-          <w:sz w:val="21"/>
-        </w:rPr>
-        <w:t>PDP）是否呈现总体上升的局部趋势。部分依赖图通过固定目标特征取值、对其余特征取样本均值来刻画单一变量的边际效应模式。若这两个条件大体成立，就说明在更灵活的模型中，财政补贴变量依旧保留较强信息含量，其整体方向判断与</w:t>
-      </w:r>
-      <w:r>
-        <w:rPr>
-          <w:rFonts w:ascii="Times New Roman" w:hAnsi="Times New Roman" w:eastAsia="宋体"/>
-          <w:b w:val="0"/>
-          <w:sz w:val="21"/>
-        </w:rPr>
-        <w:t xml:space="preserve"> OLS </w:t>
-      </w:r>
-      <w:r>
-        <w:rPr>
-          <w:rFonts w:hint="eastAsia" w:ascii="Times New Roman" w:hAnsi="Times New Roman" w:eastAsia="宋体"/>
-          <w:b w:val="0"/>
-          <w:sz w:val="21"/>
-        </w:rPr>
-        <w:t>基准回归保持一致。</w:t>
+        <w:t>与随机森林相比，XGBoost 的序贯拟合通道更适合刻画复杂非线性结构，因此这里把它作为观察财政补贴局部趋势的主要树模型。对应的解读尽量贴近基准回归的核心关切：lnSubsidy_pos_l1 在特征重要性排序中是否仍处于前列，财政补贴的部分依赖图（Partial Dependence Plot, PDP）是否呈现总体上升的局部走势。部分依赖图通过固定目标特征取值、并将其余特征保持在样本平均水平附近，刻画单一变量对应的边际模式。若这两个条件大体成立，就可以认为在更灵活的模型里，财政补贴变量依旧保留较强信息含量，其总体方向判断与 OLS 基准回归大致一致。</w:t>
       </w:r>
     </w:p>
     <w:bookmarkEnd w:id="53"/>
@@ -16460,92 +14517,7 @@
         <w:jc w:val="both"/>
       </w:pPr>
       <w:r>
-        <w:rPr>
-          <w:rFonts w:hint="eastAsia" w:ascii="Times New Roman" w:hAnsi="Times New Roman" w:eastAsia="宋体"/>
-          <w:b w:val="0"/>
-          <w:sz w:val="21"/>
-        </w:rPr>
-        <w:t>表4-1报告了主要变量的描述性统计信息。剔除金融行业后，样本为69,142条；进一步按公司简称标签剔除</w:t>
-      </w:r>
-      <w:r>
-        <w:rPr>
-          <w:rFonts w:ascii="Times New Roman" w:hAnsi="Times New Roman" w:eastAsia="宋体"/>
-          <w:b w:val="0"/>
-          <w:sz w:val="21"/>
-        </w:rPr>
-        <w:t xml:space="preserve"> ST、*ST、S*ST、SST、PT </w:t>
-      </w:r>
-      <w:r>
-        <w:rPr>
-          <w:rFonts w:hint="eastAsia" w:ascii="Times New Roman" w:hAnsi="Times New Roman" w:eastAsia="宋体"/>
-          <w:b w:val="0"/>
-          <w:sz w:val="21"/>
-        </w:rPr>
-        <w:t>及退市整理期样本后，剩余63,011条；在关键变量完整且政府补助缺失按0处理的口径下，可用于基础统计检验的样本为52,980条；在基准薪酬模型中，因企业规模变量</w:t>
-      </w:r>
-      <w:r>
-        <w:rPr>
-          <w:rFonts w:ascii="Times New Roman" w:hAnsi="Times New Roman" w:eastAsia="宋体"/>
-          <w:b w:val="0"/>
-          <w:sz w:val="21"/>
-        </w:rPr>
-        <w:t xml:space="preserve"> lnSale </w:t>
-      </w:r>
-      <w:r>
-        <w:rPr>
-          <w:rFonts w:hint="eastAsia" w:ascii="Times New Roman" w:hAnsi="Times New Roman" w:eastAsia="宋体"/>
-          <w:b w:val="0"/>
-          <w:sz w:val="21"/>
-        </w:rPr>
-        <w:t>与无形资产占比</w:t>
-      </w:r>
-      <w:r>
-        <w:rPr>
-          <w:rFonts w:ascii="Times New Roman" w:hAnsi="Times New Roman" w:eastAsia="宋体"/>
-          <w:b w:val="0"/>
-          <w:sz w:val="21"/>
-        </w:rPr>
-        <w:t xml:space="preserve"> IA </w:t>
-      </w:r>
-      <w:r>
-        <w:rPr>
-          <w:rFonts w:hint="eastAsia" w:ascii="Times New Roman" w:hAnsi="Times New Roman" w:eastAsia="宋体"/>
-          <w:b w:val="0"/>
-          <w:sz w:val="21"/>
-        </w:rPr>
-        <w:t>缺失，最终可用样本为52,805条；纳入管理层权力指标所需底层变量后，可用于构造</w:t>
-      </w:r>
-      <w:r>
-        <w:rPr>
-          <w:rFonts w:ascii="Times New Roman" w:hAnsi="Times New Roman" w:eastAsia="宋体"/>
-          <w:b w:val="0"/>
-          <w:sz w:val="21"/>
-        </w:rPr>
-        <w:t xml:space="preserve"> Power </w:t>
-      </w:r>
-      <w:r>
-        <w:rPr>
-          <w:rFonts w:hint="eastAsia" w:ascii="Times New Roman" w:hAnsi="Times New Roman" w:eastAsia="宋体"/>
-          <w:b w:val="0"/>
-          <w:sz w:val="21"/>
-        </w:rPr>
-        <w:t>的样本为50,171条；在基准回归模型中进一步要求“上一年补助金额大于0”后，模型2样本为43,417条；在中介效应检验中要求</w:t>
-      </w:r>
-      <w:r>
-        <w:rPr>
-          <w:rFonts w:ascii="Times New Roman" w:hAnsi="Times New Roman" w:eastAsia="宋体"/>
-          <w:b w:val="0"/>
-          <w:sz w:val="21"/>
-        </w:rPr>
-        <w:t xml:space="preserve"> Overpay、Power </w:t>
-      </w:r>
-      <w:r>
-        <w:rPr>
-          <w:rFonts w:hint="eastAsia" w:ascii="Times New Roman" w:hAnsi="Times New Roman" w:eastAsia="宋体"/>
-          <w:b w:val="0"/>
-          <w:sz w:val="21"/>
-        </w:rPr>
-        <w:t>与滞后一期正补助均完整后，统一样本为41,186条。</w:t>
+        <w:t>表4-1报告了主要变量的描述性统计信息。剔除金融行业后，样本为69,142条。再按公司简称标签剔除 ST、*ST、S*ST、SST、PT 及退市整理期样本后，剩余63,011条。关键变量完整且政府补助缺失按0处理时，可用于基础统计检验的样本为52,980条。基准薪酬模型中，企业规模变量 lnSale 与无形资产占比 IA 存在缺失。最终可用样本为52,805条。纳入管理层权力指标所需底层变量后，可用于构造 Power 的样本为50,171条。基准回归模型再要求“上一年补助金额大于0”。此时模型2样本为43,417条。中介效应检验进一步要求 Overpay、Power 与滞后一期正补助同时完整。对应的统一样本为41,186条。</w:t>
       </w:r>
     </w:p>
     <w:p>
@@ -16797,44 +14769,7 @@
         <w:jc w:val="left"/>
       </w:pPr>
       <w:r>
-        <w:rPr>
-          <w:rFonts w:hint="eastAsia" w:ascii="Times New Roman" w:hAnsi="Times New Roman" w:eastAsia="宋体"/>
-          <w:b w:val="0"/>
-          <w:sz w:val="21"/>
-        </w:rPr>
-        <w:t>注：样本量为52,805（完整样本，缩尾处理后）。相关系数中绝对值最高的是企业规模变量</w:t>
-      </w:r>
-      <w:r>
-        <w:rPr>
-          <w:rFonts w:ascii="Times New Roman" w:hAnsi="Times New Roman" w:eastAsia="宋体"/>
-          <w:b w:val="0"/>
-          <w:sz w:val="21"/>
-        </w:rPr>
-        <w:t xml:space="preserve"> lnSale </w:t>
-      </w:r>
-      <w:r>
-        <w:rPr>
-          <w:rFonts w:hint="eastAsia" w:ascii="Times New Roman" w:hAnsi="Times New Roman" w:eastAsia="宋体"/>
-          <w:b w:val="0"/>
-          <w:sz w:val="21"/>
-        </w:rPr>
-        <w:t>与财务杠杆变量</w:t>
-      </w:r>
-      <w:r>
-        <w:rPr>
-          <w:rFonts w:ascii="Times New Roman" w:hAnsi="Times New Roman" w:eastAsia="宋体"/>
-          <w:b w:val="0"/>
-          <w:sz w:val="21"/>
-        </w:rPr>
-        <w:t xml:space="preserve"> Lever </w:t>
-      </w:r>
-      <w:r>
-        <w:rPr>
-          <w:rFonts w:hint="eastAsia" w:ascii="Times New Roman" w:hAnsi="Times New Roman" w:eastAsia="宋体"/>
-          <w:b w:val="0"/>
-          <w:sz w:val="21"/>
-        </w:rPr>
-        <w:t>之间的0.4563，其余变量两两相关系数整体不高，未显示出严重共线性命题。</w:t>
+        <w:t>注：以下统计基于完整样本且已完成缩尾处理。对应观测数为52,805个公司年度。相关系数中绝对值最高的是企业规模变量 lnSale 与财务杠杆变量 Lever 之间的0.4563，其余变量两两相关系数整体不高，未显示出严重共线性命题。</w:t>
       </w:r>
     </w:p>
     <w:p>
@@ -17848,12 +15783,7 @@
         <w:jc w:val="both"/>
       </w:pPr>
       <w:r>
-        <w:rPr>
-          <w:rFonts w:hint="eastAsia" w:ascii="Times New Roman" w:hAnsi="Times New Roman" w:eastAsia="宋体"/>
-          <w:b w:val="0"/>
-          <w:sz w:val="21"/>
-        </w:rPr>
-        <w:t>控制变量角度，三个变量的系数方向均为负且统计显著，各自对应不同的治理约束安排。业绩（Roa）系数为−1.0014，在1%层面上显著为负。需要注意，Overpay本身已经通过第一阶段模型剥离了Roa对正常薪酬的正向贡献，因此模型2中Roa的负系数反映的是：在公司固定效应结构下，盈利表现的改善与超额薪酬残差的下降相伴随。一种可能的解释是，真实盈利改善提高了薪酬契约的信息质量，使得薪酬安排更贴近绩效基准，从而压缩了异常偏离。财务杠杆（Lever）系数为−0.1051，在1%层面上显著。负号意味着负债约束更强的企业，其高管超额薪酬倾向于更低，这与代理理论中债务对管理层自利行为的约束效应一致：更高的财务杠杆增加了债权人监督和财务压力，从而限制了管理层的薪酬攫取空间。第一大股东持股比例（Top1）系数为−0.0022，在1%层面上显著。负向联系提示，股权集中度越高，大股东对高管薪酬安排的监督越有效，这与我国上市公司治理结构中大股东发挥积极治理功能的经验观察一致。</w:t>
+        <w:t>控制变量角度，三个变量的系数方向均为负且统计显著，各自对应不同的治理约束安排。业绩（Roa）系数为−1.0014，在1%层面上显著为负。需要注意，Overpay本身已经通过第一阶段模型剥离了Roa对正常薪酬的正向贡献，因此模型2中Roa的负系数反映的是：在公司固定效应结构下，盈利表现的改善与超额薪酬残差的下降相伴随。一种更直观的解释是，真实盈利改善提高了薪酬契约的可验证性，董事会更容易依据业绩支付合理报酬，从而压缩超额薪酬空间。</w:t>
       </w:r>
     </w:p>
     <w:p>
@@ -17863,77 +15793,7 @@
         <w:jc w:val="both"/>
       </w:pPr>
       <w:r>
-        <w:rPr>
-          <w:rFonts w:hint="eastAsia" w:ascii="Times New Roman" w:hAnsi="Times New Roman" w:eastAsia="宋体"/>
-          <w:b w:val="0"/>
-          <w:sz w:val="21"/>
-        </w:rPr>
-        <w:t>模型2要求</w:t>
-      </w:r>
-      <w:r>
-        <w:rPr>
-          <w:rFonts w:ascii="Times New Roman" w:hAnsi="Times New Roman" w:eastAsia="宋体"/>
-          <w:b w:val="0"/>
-          <w:sz w:val="21"/>
-        </w:rPr>
-        <w:t xml:space="preserve"> </w:t>
-      </w:r>
-      <w:r>
-        <w:rPr>
-          <w:rFonts w:hint="eastAsia" w:ascii="Times New Roman" w:hAnsi="Times New Roman" w:eastAsia="宋体"/>
-          <w:b w:val="0"/>
-          <w:sz w:val="21"/>
-        </w:rPr>
-        <w:t>Overpay、</w:t>
-      </w:r>
-      <w:r>
-        <w:rPr>
-          <w:rFonts w:hint="eastAsia"/>
-          <w:b w:val="0"/>
-          <w:sz w:val="21"/>
-          <w:lang w:val="en-US" w:eastAsia="zh-CN"/>
-        </w:rPr>
-        <w:t>所以</w:t>
-      </w:r>
-      <w:r>
-        <w:rPr>
-          <w:rFonts w:hint="eastAsia" w:ascii="Times New Roman" w:hAnsi="Times New Roman" w:eastAsia="宋体"/>
-          <w:b w:val="0"/>
-          <w:sz w:val="21"/>
-        </w:rPr>
-        <w:t>滞后一期正补助和控制变量完整，样本量为43,417条，高于后续中介检验的统一样本。从经济规模看，Overpay</w:t>
-      </w:r>
-      <w:r>
-        <w:rPr>
-          <w:rFonts w:ascii="Times New Roman" w:hAnsi="Times New Roman" w:eastAsia="宋体"/>
-          <w:b w:val="0"/>
-          <w:sz w:val="21"/>
-        </w:rPr>
-        <w:t xml:space="preserve"> </w:t>
-      </w:r>
-      <w:r>
-        <w:rPr>
-          <w:rFonts w:hint="eastAsia" w:ascii="Times New Roman" w:hAnsi="Times New Roman" w:eastAsia="宋体"/>
-          <w:b w:val="0"/>
-          <w:sz w:val="21"/>
-        </w:rPr>
-        <w:t>的标准差为0.5840，基准系数0.0094意味着</w:t>
-      </w:r>
-      <w:r>
-        <w:rPr>
-          <w:rFonts w:ascii="Times New Roman" w:hAnsi="Times New Roman" w:eastAsia="宋体"/>
-          <w:b w:val="0"/>
-          <w:sz w:val="21"/>
-        </w:rPr>
-        <w:t xml:space="preserve"> lnSubsidy_pos_l1 </w:t>
-      </w:r>
-      <w:r>
-        <w:rPr>
-          <w:rFonts w:hint="eastAsia" w:ascii="Times New Roman" w:hAnsi="Times New Roman" w:eastAsia="宋体"/>
-          <w:b w:val="0"/>
-          <w:sz w:val="21"/>
-        </w:rPr>
-        <w:t>增加1个单位，对应约0.0160个标准差的残差变化，经济幅度并不夸张，但方向保持为正且达到常用显著性标准。幅度与财政补贴作为条件性政策冲击的属性相符：补贴并非企业主营收入来源，其对薪酬的边际推动通常弱于盈利表现和规模等核心驱动变量，但在制度约束不足的情境下仍可构成持续性的正向关联。</w:t>
+        <w:t>模型2同时要求 Overpay、滞后一期正补助和控制变量完整，因此样本量为 43,417 条，高于后面中介检验统一使用的样本。若换成经济量级来读，Overpay 的标准差为 0.5840，基准系数 0.0094 意味着 lnSubsidy_pos_l1 每增加 1 个单位，大约对应 0.0160 个标准差的残差变化。这个幅度不大，但方向稳定为正，统计上也达到常用显著性标准。考虑到财政补贴本身属于条件性政策冲击，而不是企业主营收入来源，这样的量级并不突兀：它对薪酬的边际牵动通常弱于盈利和规模等核心驱动，却仍可能在治理约束不足时留下持续的正向对应。</w:t>
       </w:r>
     </w:p>
     <w:p>
@@ -17964,7 +15824,7 @@
           <w:b w:val="0"/>
           <w:sz w:val="21"/>
         </w:rPr>
-        <w:t>统计量为62.36，并在1%的统计层面上显著，说明控制变量与固定效应的联合设定是有效的。将固定效应收紧为“公司固定效应</w:t>
+        <w:t>统计量为62.36，并在1%的统计层面上显著，说明控制变量与固定效应的联合设定可以有效工作。把固定效应进一步收紧为“公司固定效应</w:t>
       </w:r>
       <w:r>
         <w:rPr>
@@ -18012,7 +15872,7 @@
           <w:b w:val="0"/>
           <w:sz w:val="21"/>
         </w:rPr>
-        <w:t>0.013）。这里回答的是“已获补贴企业内部，补贴强度差异是否伴随超额薪酬差异”，不是“全部上市公司平均解释上的补贴效应”。相比旧的全样本</w:t>
+        <w:t>0.013）。此处识别的，仍是“已获补贴企业内部，补贴强度差异是否对应超额薪酬差异”，并非全部上市公司平均意义上的补贴效应。与旧的全样本</w:t>
       </w:r>
       <w:r>
         <w:rPr>
@@ -18067,7 +15927,7 @@
           <w:b w:val="0"/>
           <w:sz w:val="21"/>
         </w:rPr>
-        <w:t>口径，这一定义把补贴的获得边际和强度边际拆开，更贴近本文的边界设定。据此，H1在新的基准回归口径下得到支持。模型2的</w:t>
+        <w:t>口径相比，这种写法把获得边际与强度边际拆开了，因此更贴近本文真正讨论的边界。由此，H1在新的基准回归口径下得到支持。模型2的</w:t>
       </w:r>
       <w:r>
         <w:rPr>
@@ -18083,7 +15943,7 @@
           <w:b w:val="0"/>
           <w:sz w:val="21"/>
         </w:rPr>
-        <w:t>为0.0205，也属于残差型因变量配合双向固定效应时的常见程度。公司固定效应和年份固定效应已经吸收了大部分个体与年度差异，回归主要解释的是组内残差波动，因此</w:t>
+        <w:t>为0.0205，这对残差型因变量配合双向固定效应的设定并不异常；公司固定效应和年份固定效应已经吸收掉大部分个体与年度差异，回归主要解释的是组内残差波动，所以</w:t>
       </w:r>
       <w:r>
         <w:rPr>
@@ -18099,7 +15959,7 @@
           <w:b w:val="0"/>
           <w:sz w:val="21"/>
         </w:rPr>
-        <w:t>偏低本身不构成议题。</w:t>
+        <w:t>偏低本身不构成问题。</w:t>
       </w:r>
     </w:p>
     <w:bookmarkEnd w:id="62"/>
@@ -18296,45 +16156,7 @@
         <w:jc w:val="both"/>
       </w:pPr>
       <w:r>
-        <w:rPr>
-          <w:rFonts w:hint="eastAsia" w:ascii="Times New Roman" w:hAnsi="Times New Roman" w:eastAsia="宋体"/>
-          <w:b w:val="0"/>
-          <w:sz w:val="21"/>
-        </w:rPr>
-        <w:t>由于基准回归只在已获补贴样本内估计，更直接的内生性</w:t>
-      </w:r>
-      <w:r>
-        <w:rPr>
-          <w:rFonts w:hint="eastAsia"/>
-          <w:b w:val="0"/>
-          <w:sz w:val="21"/>
-          <w:lang w:val="en-US" w:eastAsia="zh-CN"/>
-        </w:rPr>
-        <w:t>问题主要</w:t>
-      </w:r>
-      <w:r>
-        <w:rPr>
-          <w:rFonts w:hint="eastAsia" w:ascii="Times New Roman" w:hAnsi="Times New Roman" w:eastAsia="宋体"/>
-          <w:b w:val="0"/>
-          <w:sz w:val="21"/>
-        </w:rPr>
-        <w:t>来自样本选择。与传统留一法工具变量相比，Heckman</w:t>
-      </w:r>
-      <w:r>
-        <w:rPr>
-          <w:rFonts w:ascii="Times New Roman" w:hAnsi="Times New Roman" w:eastAsia="宋体"/>
-          <w:b w:val="0"/>
-          <w:sz w:val="21"/>
-        </w:rPr>
-        <w:t xml:space="preserve"> </w:t>
-      </w:r>
-      <w:r>
-        <w:rPr>
-          <w:rFonts w:hint="eastAsia" w:ascii="Times New Roman" w:hAnsi="Times New Roman" w:eastAsia="宋体"/>
-          <w:b w:val="0"/>
-          <w:sz w:val="21"/>
-        </w:rPr>
-        <w:t>两步法更贴近当前核心疑问：第一步刻画“哪些公司年度更容易进入上一年正补助样本”，第二步将逆米尔斯比率纳入公司固定效应和年份固定效应回归，检验基准回归中的正向系数是否主要由选择偏差驱动。对应估计见表4-6。</w:t>
+        <w:t>由于基准回归只在已获补贴样本内估计，更直接的内生性来源主要来自样本选择。与传统留一法工具变量相比，Heckman 两步法更贴近当前核心疑问：第一步刻画“哪些公司年度更容易进入上一年正补助样本”，第二步将逆米尔斯比率纳入公司固定效应和年份固定效应回归，检验基准回归中的正向系数是否主要由选择偏差驱动。对应估计见表4-6。</w:t>
       </w:r>
     </w:p>
     <w:p>
@@ -18696,65 +16518,7 @@
         <w:jc w:val="left"/>
       </w:pPr>
       <w:r>
-        <w:rPr>
-          <w:rFonts w:hint="eastAsia" w:ascii="Times New Roman" w:hAnsi="Times New Roman" w:eastAsia="宋体"/>
-          <w:b w:val="0"/>
-          <w:sz w:val="21"/>
-        </w:rPr>
-        <w:t>注：</w:t>
-      </w:r>
-      <w:r>
-        <w:rPr>
-          <w:rFonts w:ascii="Times New Roman" w:hAnsi="Times New Roman" w:eastAsia="宋体"/>
-          <w:b w:val="0"/>
-          <w:bCs/>
-          <w:i/>
-          <w:iCs/>
-          <w:sz w:val="21"/>
-        </w:rPr>
-        <w:t>、</w:t>
-      </w:r>
-      <w:r>
-        <w:rPr>
-          <w:rFonts w:ascii="Times New Roman" w:hAnsi="Times New Roman" w:eastAsia="宋体"/>
-          <w:b w:val="0"/>
-          <w:i/>
-          <w:iCs/>
-          <w:sz w:val="21"/>
-        </w:rPr>
-        <w:t>、</w:t>
-      </w:r>
-      <w:r>
-        <w:rPr>
-          <w:rFonts w:ascii="Times New Roman" w:hAnsi="Times New Roman" w:eastAsia="宋体"/>
-          <w:b w:val="0"/>
-          <w:sz w:val="21"/>
-        </w:rPr>
-        <w:t xml:space="preserve"> </w:t>
-      </w:r>
-      <w:r>
-        <w:rPr>
-          <w:rFonts w:hint="eastAsia" w:ascii="Times New Roman" w:hAnsi="Times New Roman" w:eastAsia="宋体"/>
-          <w:b w:val="0"/>
-          <w:sz w:val="21"/>
-        </w:rPr>
-        <w:t>分别表示在1%、5%、10%的统计层面上显著。事件定义为上一年补助金额首次进入正补助样本上四分位区间（阈值约3,497.88万元）。处理企业2,237家，样本量43,417条。回归控制</w:t>
-      </w:r>
-      <w:r>
-        <w:rPr>
-          <w:rFonts w:ascii="Times New Roman" w:hAnsi="Times New Roman" w:eastAsia="宋体"/>
-          <w:b w:val="0"/>
-          <w:sz w:val="21"/>
-        </w:rPr>
-        <w:t xml:space="preserve"> Roa、Lever、Top1 </w:t>
-      </w:r>
-      <w:r>
-        <w:rPr>
-          <w:rFonts w:hint="eastAsia" w:ascii="Times New Roman" w:hAnsi="Times New Roman" w:eastAsia="宋体"/>
-          <w:b w:val="0"/>
-          <w:sz w:val="21"/>
-        </w:rPr>
-        <w:t>以及公司和年份固定效应，标准误为公司层面聚类稳健标准误。事件前各期系数未达到常用显著性标准，此处以”—“标示系数值，仅报告其整体不显著的判断。</w:t>
+        <w:t>注：、、 分别表示在1%、5%、10%的统计层面上显著。事件定义为上一年补助金额首次进入正补助样本上四分位区间（阈值约3,497.88万元）。处理企业共2,237家。样本量为43,417个公司年度观测。回归控制 Roa、Lever、Top1 以及公司和年份固定效应，标准误为公司层面聚类稳健标准误。事件前各期系数未达到常用显著性标准，此处以”—“标示系数值，仅报告其整体不显著的判断。</w:t>
       </w:r>
     </w:p>
     <w:p>
@@ -19011,12 +16775,7 @@
         <w:jc w:val="both"/>
       </w:pPr>
       <w:r>
-        <w:rPr>
-          <w:rFonts w:hint="eastAsia" w:ascii="Times New Roman" w:hAnsi="Times New Roman" w:eastAsia="宋体"/>
-          <w:b w:val="0"/>
-          <w:sz w:val="21"/>
-        </w:rPr>
-        <w:t>在确认基准回归通过了内生性处理的初步检验后，接下来从四个维度展开扰动检验，逐步放松或收紧基准回归的各项设定条件，以验证结论的稳健性。四项检验的逻辑递进关系如下：首先替换被解释变量，检验结论是否依赖于Overpay残差的特定构造方式；其次缩小样本期，排除早期数据质量差异的潜在干扰；再次仅保留制造业，检验结论在单一行业内部是否仍然成立；最后引入更严格的行业×年份固定效应，检验行业景气共振是否构成遗漏变量。相关检验汇总于表4-8。</w:t>
+        <w:t>在初步确认基准回归经受住内生性处理之后，稳健性部分再从四个方向施加扰动，逐步放松或收紧各项设定，观察结论是否稳定。四项检验的推进顺序如下：先替换被解释变量，查看结论是否依赖 Overpay 残差的特定构造；再缩短样本期，排除早期数据质量差异的干扰；随后仅保留制造业样本，判断该联系在单一行业内部是否仍能成立；最后引入更严格的行业×年份固定效应，检验行业景气共振是否可能构成遗漏变量。相关检验统一汇总在表4-8。</w:t>
       </w:r>
     </w:p>
     <w:p>
@@ -19228,12 +16987,7 @@
         <w:jc w:val="both"/>
       </w:pPr>
       <w:r>
-        <w:rPr>
-          <w:rFonts w:hint="eastAsia" w:ascii="Times New Roman" w:hAnsi="Times New Roman" w:eastAsia="宋体"/>
-          <w:b w:val="0"/>
-          <w:sz w:val="21"/>
-        </w:rPr>
-        <w:t>将样本期限缩至2010—2020年后，补贴系数为0.0120，并在1%的统计层面上显著为正。说明基准估计并非完全依赖样本早期年份，缩短时间窗口后，补贴强度与超额薪酬之间的正向关联仍然存在。这一处理减少了早期信息披露口径差异可能带来的扰动，使检验更集中于数据质量相对稳定的阶段。</w:t>
+        <w:t>当样本期收窄到 2010—2020 年后，补贴系数为 0.0120，并在 1% 统计水平上显著为正。这说明基准估计并不依赖样本早期年份；时间窗口缩短之后，补贴强度与超额薪酬之间的正向联系依然存在。这样处理还减少了早期信息披露口径差异带来的扰动，使检验更集中于数据质量相对稳定的阶段。</w:t>
       </w:r>
     </w:p>
     <w:bookmarkEnd w:id="72"/>
@@ -20020,127 +17774,7 @@
         <w:jc w:val="both"/>
       </w:pPr>
       <w:r>
-        <w:rPr>
-          <w:rFonts w:hint="eastAsia" w:ascii="Times New Roman" w:hAnsi="Times New Roman" w:eastAsia="宋体"/>
-          <w:b w:val="0"/>
-          <w:sz w:val="21"/>
-        </w:rPr>
-        <w:t>随机森林基于基尼不纯度得到的重要性，只能反映变量对模型整体预测的贡献大小，难以直接刻画变量对预测值波动的边际影响强弱。为补足这一点，本文进一步引入</w:t>
-      </w:r>
-      <w:r>
-        <w:rPr>
-          <w:rFonts w:ascii="Times New Roman" w:hAnsi="Times New Roman" w:eastAsia="宋体"/>
-          <w:b w:val="0"/>
-          <w:sz w:val="21"/>
-        </w:rPr>
-        <w:t xml:space="preserve"> </w:t>
-      </w:r>
-      <w:r>
-        <w:rPr>
-          <w:rFonts w:hint="eastAsia" w:ascii="Times New Roman" w:hAnsi="Times New Roman" w:eastAsia="宋体"/>
-          <w:b w:val="0"/>
-          <w:sz w:val="21"/>
-        </w:rPr>
-        <w:t>SHAP（SHapley</w:t>
-      </w:r>
-      <w:r>
-        <w:rPr>
-          <w:rFonts w:ascii="Times New Roman" w:hAnsi="Times New Roman" w:eastAsia="宋体"/>
-          <w:b w:val="0"/>
-          <w:sz w:val="21"/>
-        </w:rPr>
-        <w:t xml:space="preserve"> Additive </w:t>
-      </w:r>
-      <w:r>
-        <w:rPr>
-          <w:rFonts w:hint="eastAsia" w:ascii="Times New Roman" w:hAnsi="Times New Roman" w:eastAsia="宋体"/>
-          <w:b w:val="0"/>
-          <w:sz w:val="21"/>
-        </w:rPr>
-        <w:t>exPlanations）工具，对随机森林模型的预测值做解释。</w:t>
-      </w:r>
-      <w:r>
-        <w:rPr>
-          <w:rFonts w:hint="eastAsia" w:ascii="Times New Roman" w:hAnsi="Times New Roman" w:eastAsia="宋体"/>
-          <w:b w:val="0"/>
-          <w:sz w:val="21"/>
-          <w:lang w:val="en-US" w:eastAsia="zh-CN"/>
-        </w:rPr>
-        <w:t>由于TreeSHAP的计算复杂度较高，</w:t>
-      </w:r>
-      <w:r>
-        <w:rPr>
-          <w:rFonts w:hint="eastAsia"/>
-          <w:b w:val="0"/>
-          <w:sz w:val="21"/>
-          <w:lang w:val="en-US" w:eastAsia="zh-CN"/>
-        </w:rPr>
-        <w:t>本文</w:t>
-      </w:r>
-      <w:r>
-        <w:rPr>
-          <w:rFonts w:hint="eastAsia" w:ascii="Times New Roman" w:hAnsi="Times New Roman" w:eastAsia="宋体"/>
-          <w:b w:val="0"/>
-          <w:sz w:val="21"/>
-          <w:lang w:val="en-US" w:eastAsia="zh-CN"/>
-        </w:rPr>
-        <w:t>从保留样本中随机抽取2,000条观测，</w:t>
-      </w:r>
-      <w:r>
-        <w:rPr>
-          <w:rFonts w:hint="eastAsia" w:ascii="Times New Roman" w:hAnsi="Times New Roman" w:eastAsia="宋体"/>
-          <w:b w:val="0"/>
-          <w:sz w:val="21"/>
-        </w:rPr>
-        <w:t>计算各变量的</w:t>
-      </w:r>
-      <w:r>
-        <w:rPr>
-          <w:rFonts w:ascii="Times New Roman" w:hAnsi="Times New Roman" w:eastAsia="宋体"/>
-          <w:b w:val="0"/>
-          <w:sz w:val="21"/>
-        </w:rPr>
-        <w:t xml:space="preserve"> SHAP </w:t>
-      </w:r>
-      <w:r>
-        <w:rPr>
-          <w:rFonts w:hint="eastAsia" w:ascii="Times New Roman" w:hAnsi="Times New Roman" w:eastAsia="宋体"/>
-          <w:b w:val="0"/>
-          <w:sz w:val="21"/>
-        </w:rPr>
-        <w:t>值，以平均绝对</w:t>
-      </w:r>
-      <w:r>
-        <w:rPr>
-          <w:rFonts w:ascii="Times New Roman" w:hAnsi="Times New Roman" w:eastAsia="宋体"/>
-          <w:b w:val="0"/>
-          <w:sz w:val="21"/>
-        </w:rPr>
-        <w:t xml:space="preserve"> SHAP </w:t>
-      </w:r>
-      <w:r>
-        <w:rPr>
-          <w:rFonts w:hint="eastAsia" w:ascii="Times New Roman" w:hAnsi="Times New Roman" w:eastAsia="宋体"/>
-          <w:b w:val="0"/>
-          <w:sz w:val="21"/>
-        </w:rPr>
-        <w:t>值衡量其对模型预测波动的平均边际贡献；平均绝对</w:t>
-      </w:r>
-      <w:r>
-        <w:rPr>
-          <w:rFonts w:ascii="Times New Roman" w:hAnsi="Times New Roman" w:eastAsia="宋体"/>
-          <w:b w:val="0"/>
-          <w:sz w:val="21"/>
-        </w:rPr>
-        <w:t xml:space="preserve"> SHAP </w:t>
-      </w:r>
-      <w:r>
-        <w:rPr>
-          <w:rFonts w:hint="eastAsia" w:ascii="Times New Roman" w:hAnsi="Times New Roman" w:eastAsia="宋体"/>
-          <w:b w:val="0"/>
-          <w:sz w:val="21"/>
-        </w:rPr>
-        <w:t>值越大，说明该变量对预测值的边际牵动越强。</w:t>
+        <w:t>随机森林基于基尼不纯度得到的重要性，只能反映变量对模型整体预测的贡献大小，难以直接刻画变量对预测值波动的边际牵动强弱。为补足这一点，本文进一步引入 SHAP（SHapley Additive exPlanations）工具，对随机森林模型的预测值做解释。由于TreeSHAP的计算复杂度较高，本文从保留样本中随机抽取2,000条观测，计算各变量的 SHAP 值，以平均绝对 SHAP 值衡量其对模型预测波动的平均边际贡献；平均绝对 SHAP 值越大，说明该变量对预测值的边际牵动越强。</w:t>
       </w:r>
     </w:p>
     <w:p>
@@ -20318,92 +17952,7 @@
         <w:jc w:val="both"/>
       </w:pPr>
       <w:r>
-        <w:rPr>
-          <w:rFonts w:hint="eastAsia" w:ascii="Times New Roman" w:hAnsi="Times New Roman" w:eastAsia="宋体"/>
-          <w:b w:val="0"/>
-          <w:sz w:val="21"/>
-        </w:rPr>
-        <w:t>表4-10和图4-2显示，基于平均绝对</w:t>
-      </w:r>
-      <w:r>
-        <w:rPr>
-          <w:rFonts w:ascii="Times New Roman" w:hAnsi="Times New Roman" w:eastAsia="宋体"/>
-          <w:b w:val="0"/>
-          <w:sz w:val="21"/>
-        </w:rPr>
-        <w:t xml:space="preserve"> SHAP </w:t>
-      </w:r>
-      <w:r>
-        <w:rPr>
-          <w:rFonts w:hint="eastAsia" w:ascii="Times New Roman" w:hAnsi="Times New Roman" w:eastAsia="宋体"/>
-          <w:b w:val="0"/>
-          <w:sz w:val="21"/>
-        </w:rPr>
-        <w:t>值得到的排序与随机森林基尼重要性排序完全一致：Roa</w:t>
-      </w:r>
-      <w:r>
-        <w:rPr>
-          <w:rFonts w:ascii="Times New Roman" w:hAnsi="Times New Roman" w:eastAsia="宋体"/>
-          <w:b w:val="0"/>
-          <w:sz w:val="21"/>
-        </w:rPr>
-        <w:t xml:space="preserve"> </w:t>
-      </w:r>
-      <w:r>
-        <w:rPr>
-          <w:rFonts w:hint="eastAsia" w:ascii="Times New Roman" w:hAnsi="Times New Roman" w:eastAsia="宋体"/>
-          <w:b w:val="0"/>
-          <w:sz w:val="21"/>
-        </w:rPr>
-        <w:t>和</w:t>
-      </w:r>
-      <w:r>
-        <w:rPr>
-          <w:rFonts w:ascii="Times New Roman" w:hAnsi="Times New Roman" w:eastAsia="宋体"/>
-          <w:b w:val="0"/>
-          <w:sz w:val="21"/>
-        </w:rPr>
-        <w:t xml:space="preserve"> Top1 </w:t>
-      </w:r>
-      <w:r>
-        <w:rPr>
-          <w:rFonts w:hint="eastAsia" w:ascii="Times New Roman" w:hAnsi="Times New Roman" w:eastAsia="宋体"/>
-          <w:b w:val="0"/>
-          <w:sz w:val="21"/>
-        </w:rPr>
-        <w:t>仍位列前两位，财政补贴位列第3，Lever</w:t>
-      </w:r>
-      <w:r>
-        <w:rPr>
-          <w:rFonts w:ascii="Times New Roman" w:hAnsi="Times New Roman" w:eastAsia="宋体"/>
-          <w:b w:val="0"/>
-          <w:sz w:val="21"/>
-        </w:rPr>
-        <w:t xml:space="preserve"> </w:t>
-      </w:r>
-      <w:r>
-        <w:rPr>
-          <w:rFonts w:hint="eastAsia" w:ascii="Times New Roman" w:hAnsi="Times New Roman" w:eastAsia="宋体"/>
-          <w:b w:val="0"/>
-          <w:sz w:val="21"/>
-        </w:rPr>
-        <w:t>位列第4。换一个解释口径，排序仍未变化，说明财政补贴变量的重要性并非某一种指标偶然给出的统计数值。财政补贴强度虽然不是树模型中最强的全局预测变量，但它对</w:t>
-      </w:r>
-      <w:r>
-        <w:rPr>
-          <w:rFonts w:ascii="Times New Roman" w:hAnsi="Times New Roman" w:eastAsia="宋体"/>
-          <w:b w:val="0"/>
-          <w:sz w:val="21"/>
-        </w:rPr>
-        <w:t xml:space="preserve"> Overpay </w:t>
-      </w:r>
-      <w:r>
-        <w:rPr>
-          <w:rFonts w:hint="eastAsia" w:ascii="Times New Roman" w:hAnsi="Times New Roman" w:eastAsia="宋体"/>
-          <w:b w:val="0"/>
-          <w:sz w:val="21"/>
-        </w:rPr>
-        <w:t>的边际贡献仍处于前列，这与其作为基准回归核心解释变量的设定是一致的。</w:t>
+        <w:t>表4-10和图4-2显示，基于平均绝对 SHAP 值得到的排序与随机森林基尼重要性排序完全一致：Roa 和 Top1 仍位列前两位。财政补贴位列第3，Lever 位列第4。换一个解释口径，排序仍未变化，说明财政补贴变量的重要性并非某一种指标偶然给出的统计数值。财政补贴强度虽然不是树模型中最强的全局预测变量，但它对 Overpay 的边际贡献仍处于前列，这与其作为基准回归核心解释变量的设定是一致的。</w:t>
       </w:r>
     </w:p>
     <w:bookmarkEnd w:id="78"/>
@@ -20834,44 +18383,7 @@
         <w:jc w:val="both"/>
       </w:pPr>
       <w:r>
-        <w:rPr>
-          <w:rFonts w:hint="eastAsia" w:ascii="Times New Roman" w:hAnsi="Times New Roman" w:eastAsia="宋体"/>
-          <w:b w:val="0"/>
-          <w:sz w:val="21"/>
-        </w:rPr>
-        <w:t>为进一步验证核心变量在非线性模型中的表现，本文采用</w:t>
-      </w:r>
-      <w:r>
-        <w:rPr>
-          <w:rFonts w:ascii="Times New Roman" w:hAnsi="Times New Roman" w:eastAsia="宋体"/>
-          <w:b w:val="0"/>
-          <w:sz w:val="21"/>
-        </w:rPr>
-        <w:t xml:space="preserve"> XGBoost </w:t>
-      </w:r>
-      <w:r>
-        <w:rPr>
-          <w:rFonts w:hint="eastAsia" w:ascii="Times New Roman" w:hAnsi="Times New Roman" w:eastAsia="宋体"/>
-          <w:b w:val="0"/>
-          <w:sz w:val="21"/>
-        </w:rPr>
-        <w:t>模型实施两项补充检验：考察财政补贴与控制变量在更灵活树模型中的特征重要性排序；通过部分依赖图（Partial</w:t>
-      </w:r>
-      <w:r>
-        <w:rPr>
-          <w:rFonts w:ascii="Times New Roman" w:hAnsi="Times New Roman" w:eastAsia="宋体"/>
-          <w:b w:val="0"/>
-          <w:sz w:val="21"/>
-        </w:rPr>
-        <w:t xml:space="preserve"> Dependence Plot, </w:t>
-      </w:r>
-      <w:r>
-        <w:rPr>
-          <w:rFonts w:hint="eastAsia" w:ascii="Times New Roman" w:hAnsi="Times New Roman" w:eastAsia="宋体"/>
-          <w:b w:val="0"/>
-          <w:sz w:val="21"/>
-        </w:rPr>
-        <w:t>PDP）刻画财政补贴对超额薪酬的局部关联趋势。</w:t>
+        <w:t>为了查看核心变量在非线性模型中的表现，文中又借助 XGBoost 做了两项补充检验：一是比较财政补贴与控制变量在更灵活树模型中的特征重要性排序；二是利用部分依赖图（Partial Dependence Plot, PDP）描绘财政补贴对应的超额薪酬局部走势。</w:t>
       </w:r>
     </w:p>
     <w:p>
@@ -20881,124 +18393,7 @@
         <w:jc w:val="both"/>
       </w:pPr>
       <w:r>
-        <w:rPr>
-          <w:rFonts w:hint="eastAsia" w:ascii="Times New Roman" w:hAnsi="Times New Roman" w:eastAsia="宋体"/>
-          <w:b w:val="0"/>
-          <w:sz w:val="21"/>
-        </w:rPr>
-        <w:t>从特征重要性排序估计来看，在</w:t>
-      </w:r>
-      <w:r>
-        <w:rPr>
-          <w:rFonts w:ascii="Times New Roman" w:hAnsi="Times New Roman" w:eastAsia="宋体"/>
-          <w:b w:val="0"/>
-          <w:sz w:val="21"/>
-        </w:rPr>
-        <w:t xml:space="preserve"> XGBoost </w:t>
-      </w:r>
-      <w:r>
-        <w:rPr>
-          <w:rFonts w:hint="eastAsia" w:ascii="Times New Roman" w:hAnsi="Times New Roman" w:eastAsia="宋体"/>
-          <w:b w:val="0"/>
-          <w:sz w:val="21"/>
-        </w:rPr>
-        <w:t>模型中，Roa</w:t>
-      </w:r>
-      <w:r>
-        <w:rPr>
-          <w:rFonts w:ascii="Times New Roman" w:hAnsi="Times New Roman" w:eastAsia="宋体"/>
-          <w:b w:val="0"/>
-          <w:sz w:val="21"/>
-        </w:rPr>
-        <w:t xml:space="preserve"> </w:t>
-      </w:r>
-      <w:r>
-        <w:rPr>
-          <w:rFonts w:hint="eastAsia" w:ascii="Times New Roman" w:hAnsi="Times New Roman" w:eastAsia="宋体"/>
-          <w:b w:val="0"/>
-          <w:sz w:val="21"/>
-        </w:rPr>
-        <w:t>位列第1，lnSubsidy_pos_l1</w:t>
-      </w:r>
-      <w:r>
-        <w:rPr>
-          <w:rFonts w:ascii="Times New Roman" w:hAnsi="Times New Roman" w:eastAsia="宋体"/>
-          <w:b w:val="0"/>
-          <w:sz w:val="21"/>
-        </w:rPr>
-        <w:t xml:space="preserve"> </w:t>
-      </w:r>
-      <w:r>
-        <w:rPr>
-          <w:rFonts w:hint="eastAsia" w:ascii="Times New Roman" w:hAnsi="Times New Roman" w:eastAsia="宋体"/>
-          <w:b w:val="0"/>
-          <w:sz w:val="21"/>
-        </w:rPr>
-        <w:t>排名第2，Top1</w:t>
-      </w:r>
-      <w:r>
-        <w:rPr>
-          <w:rFonts w:ascii="Times New Roman" w:hAnsi="Times New Roman" w:eastAsia="宋体"/>
-          <w:b w:val="0"/>
-          <w:sz w:val="21"/>
-        </w:rPr>
-        <w:t xml:space="preserve"> </w:t>
-      </w:r>
-      <w:r>
-        <w:rPr>
-          <w:rFonts w:hint="eastAsia" w:ascii="Times New Roman" w:hAnsi="Times New Roman" w:eastAsia="宋体"/>
-          <w:b w:val="0"/>
-          <w:sz w:val="21"/>
-        </w:rPr>
-        <w:t>排名第3，Lever</w:t>
-      </w:r>
-      <w:r>
-        <w:rPr>
-          <w:rFonts w:ascii="Times New Roman" w:hAnsi="Times New Roman" w:eastAsia="宋体"/>
-          <w:b w:val="0"/>
-          <w:sz w:val="21"/>
-        </w:rPr>
-        <w:t xml:space="preserve"> </w:t>
-      </w:r>
-      <w:r>
-        <w:rPr>
-          <w:rFonts w:hint="eastAsia" w:ascii="Times New Roman" w:hAnsi="Times New Roman" w:eastAsia="宋体"/>
-          <w:b w:val="0"/>
-          <w:sz w:val="21"/>
-        </w:rPr>
-        <w:t>排名第4。这说明即使在允许更复杂非线性关系的树模型中，财政补贴仍是对</w:t>
-      </w:r>
-      <w:r>
-        <w:rPr>
-          <w:rFonts w:ascii="Times New Roman" w:hAnsi="Times New Roman" w:eastAsia="宋体"/>
-          <w:b w:val="0"/>
-          <w:sz w:val="21"/>
-        </w:rPr>
-        <w:t xml:space="preserve"> Overpay </w:t>
-      </w:r>
-      <w:r>
-        <w:rPr>
-          <w:rFonts w:hint="eastAsia" w:ascii="Times New Roman" w:hAnsi="Times New Roman" w:eastAsia="宋体"/>
-          <w:b w:val="0"/>
-          <w:sz w:val="21"/>
-        </w:rPr>
-        <w:t>具有较高解释贡献的关键特征，其重要性排序与</w:t>
-      </w:r>
-      <w:r>
-        <w:rPr>
-          <w:rFonts w:ascii="Times New Roman" w:hAnsi="Times New Roman" w:eastAsia="宋体"/>
-          <w:b w:val="0"/>
-          <w:sz w:val="21"/>
-        </w:rPr>
-        <w:t xml:space="preserve"> OLS </w:t>
-      </w:r>
-      <w:r>
-        <w:rPr>
-          <w:rFonts w:hint="eastAsia" w:ascii="Times New Roman" w:hAnsi="Times New Roman" w:eastAsia="宋体"/>
-          <w:b w:val="0"/>
-          <w:sz w:val="21"/>
-        </w:rPr>
-        <w:t>基准回归的核心变量设定保持一致。</w:t>
+        <w:t>从特征重要性排序估计来看，在 XGBoost 模型中，Roa 位列第1，lnSubsidy_pos_l1 排名第2。Top1 排名第3，Lever 排名第4。这说明即使在允许更复杂非线性关系的树模型中，财政补贴仍是对 Overpay 具有较高解释贡献的关键特征，其重要性排序与 OLS 基准回归的核心变量设定保持一致。</w:t>
       </w:r>
     </w:p>
     <w:p>
@@ -21092,44 +18487,7 @@
         <w:jc w:val="both"/>
       </w:pPr>
       <w:r>
-        <w:rPr>
-          <w:rFonts w:hint="eastAsia" w:ascii="Times New Roman" w:hAnsi="Times New Roman" w:eastAsia="宋体"/>
-          <w:b w:val="0"/>
-          <w:sz w:val="21"/>
-        </w:rPr>
-        <w:t>图4-4右侧的部分依赖图显示的是：在其他变量处于平均取值时，财政补贴变化如何影响模型预测的</w:t>
-      </w:r>
-      <w:r>
-        <w:rPr>
-          <w:rFonts w:ascii="Times New Roman" w:hAnsi="Times New Roman" w:eastAsia="宋体"/>
-          <w:b w:val="0"/>
-          <w:sz w:val="21"/>
-        </w:rPr>
-        <w:t xml:space="preserve"> </w:t>
-      </w:r>
-      <w:r>
-        <w:rPr>
-          <w:rFonts w:hint="eastAsia" w:ascii="Times New Roman" w:hAnsi="Times New Roman" w:eastAsia="宋体"/>
-          <w:b w:val="0"/>
-          <w:sz w:val="21"/>
-        </w:rPr>
-        <w:t>Overpay。它反映的是</w:t>
-      </w:r>
-      <w:r>
-        <w:rPr>
-          <w:rFonts w:ascii="Times New Roman" w:hAnsi="Times New Roman" w:eastAsia="宋体"/>
-          <w:b w:val="0"/>
-          <w:sz w:val="21"/>
-        </w:rPr>
-        <w:t xml:space="preserve"> XGBoost </w:t>
-      </w:r>
-      <w:r>
-        <w:rPr>
-          <w:rFonts w:hint="eastAsia" w:ascii="Times New Roman" w:hAnsi="Times New Roman" w:eastAsia="宋体"/>
-          <w:b w:val="0"/>
-          <w:sz w:val="21"/>
-        </w:rPr>
-        <w:t>模型下的条件关联模式，不是计量经济学层面上的边际因果效应。从图形走势看，财政补贴的部分依赖关系呈现明显的非线性和非单调特征：低补贴区间内，曲线长期停留在负值附近并伴随小幅波动；进入较高补贴区间后，曲线由负转正并明显抬升，整体上是先平缓、后上升。这显示财政补贴对超额薪酬的关联并非线性均匀展开，在较高补贴区间会出现更明显的正向预测关联。</w:t>
+        <w:t>图4-4右侧的部分依赖图展示的是：在其他变量保持平均水平时，财政补贴变化会怎样带动模型对 Overpay 的预测。它反映的是 XGBoost 模型下的条件联系，并非计量经济学意义上的边际因果效应。就图形本身看，财政补贴的部分依赖关系带有明显的非线性和非单调特征：低补贴区间里，曲线长期停在负值附近，只伴随小幅波动；进入较高补贴区间后，正向预测联系会更突出。</w:t>
       </w:r>
     </w:p>
     <w:p>
@@ -21139,76 +18497,7 @@
         <w:jc w:val="both"/>
       </w:pPr>
       <w:r>
-        <w:rPr>
-          <w:rFonts w:hint="eastAsia" w:ascii="Times New Roman" w:hAnsi="Times New Roman" w:eastAsia="宋体"/>
-          <w:b w:val="0"/>
-          <w:sz w:val="21"/>
-        </w:rPr>
-        <w:t>综合随机森林、SHAP、Lasso</w:t>
-      </w:r>
-      <w:r>
-        <w:rPr>
-          <w:rFonts w:ascii="Times New Roman" w:hAnsi="Times New Roman" w:eastAsia="宋体"/>
-          <w:b w:val="0"/>
-          <w:sz w:val="21"/>
-        </w:rPr>
-        <w:t xml:space="preserve"> </w:t>
-      </w:r>
-      <w:r>
-        <w:rPr>
-          <w:rFonts w:hint="eastAsia" w:ascii="Times New Roman" w:hAnsi="Times New Roman" w:eastAsia="宋体"/>
-          <w:b w:val="0"/>
-          <w:sz w:val="21"/>
-        </w:rPr>
-        <w:t>和</w:t>
-      </w:r>
-      <w:r>
-        <w:rPr>
-          <w:rFonts w:ascii="Times New Roman" w:hAnsi="Times New Roman" w:eastAsia="宋体"/>
-          <w:b w:val="0"/>
-          <w:sz w:val="21"/>
-        </w:rPr>
-        <w:t xml:space="preserve"> XGBoost </w:t>
-      </w:r>
-      <w:r>
-        <w:rPr>
-          <w:rFonts w:hint="eastAsia" w:ascii="Times New Roman" w:hAnsi="Times New Roman" w:eastAsia="宋体"/>
-          <w:b w:val="0"/>
-          <w:sz w:val="21"/>
-        </w:rPr>
-        <w:t>的四项检验，可以对机器学习补充验证做出如下整体判断。财政补贴强度在四种不同路径中均未被边缘化：在随机森林和SHAP中排名第3，在XGBoost中排名第2，在Lasso中未被压缩为零且方向为正，说明补贴变量在预测层面保留了相对稳定的信息含量。四种处理方式给出的方向与OLS基准回归相互呼应；Lasso</w:t>
-      </w:r>
-      <w:r>
-        <w:rPr>
-          <w:rFonts w:ascii="Times New Roman" w:hAnsi="Times New Roman" w:eastAsia="宋体"/>
-          <w:b w:val="0"/>
-          <w:sz w:val="21"/>
-        </w:rPr>
-        <w:t xml:space="preserve"> </w:t>
-      </w:r>
-      <w:r>
-        <w:rPr>
-          <w:rFonts w:hint="eastAsia" w:ascii="Times New Roman" w:hAnsi="Times New Roman" w:eastAsia="宋体"/>
-          <w:b w:val="0"/>
-          <w:sz w:val="21"/>
-        </w:rPr>
-        <w:t>保留正系数，XGBoost</w:t>
-      </w:r>
-      <w:r>
-        <w:rPr>
-          <w:rFonts w:ascii="Times New Roman" w:hAnsi="Times New Roman" w:eastAsia="宋体"/>
-          <w:b w:val="0"/>
-          <w:sz w:val="21"/>
-        </w:rPr>
-        <w:t xml:space="preserve"> </w:t>
-      </w:r>
-      <w:r>
-        <w:rPr>
-          <w:rFonts w:hint="eastAsia" w:ascii="Times New Roman" w:hAnsi="Times New Roman" w:eastAsia="宋体"/>
-          <w:b w:val="0"/>
-          <w:sz w:val="21"/>
-        </w:rPr>
-        <w:t>部分依赖图也呈总体上升形态，说明在更灵活的模型中，补贴强度与超额薪酬的正向联系仍能被观察到。XGBoost部分依赖图揭示的”低补贴区间平缓、高补贴区间明显抬升”的非线性特征，提供了OLS线性系数无法直接捕捉的补充信息：补贴效应并非沿全区间均匀展开，而是在较高强度下才显著加速，这与财政补贴超过一定阈值后更容易突破治理约束的理论推断相吻合。</w:t>
+        <w:t>把四种机器学习结果并排看，财政补贴变量始终没有掉队。随机森林和 SHAP 都把它排在第3，XGBoost 排第2，Lasso 也没有把它压成0，且保留的是正系数。换成更直白的话说，哪怕从预测而非计量识别出发，补贴强度仍携带稳定信息。它们给出的方向同 OLS 基准回归也基本一致：Lasso 留住正系数，XGBoost 的部分依赖曲线整体向上。尤其是“低补贴区间较平、高补贴区间抬升更快”的图形特征，补上了 OLS 线性系数不方便直接展示的部分，提示补贴作用并不是在全区间平均铺开，而更像在较高强度时才明显加速。</w:t>
       </w:r>
     </w:p>
     <w:p>
@@ -21376,28 +18665,7 @@
         <w:jc w:val="both"/>
       </w:pPr>
       <w:r>
-        <w:rPr>
-          <w:rFonts w:hint="eastAsia" w:ascii="Times New Roman" w:hAnsi="Times New Roman" w:eastAsia="宋体"/>
-          <w:b w:val="0"/>
-          <w:sz w:val="21"/>
-        </w:rPr>
-        <w:t>为检验财政补贴是否会经由管理层权力带动高管超额薪酬，将管理层权力指标</w:t>
-      </w:r>
-      <w:r>
-        <w:rPr>
-          <w:rFonts w:ascii="Times New Roman" w:hAnsi="Times New Roman" w:eastAsia="宋体"/>
-          <w:b w:val="0"/>
-          <w:sz w:val="21"/>
-        </w:rPr>
-        <w:t xml:space="preserve"> Power </w:t>
-      </w:r>
-      <w:r>
-        <w:rPr>
-          <w:rFonts w:hint="eastAsia" w:ascii="Times New Roman" w:hAnsi="Times New Roman" w:eastAsia="宋体"/>
-          <w:b w:val="0"/>
-          <w:sz w:val="21"/>
-        </w:rPr>
-        <w:t>作为中介变量纳入经验结构。该变量并非单一原始字段，而是结合中国上市公司治理特征，由两职合一（Dual）、董事会规模（Boardsize）、内部董事比例（Insider）和高管持股比例（Mgshder）四项指标构成的综合口径。四项指标分别对应正式职位权力、董事会结构权力与所有权权力三个层面：两职合一反映高管是否同时掌握董事会与经理层议程；董事会规模和内部董事比例反映董事会对高管的有效监督程度；高管持股比例则代表高管在所有权层面的正式权力基础。</w:t>
+        <w:t>为检验财政补贴会不会借由管理层权力推高高管超额薪酬，文中把 Power 纳入经验结构。这个指标不是单一原始字段，而是结合中国上市公司治理特征，由两职合一（Dual）、董事会规模（Boardsize）、内部董事比例（Insider）和高管持股比例（Mgshder）四项指标合成。四项指标分别对应正式职位权力、董事会结构权力与所有权权力：两职合一体现高管是否同时掌握董事会与经理层议程，董事会规模和内部董事比例反映董事会监督强弱，高管持股比例则对应所有权层面的正式权力基础。</w:t>
       </w:r>
     </w:p>
     <w:p>
@@ -21407,28 +18675,7 @@
         <w:jc w:val="both"/>
       </w:pPr>
       <w:r>
-        <w:rPr>
-          <w:rFonts w:hint="eastAsia" w:ascii="Times New Roman" w:hAnsi="Times New Roman" w:eastAsia="宋体"/>
-          <w:b w:val="0"/>
-          <w:sz w:val="21"/>
-        </w:rPr>
-        <w:t>在测度做法上，正文采用主成分拆解法（PCA）提取前两个主成分，并按方差贡献率加权形成综合权力指数</w:t>
-      </w:r>
-      <w:r>
-        <w:rPr>
-          <w:rFonts w:ascii="Times New Roman" w:hAnsi="Times New Roman" w:eastAsia="宋体"/>
-          <w:b w:val="0"/>
-          <w:sz w:val="21"/>
-        </w:rPr>
-        <w:t xml:space="preserve"> Power。PCA </w:t>
-      </w:r>
-      <w:r>
-        <w:rPr>
-          <w:rFonts w:hint="eastAsia" w:ascii="Times New Roman" w:hAnsi="Times New Roman" w:eastAsia="宋体"/>
-          <w:b w:val="0"/>
-          <w:sz w:val="21"/>
-        </w:rPr>
-        <w:t>直接以四项治理指标的共同变异信息为基础提取综合得分，在不额外设定潜在结构的前提下压缩多维治理特征；按方差贡献率加权，则是为了让解释力更高的主成分在综合指数中占据更大权重，避免简单平均造成的信息损失。</w:t>
+        <w:t>具体测度时，正文采用主成分拆解法（PCA）提取前两个主成分，再按方差贡献率加权生成综合权力指数 Power。这样处理的含义很直接：先利用四项治理指标的共同变异信息压缩多维特征，再让解释力更高的主成分在最终指数里占更大比重，避免简单平均带来的信息损失。</w:t>
       </w:r>
     </w:p>
     <w:p>
@@ -21438,140 +18685,7 @@
         <w:jc w:val="both"/>
       </w:pPr>
       <w:r>
-        <w:rPr>
-          <w:rFonts w:hint="eastAsia" w:ascii="Times New Roman" w:hAnsi="Times New Roman" w:eastAsia="宋体"/>
-          <w:b w:val="0"/>
-          <w:sz w:val="21"/>
-        </w:rPr>
-        <w:t>统计诊断上，PCA</w:t>
-      </w:r>
-      <w:r>
-        <w:rPr>
-          <w:rFonts w:ascii="Times New Roman" w:hAnsi="Times New Roman" w:eastAsia="宋体"/>
-          <w:b w:val="0"/>
-          <w:sz w:val="21"/>
-        </w:rPr>
-        <w:t xml:space="preserve"> </w:t>
-      </w:r>
-      <w:r>
-        <w:rPr>
-          <w:rFonts w:hint="eastAsia" w:ascii="Times New Roman" w:hAnsi="Times New Roman" w:eastAsia="宋体"/>
-          <w:b w:val="0"/>
-          <w:sz w:val="21"/>
-        </w:rPr>
-        <w:t>口径的整体</w:t>
-      </w:r>
-      <w:r>
-        <w:rPr>
-          <w:rFonts w:ascii="Times New Roman" w:hAnsi="Times New Roman" w:eastAsia="宋体"/>
-          <w:b w:val="0"/>
-          <w:sz w:val="21"/>
-        </w:rPr>
-        <w:t xml:space="preserve"> KMO </w:t>
-      </w:r>
-      <w:r>
-        <w:rPr>
-          <w:rFonts w:hint="eastAsia" w:ascii="Times New Roman" w:hAnsi="Times New Roman" w:eastAsia="宋体"/>
-          <w:b w:val="0"/>
-          <w:sz w:val="21"/>
-        </w:rPr>
-        <w:t>约为0.565，前两个主成分累计方差解释率约为69.08%。PC1（43.0%）主要载荷于</w:t>
-      </w:r>
-      <w:r>
-        <w:rPr>
-          <w:rFonts w:ascii="Times New Roman" w:hAnsi="Times New Roman" w:eastAsia="宋体"/>
-          <w:b w:val="0"/>
-          <w:sz w:val="21"/>
-        </w:rPr>
-        <w:t xml:space="preserve"> </w:t>
-      </w:r>
-      <w:r>
-        <w:rPr>
-          <w:rFonts w:hint="eastAsia" w:ascii="Times New Roman" w:hAnsi="Times New Roman" w:eastAsia="宋体"/>
-          <w:b w:val="0"/>
-          <w:sz w:val="21"/>
-        </w:rPr>
-        <w:t>Boardsize（0.615）与</w:t>
-      </w:r>
-      <w:r>
-        <w:rPr>
-          <w:rFonts w:ascii="Times New Roman" w:hAnsi="Times New Roman" w:eastAsia="宋体"/>
-          <w:b w:val="0"/>
-          <w:sz w:val="21"/>
-        </w:rPr>
-        <w:t xml:space="preserve"> </w:t>
-      </w:r>
-      <w:r>
-        <w:rPr>
-          <w:rFonts w:hint="eastAsia" w:ascii="Times New Roman" w:hAnsi="Times New Roman" w:eastAsia="宋体"/>
-          <w:b w:val="0"/>
-          <w:sz w:val="21"/>
-        </w:rPr>
-        <w:t>Insider（0.544），反映董事会结构权力维度；PC2（26.1%）主要载荷于</w:t>
-      </w:r>
-      <w:r>
-        <w:rPr>
-          <w:rFonts w:ascii="Times New Roman" w:hAnsi="Times New Roman" w:eastAsia="宋体"/>
-          <w:b w:val="0"/>
-          <w:sz w:val="21"/>
-        </w:rPr>
-        <w:t xml:space="preserve"> </w:t>
-      </w:r>
-      <w:r>
-        <w:rPr>
-          <w:rFonts w:hint="eastAsia" w:ascii="Times New Roman" w:hAnsi="Times New Roman" w:eastAsia="宋体"/>
-          <w:b w:val="0"/>
-          <w:sz w:val="21"/>
-        </w:rPr>
-        <w:t>Mgshder（0.584）、Dual（0.554）和</w:t>
-      </w:r>
-      <w:r>
-        <w:rPr>
-          <w:rFonts w:ascii="Times New Roman" w:hAnsi="Times New Roman" w:eastAsia="宋体"/>
-          <w:b w:val="0"/>
-          <w:sz w:val="21"/>
-        </w:rPr>
-        <w:t xml:space="preserve"> </w:t>
-      </w:r>
-      <w:r>
-        <w:rPr>
-          <w:rFonts w:hint="eastAsia" w:ascii="Times New Roman" w:hAnsi="Times New Roman" w:eastAsia="宋体"/>
-          <w:b w:val="0"/>
-          <w:sz w:val="21"/>
-        </w:rPr>
-        <w:t>Insider（0.517），反映所有权与职位权力维度。四项指标在样本中呈现出可识别的结构分化。KMO</w:t>
-      </w:r>
-      <w:r>
-        <w:rPr>
-          <w:rFonts w:ascii="Times New Roman" w:hAnsi="Times New Roman" w:eastAsia="宋体"/>
-          <w:b w:val="0"/>
-          <w:sz w:val="21"/>
-        </w:rPr>
-        <w:t xml:space="preserve"> </w:t>
-      </w:r>
-      <w:r>
-        <w:rPr>
-          <w:rFonts w:hint="eastAsia" w:ascii="Times New Roman" w:hAnsi="Times New Roman" w:eastAsia="宋体"/>
-          <w:b w:val="0"/>
-          <w:sz w:val="21"/>
-        </w:rPr>
-        <w:t>偏低，说明四项指标的共同变异不算强，潜在结构也不算紧密；不过，PCA</w:t>
-      </w:r>
-      <w:r>
-        <w:rPr>
-          <w:rFonts w:ascii="Times New Roman" w:hAnsi="Times New Roman" w:eastAsia="宋体"/>
-          <w:b w:val="0"/>
-          <w:sz w:val="21"/>
-        </w:rPr>
-        <w:t xml:space="preserve"> </w:t>
-      </w:r>
-      <w:r>
-        <w:rPr>
-          <w:rFonts w:hint="eastAsia" w:ascii="Times New Roman" w:hAnsi="Times New Roman" w:eastAsia="宋体"/>
-          <w:b w:val="0"/>
-          <w:sz w:val="21"/>
-        </w:rPr>
-        <w:t>的重点在于降维和信息压缩，只要前几个主成分能够覆盖样本中的主要方差信息，这一综合口径仍可作为经验测度使用。就本文而言，69.08%的累计方差解释率已经覆盖了多数信息，因此仍将其作为管理层权力的经验性综合指标，并在结论解释中保持审慎。</w:t>
+        <w:t>从统计诊断看，PCA 口径的整体 KMO 约为0.565，前两个主成分累计方差解释率约为69.08%。其中，PC1（43.0%）主要载荷于 Boardsize（0.615）与 Insider（0.544），更贴近董事会结构权力；PC2（26.1%）主要载荷于 Mgshder（0.584）、Dual（0.554）和 Insider（0.517），更多反映所有权与职位权力。四项指标在样本里确实呈现出可区分的结构。KMO 偏低意味着共同变异不算强、潜在结构也不算紧密，但PCA在这里的主要用途是降维和信息压缩。只要前几个主成分能够覆盖样本中的主要方差信息，这一综合口径仍可作为经验测度。对本文而言，69.08%的累计方差解释率已经覆盖了大部分信息，因此仍将其用作管理层权力的经验性综合指标，同时在解释上保持审慎。</w:t>
       </w:r>
     </w:p>
     <w:bookmarkEnd w:id="83"/>
@@ -21607,44 +18721,7 @@
         <w:jc w:val="both"/>
       </w:pPr>
       <w:r>
-        <w:rPr>
-          <w:rFonts w:hint="eastAsia" w:ascii="Times New Roman" w:hAnsi="Times New Roman" w:eastAsia="宋体"/>
-          <w:b w:val="0"/>
-          <w:sz w:val="21"/>
-        </w:rPr>
-        <w:t>在完成选择偏差校正后，将基于</w:t>
-      </w:r>
-      <w:r>
-        <w:rPr>
-          <w:rFonts w:ascii="Times New Roman" w:hAnsi="Times New Roman" w:eastAsia="宋体"/>
-          <w:b w:val="0"/>
-          <w:sz w:val="21"/>
-        </w:rPr>
-        <w:t xml:space="preserve"> PCA </w:t>
-      </w:r>
-      <w:r>
-        <w:rPr>
-          <w:rFonts w:hint="eastAsia" w:ascii="Times New Roman" w:hAnsi="Times New Roman" w:eastAsia="宋体"/>
-          <w:b w:val="0"/>
-          <w:sz w:val="21"/>
-        </w:rPr>
-        <w:t>构造的管理层权力指标纳入中介效应分析结构。为保证模型3至模型5之间具有可比性，这一部分统一使用同时具备</w:t>
-      </w:r>
-      <w:r>
-        <w:rPr>
-          <w:rFonts w:ascii="Times New Roman" w:hAnsi="Times New Roman" w:eastAsia="宋体"/>
-          <w:b w:val="0"/>
-          <w:sz w:val="21"/>
-        </w:rPr>
-        <w:t xml:space="preserve"> Overpay、Power </w:t>
-      </w:r>
-      <w:r>
-        <w:rPr>
-          <w:rFonts w:hint="eastAsia" w:ascii="Times New Roman" w:hAnsi="Times New Roman" w:eastAsia="宋体"/>
-          <w:b w:val="0"/>
-          <w:sz w:val="21"/>
-        </w:rPr>
-        <w:t>与滞后一期正补助信息的41,186个样本，见表4-11。需注意，由于统一样本（41,186条）少于基准回归样本（43,417条），模型3中的总效应系数与表4-5的基准回归系数略有差异，这一变化主要来自样本组成调整，而非模型设定改变。</w:t>
+        <w:t>在完成选择偏差校正后，将基于 PCA 构造的管理层权力指标纳入中介效应检验结构。为保证模型3至模型5之间具有可比性，这一部分统一使用同时具备 Overpay、Power 与滞后一期正补助信息的样本。统一后的样本量为41,186个公司年度观测。表4-11给出结果。需注意，由于统一样本（41,186条）少于基准回归样本（43,417条），模型3中的总效应系数与表4-5的基准回归系数略有差异，这一变化主要来自样本组成调整，而非模型设定改变。</w:t>
       </w:r>
     </w:p>
     <w:p>
@@ -22103,123 +19180,7 @@
         <w:jc w:val="both"/>
       </w:pPr>
       <w:r>
-        <w:rPr>
-          <w:rFonts w:hint="eastAsia"/>
-          <w:b w:val="0"/>
-          <w:sz w:val="21"/>
-          <w:lang w:val="en-US" w:eastAsia="zh-CN"/>
-        </w:rPr>
-        <w:t>综合看</w:t>
-      </w:r>
-      <w:r>
-        <w:rPr>
-          <w:rFonts w:hint="eastAsia" w:ascii="Times New Roman" w:hAnsi="Times New Roman" w:eastAsia="宋体"/>
-          <w:b w:val="0"/>
-          <w:sz w:val="21"/>
-        </w:rPr>
-        <w:t>，PCA</w:t>
-      </w:r>
-      <w:r>
-        <w:rPr>
-          <w:rFonts w:ascii="Times New Roman" w:hAnsi="Times New Roman" w:eastAsia="宋体"/>
-          <w:b w:val="0"/>
-          <w:sz w:val="21"/>
-        </w:rPr>
-        <w:t xml:space="preserve"> </w:t>
-      </w:r>
-      <w:r>
-        <w:rPr>
-          <w:rFonts w:hint="eastAsia" w:ascii="Times New Roman" w:hAnsi="Times New Roman" w:eastAsia="宋体"/>
-          <w:b w:val="0"/>
-          <w:sz w:val="21"/>
-        </w:rPr>
-        <w:t>口径下管理层权力在补贴强度与超额薪酬之间发挥了部分中介角色，H2</w:t>
-      </w:r>
-      <w:r>
-        <w:rPr>
-          <w:rFonts w:ascii="Times New Roman" w:hAnsi="Times New Roman" w:eastAsia="宋体"/>
-          <w:b w:val="0"/>
-          <w:sz w:val="21"/>
-        </w:rPr>
-        <w:t xml:space="preserve"> </w:t>
-      </w:r>
-      <w:r>
-        <w:rPr>
-          <w:rFonts w:hint="eastAsia" w:ascii="Times New Roman" w:hAnsi="Times New Roman" w:eastAsia="宋体"/>
-          <w:b w:val="0"/>
-          <w:sz w:val="21"/>
-        </w:rPr>
-        <w:t>获得支持。从经济含义来看，间接效应（</w:t>
-      </w:r>
-      <m:oMath>
-        <m:r>
-          <m:rPr/>
-          <m:t>a</m:t>
-        </m:r>
-        <m:r>
-          <m:rPr>
-            <m:sty m:val="p"/>
-          </m:rPr>
-          <m:t>×</m:t>
-        </m:r>
-        <m:r>
-          <m:rPr/>
-          <m:t>b</m:t>
-        </m:r>
-        <m:r>
-          <m:rPr>
-            <m:sty m:val="p"/>
-          </m:rPr>
-          <m:t>=</m:t>
-        </m:r>
-        <m:r>
-          <m:rPr/>
-          <m:t>0.0146</m:t>
-        </m:r>
-        <m:r>
-          <m:rPr>
-            <m:sty m:val="p"/>
-          </m:rPr>
-          <m:t>×</m:t>
-        </m:r>
-        <m:r>
-          <m:rPr/>
-          <m:t>0.0173</m:t>
-        </m:r>
-        <m:r>
-          <m:rPr>
-            <m:sty m:val="p"/>
-          </m:rPr>
-          <m:t>≈</m:t>
-        </m:r>
-        <m:r>
-          <m:rPr/>
-          <m:t>0.00025</m:t>
-        </m:r>
-      </m:oMath>
-      <w:r>
-        <w:rPr>
-          <w:rFonts w:hint="eastAsia" w:ascii="Times New Roman" w:hAnsi="Times New Roman" w:eastAsia="宋体"/>
-          <w:b w:val="0"/>
-          <w:sz w:val="21"/>
-        </w:rPr>
-        <w:t>）仅占总效应（0.0092）的约3%，说明补贴强度对超额薪酬的牵动绝大部分通过直接路径传导，经由管理层权力中介的部分非常有限。这一证据的可能解释是：补贴资源对超额薪酬的直接推动（如改善账面业绩后被纳入绩效薪酬基数、放松董事会的支付约束等）远强于通过改变权力结构形成的间接传导。管理层权力作为中介变量的传导虽在统计上成立，但在经济规模上受到两个因素的制约：从测度上看，Power本身是基于可观测治理特征构造的经验性综合测度，难以完整捕捉真实的权力变动；从估计结构看，公司固定效应思路下的</w:t>
-      </w:r>
-      <w:r>
-        <w:rPr>
-          <w:rFonts w:ascii="Times New Roman" w:hAnsi="Times New Roman" w:eastAsia="宋体"/>
-          <w:b w:val="0"/>
-          <w:sz w:val="21"/>
-        </w:rPr>
-        <w:t xml:space="preserve"> Power </w:t>
-      </w:r>
-      <w:r>
-        <w:rPr>
-          <w:rFonts w:hint="eastAsia" w:ascii="Times New Roman" w:hAnsi="Times New Roman" w:eastAsia="宋体"/>
-          <w:b w:val="0"/>
-          <w:sz w:val="21"/>
-        </w:rPr>
-        <w:t>组内变异主要来自治理结构的缓慢调整，这部分变异本身就较小。因此，相关证据更适合理解为“传导力度有限，但权力渠道存在”。</w:t>
+        <w:t>综合看，PCA 口径下管理层权力在补贴强度与超额薪酬之间发挥了部分中介角色，H2 获得支持。从经济含义来看，间接效应（）仅占总效应（0.0092）的约3%，说明补贴强度对超额薪酬的牵动绝大部分通过直接路径传导，经由管理层权力中介的部分非常有限。这一证据的一个解释是：补贴资源对超额薪酬的直接推动（如改善账面业绩后被纳入绩效薪酬基数、放松董事会的支付约束等）远强于管理层权力扩张所带来的间接作用。</w:t>
       </w:r>
     </w:p>
     <w:bookmarkEnd w:id="84"/>
@@ -22495,12 +19456,7 @@
         <w:jc w:val="both"/>
       </w:pPr>
       <w:r>
-        <w:rPr>
-          <w:rFonts w:hint="eastAsia" w:ascii="Times New Roman" w:hAnsi="Times New Roman" w:eastAsia="宋体"/>
-          <w:b w:val="0"/>
-          <w:sz w:val="21"/>
-        </w:rPr>
-        <w:t>这一差异可以从以下几个层面加以理解。制度约束的刚性不同，是首要解释。2015年国务院出台的《中央管理企业负责人薪酬制度改革方案》对国有企业高管薪酬设定了明确上限，并要求薪酬与企业经营业绩和职工收入挂钩。在此类行政限薪路线下，即便国有企业获得了较高额度的财政补贴，高管薪酬的上调空间也受到制度天花板的严格约束，补贴资源难以直接转化为高管的额外报酬。相比之下，私营企业的薪酬安排更多依赖市场通道和董事会内部谈判，行政限薪的外部硬约束相对缺位，补贴带来的资源扩张更容易转化为高管在薪酬谈判中的议价筹码。</w:t>
+        <w:t>这种分化首先来自制度约束硬度的不同。2015年国务院出台的《中央管理企业负责人薪酬制度改革方案》对国有企业高管薪酬设定了明确上限，并要求薪酬与经营业绩、职工收入挂钩。在这类行政限薪安排下，即便国有企业获得更高额度的财政补贴，高管薪酬的上调空间也会被制度天花板压住，补贴资源自然不容易直接转成额外报酬。私营企业的薪酬形成更多依赖市场通道和董事会内部协商，外部行政硬约束相对薄弱，所以补贴带来的资源扩张更容易变成高管在薪酬谈判里的筹码。</w:t>
       </w:r>
     </w:p>
     <w:p>
@@ -22510,12 +19466,7 @@
         <w:jc w:val="both"/>
       </w:pPr>
       <w:r>
-        <w:rPr>
-          <w:rFonts w:hint="eastAsia" w:ascii="Times New Roman" w:hAnsi="Times New Roman" w:eastAsia="宋体"/>
-          <w:b w:val="0"/>
-          <w:sz w:val="21"/>
-        </w:rPr>
-        <w:t>另一处差异来自委托代理链条。国有企业通常面临多层委托代理结构：国资委、党委会、董事会和经理层之间形成多重监督关系。党委会在”三重一大”决策逻辑中对高管薪酬具有实质性审议权，国资委的年度经营考核也会对薪酬总额形成约束。这些多层嵌套的监督约束客观上压缩了管理层利用补贴资源抬高薪酬的空间。私营企业的委托代理链条相对简单，虽然大股东在理论上可以发挥监督功能，但当实际控制人与高管身份重叠或关系密切时，内部制衡的有效性会显著下降。</w:t>
+        <w:t>再往深一层看，差别还来自委托代理链条的长短。国有企业通常处在多层监督结构之中：国资委、党委会、董事会和经理层之间相互嵌套。党委会在“三重一大”框架下对高管薪酬有实质性审议权，国资委的年度经营考核也会压住薪酬总额。层层监督叠加在一起，会明显压缩管理层借补贴资源抬高薪酬的空间。私营企业的代理链条则短得多，虽然大股东理论上承担监督角色，但一旦实际控制人与高管身份重叠或双方关系过于紧密，内部制衡就容易失灵。</w:t>
       </w:r>
     </w:p>
     <w:p>
@@ -22525,12 +19476,7 @@
         <w:jc w:val="both"/>
       </w:pPr>
       <w:r>
-        <w:rPr>
-          <w:rFonts w:hint="eastAsia" w:ascii="Times New Roman" w:hAnsi="Times New Roman" w:eastAsia="宋体"/>
-          <w:b w:val="0"/>
-          <w:sz w:val="21"/>
-        </w:rPr>
-        <w:t>从模型拟合角度看，国有企业组的R²（0.0041）远低于私营企业组（0.0365），说明在国有企业内部，当前模型所纳入的市场化治理变量（Roa、Lever、Top1）对超额薪酬变动的解释力明显不足。这也从侧面反映出，国有企业高管薪酬的形成安排更多受行政体制和组织安排驱动，而非单纯由市场化的财务变量所决定。</w:t>
+        <w:t>从模型拟合表现看，国有企业组的R²（0.0041）远低于私营企业组（0.0365）。这说明在国有企业内部，当前模型纳入的市场化治理变量（Roa、Lever、Top1）对超额薪酬变动的解释力较弱。由此也能看出，国有企业高管薪酬的形成，更容易受行政体制和组织安排牵动，而不只是由市场化财务变量决定。</w:t>
       </w:r>
     </w:p>
     <w:p>
@@ -22793,46 +19739,7 @@
         <w:jc w:val="both"/>
       </w:pPr>
       <w:r>
-        <w:rPr>
-          <w:rFonts w:hint="eastAsia" w:ascii="Times New Roman" w:hAnsi="Times New Roman" w:eastAsia="宋体"/>
-          <w:b w:val="0"/>
-          <w:sz w:val="21"/>
-        </w:rPr>
-        <w:t>两组统计信息的差异</w:t>
-      </w:r>
-      <w:r>
-        <w:rPr>
-          <w:rFonts w:hint="eastAsia"/>
-          <w:b w:val="0"/>
-          <w:sz w:val="21"/>
-          <w:lang w:val="en-US" w:eastAsia="zh-CN"/>
-        </w:rPr>
-        <w:t>本文</w:t>
-      </w:r>
-      <w:r>
-        <w:rPr>
-          <w:rFonts w:hint="eastAsia" w:ascii="Times New Roman" w:hAnsi="Times New Roman" w:eastAsia="宋体"/>
-          <w:b w:val="0"/>
-          <w:sz w:val="21"/>
-        </w:rPr>
-        <w:t>从以下几个维度理解。管制行业面对更严格的补贴用途约束。采掘业、电力热力燃气及水的生产和供应业、交通运输等行业通常带有公共事业属性，其获得的财政补贴</w:t>
-      </w:r>
-      <w:r>
-        <w:rPr>
-          <w:rFonts w:hint="eastAsia"/>
-          <w:b w:val="0"/>
-          <w:sz w:val="21"/>
-          <w:lang w:val="en-US" w:eastAsia="zh-CN"/>
-        </w:rPr>
-        <w:t>大部分情况</w:t>
-      </w:r>
-      <w:r>
-        <w:rPr>
-          <w:rFonts w:hint="eastAsia" w:ascii="Times New Roman" w:hAnsi="Times New Roman" w:eastAsia="宋体"/>
-          <w:b w:val="0"/>
-          <w:sz w:val="21"/>
-        </w:rPr>
-        <w:t>附带明确的专项用途要求（如基础设施建设、价格稳定补贴等），补贴资金的挪用空间较小。非管制行业的补贴更多以研发补助、产业扶持等形式发放，资金使用的自由裁量权更大，管理层在补贴分配中的话语权也更强，补贴资源更容易在内部转化为薪酬议价的筹码。</w:t>
+        <w:t>行业管制强弱带来的差异，同样可以从制度环境来理解。管制行业首先面临更严格的补贴用途约束。采掘业、电力热力燃气及水的生产和供应业、交通运输等行业往往带有公共事业属性，其获得的财政补贴通常附着明确用途，例如基础设施建设或价格稳定补贴，资金被挪作他用的空间较小。非管制行业获得的补贴则更多表现为研发补助、产业扶持等形式，使用上的自由裁量权更大，管理层在资源分配中的话语权也更强，因此补贴更容易在企业内部变成薪酬议价筹码。</w:t>
       </w:r>
     </w:p>
     <w:p>
@@ -22842,29 +19749,7 @@
         <w:jc w:val="both"/>
       </w:pPr>
       <w:r>
-        <w:rPr>
-          <w:rFonts w:hint="eastAsia" w:ascii="Times New Roman" w:hAnsi="Times New Roman" w:eastAsia="宋体"/>
-          <w:b w:val="0"/>
-          <w:sz w:val="21"/>
-        </w:rPr>
-        <w:t>外部监管频率和深度</w:t>
-      </w:r>
-      <w:r>
-        <w:rPr>
-          <w:rFonts w:hint="eastAsia"/>
-          <w:b w:val="0"/>
-          <w:sz w:val="21"/>
-          <w:lang w:val="en-US" w:eastAsia="zh-CN"/>
-        </w:rPr>
-        <w:t>方面：</w:t>
-      </w:r>
-      <w:r>
-        <w:rPr>
-          <w:rFonts w:hint="eastAsia" w:ascii="Times New Roman" w:hAnsi="Times New Roman" w:eastAsia="宋体"/>
-          <w:b w:val="0"/>
-          <w:sz w:val="21"/>
-        </w:rPr>
-        <w:t>价格管制通道、行业准入审批、定期的监管核查和信息披露要求，使得管制行业企业的经营和财务状况长期处于较高的外部关注之下。这种持续性的监管压力对高管薪酬安排形成了有效的外部制衡，削弱了补贴资源向超额薪酬传导的可能性。而非管制行业的企业在薪酬制定上享有更大的市场化空间，外部监管的介入相对有限，补贴与薪酬之间的联动因而更容易形成。</w:t>
+        <w:t>再看外部监管的频率和深度。价格管制通道、行业准入审批、定期监管核查和信息披露要求，使管制行业企业的经营与财务状况长期处在较高外部关注之下。这种持续存在的监管压力，会对高管薪酬安排形成更强的外部制衡，从而削弱补贴资源向超额薪酬传导的空间。相较之下，非管制行业企业在薪酬制定上保留了更大的市场化空间，外部监管介入较少，补贴与薪酬之间的联动也更容易出现。</w:t>
       </w:r>
     </w:p>
     <w:p>
@@ -22874,12 +19759,7 @@
         <w:jc w:val="both"/>
       </w:pPr>
       <w:r>
-        <w:rPr>
-          <w:rFonts w:hint="eastAsia" w:ascii="Times New Roman" w:hAnsi="Times New Roman" w:eastAsia="宋体"/>
-          <w:b w:val="0"/>
-          <w:sz w:val="21"/>
-        </w:rPr>
-        <w:t>管制行业组的Top1系数（−0.0052，1%显著）明显大于非管制行业组（−0.0019，5%显著），说明在管制行业中大股东监督对超额薪酬的抑制效应更强。管制行业中国有资本占比通常较高，大股东（往往是国资机构）对薪酬安排的约束力度更大。这也解释了为什么管制行业的R²（0.0644）反而高于非管制行业（0.0184）：在管制行业中，财务杠杆和股权监督等控制变量对超额薪酬的解释力更强，说明这些行业的薪酬安排受制度约束和外部监督牵动更为明显，模型的解释力相应提升。</w:t>
+        <w:t>管制行业组的Top1系数（−0.0052，1%显著）明显大于非管制行业组（−0.0019，5%显著），这说明在管制行业里，大股东监督对超额薪酬的压制更强。考虑到管制行业中国有资本占比通常更高，大股东往往就是国资机构，其对薪酬安排的约束力度也更足。这也有助于理解为何管制行业的R²（0.0644）反而高于非管制行业（0.0184）：在前者内部，财务杠杆和股权监督等控制变量对超额薪酬的解释力度更大，说明薪酬安排更容易被制度约束和外部监督牵动。</w:t>
       </w:r>
     </w:p>
     <w:p>
@@ -23033,7 +19913,7 @@
           <w:bCs/>
           <w:sz w:val="21"/>
         </w:rPr>
-        <w:t>在“上一年已获得补贴”的公司年度中，滞后一期补贴强度与高管超额薪酬之间存在显著正向关联。</w:t>
+        <w:t>在“上一年已获得补贴”的公司年度中，滞后一期补贴强度与高管超额薪酬呈显著正相关。</w:t>
       </w:r>
       <w:r>
         <w:rPr>
@@ -23081,7 +19961,7 @@
           <w:b w:val="0"/>
           <w:sz w:val="21"/>
         </w:rPr>
-        <w:t>0.005）。也就是说，在已获补贴企业内部，补贴拿得更多，后续超额薪酬也更高。与旧的全样本</w:t>
+        <w:t>0.005）。也就是说，对已经获补贴的企业而言，补贴额度增加往往对应更高的后续超额薪酬。与旧的全样本</w:t>
       </w:r>
       <w:r>
         <w:rPr>
@@ -23136,7 +20016,7 @@
           <w:b w:val="0"/>
           <w:sz w:val="21"/>
         </w:rPr>
-        <w:t>口径相比，这一基准回归把“是否获得补贴”和“获得补贴后的强弱差异”拆开处理，更贴近本文真正要回答的命题。从经济幅度看，该系数对应约0.016个标准差的残差变化，统计上稳健，经济规模有限。这与财政补贴作为条件性政策冲击的性质是一致的：补贴并非企业的主要收入来源，其对高管薪酬的边际效应通常小于企业盈利和规模等核心驱动力。</w:t>
+        <w:t>口径相比，这里把“是否得到补贴”和“得到后多少”分开估计，更贴近本文真正关心的强度问题。若按经济量级理解，该系数约对应0.016个标准差的残差变化，统计上稳健但幅度有限。这与财政补贴作为条件性政策冲击的性质相符：补贴不是企业主要收入来源，它对高管薪酬的边际牵动通常弱于盈利和规模等核心因素。</w:t>
       </w:r>
     </w:p>
     <w:p>
@@ -23146,133 +20026,7 @@
         <w:jc w:val="both"/>
       </w:pPr>
       <w:r>
-        <w:rPr>
-          <w:rFonts w:hint="eastAsia" w:ascii="Times New Roman" w:hAnsi="Times New Roman" w:eastAsia="宋体"/>
-          <w:b w:val="0"/>
-          <w:sz w:val="21"/>
-        </w:rPr>
-        <w:t>（2）</w:t>
-      </w:r>
-      <w:r>
-        <w:rPr>
-          <w:rFonts w:hint="eastAsia" w:ascii="Times New Roman" w:hAnsi="Times New Roman" w:eastAsia="宋体"/>
-          <w:b w:val="0"/>
-          <w:bCs/>
-          <w:sz w:val="21"/>
-        </w:rPr>
-        <w:t>基准回归在多种稳健性设定下保持正向显著，异质性格局也较为清晰。</w:t>
-      </w:r>
-      <w:r>
-        <w:rPr>
-          <w:rFonts w:ascii="Times New Roman" w:hAnsi="Times New Roman" w:eastAsia="宋体"/>
-          <w:b w:val="0"/>
-          <w:sz w:val="21"/>
-        </w:rPr>
-        <w:t xml:space="preserve"> </w:t>
-      </w:r>
-      <w:r>
-        <w:rPr>
-          <w:rFonts w:hint="eastAsia" w:ascii="Times New Roman" w:hAnsi="Times New Roman" w:eastAsia="宋体"/>
-          <w:b w:val="0"/>
-          <w:sz w:val="21"/>
-        </w:rPr>
-        <w:t>将因变量替换为高管前三名薪酬对数后，补贴强度系数为0.0331（p</w:t>
-      </w:r>
-      <w:r>
-        <w:rPr>
-          <w:rFonts w:ascii="Times New Roman" w:hAnsi="Times New Roman" w:eastAsia="宋体"/>
-          <w:b w:val="0"/>
-          <w:sz w:val="21"/>
-        </w:rPr>
-        <w:t xml:space="preserve"> &lt; </w:t>
-      </w:r>
-      <w:r>
-        <w:rPr>
-          <w:rFonts w:hint="eastAsia" w:ascii="Times New Roman" w:hAnsi="Times New Roman" w:eastAsia="宋体"/>
-          <w:b w:val="0"/>
-          <w:sz w:val="21"/>
-        </w:rPr>
-        <w:t>0.001）；样本期缩短至2010—2020年后，系数为0.0120（p</w:t>
-      </w:r>
-      <w:r>
-        <w:rPr>
-          <w:rFonts w:ascii="Times New Roman" w:hAnsi="Times New Roman" w:eastAsia="宋体"/>
-          <w:b w:val="0"/>
-          <w:sz w:val="21"/>
-        </w:rPr>
-        <w:t xml:space="preserve"> = </w:t>
-      </w:r>
-      <w:r>
-        <w:rPr>
-          <w:rFonts w:hint="eastAsia" w:ascii="Times New Roman" w:hAnsi="Times New Roman" w:eastAsia="宋体"/>
-          <w:b w:val="0"/>
-          <w:sz w:val="21"/>
-        </w:rPr>
-        <w:t>0.003）；仅保留制造业样本后，系数为0.0099（p</w:t>
-      </w:r>
-      <w:r>
-        <w:rPr>
-          <w:rFonts w:ascii="Times New Roman" w:hAnsi="Times New Roman" w:eastAsia="宋体"/>
-          <w:b w:val="0"/>
-          <w:sz w:val="21"/>
-        </w:rPr>
-        <w:t xml:space="preserve"> = </w:t>
-      </w:r>
-      <w:r>
-        <w:rPr>
-          <w:rFonts w:hint="eastAsia" w:ascii="Times New Roman" w:hAnsi="Times New Roman" w:eastAsia="宋体"/>
-          <w:b w:val="0"/>
-          <w:sz w:val="21"/>
-        </w:rPr>
-        <w:t>0.023）；引入行业×年份固定效应后，系数仍为0.0082（p</w:t>
-      </w:r>
-      <w:r>
-        <w:rPr>
-          <w:rFonts w:ascii="Times New Roman" w:hAnsi="Times New Roman" w:eastAsia="宋体"/>
-          <w:b w:val="0"/>
-          <w:sz w:val="21"/>
-        </w:rPr>
-        <w:t xml:space="preserve"> = </w:t>
-      </w:r>
-      <w:r>
-        <w:rPr>
-          <w:rFonts w:hint="eastAsia" w:ascii="Times New Roman" w:hAnsi="Times New Roman" w:eastAsia="宋体"/>
-          <w:b w:val="0"/>
-          <w:sz w:val="21"/>
-        </w:rPr>
-        <w:t>0.013）。产权与行业分组说明，正向关联主要集中在私营企业（0.0135，p</w:t>
-      </w:r>
-      <w:r>
-        <w:rPr>
-          <w:rFonts w:ascii="Times New Roman" w:hAnsi="Times New Roman" w:eastAsia="宋体"/>
-          <w:b w:val="0"/>
-          <w:sz w:val="21"/>
-        </w:rPr>
-        <w:t xml:space="preserve"> = </w:t>
-      </w:r>
-      <w:r>
-        <w:rPr>
-          <w:rFonts w:hint="eastAsia" w:ascii="Times New Roman" w:hAnsi="Times New Roman" w:eastAsia="宋体"/>
-          <w:b w:val="0"/>
-          <w:sz w:val="21"/>
-        </w:rPr>
-        <w:t>0.004）和非管制行业（0.0110，p</w:t>
-      </w:r>
-      <w:r>
-        <w:rPr>
-          <w:rFonts w:ascii="Times New Roman" w:hAnsi="Times New Roman" w:eastAsia="宋体"/>
-          <w:b w:val="0"/>
-          <w:sz w:val="21"/>
-        </w:rPr>
-        <w:t xml:space="preserve"> = </w:t>
-      </w:r>
-      <w:r>
-        <w:rPr>
-          <w:rFonts w:hint="eastAsia" w:ascii="Times New Roman" w:hAnsi="Times New Roman" w:eastAsia="宋体"/>
-          <w:b w:val="0"/>
-          <w:sz w:val="21"/>
-        </w:rPr>
-        <w:t>0.004），国有企业、管制行业以及央地国企内部都未形成稳健显著估计。这一格局与制度背景大体一致：国有企业受行政限薪和组织考核约束更强，管制行业也面临更多外部约束；私营企业和非管制行业的薪酬形成更依赖市场逻辑和内部谈判，补贴带来的资源扩张更容易转化为高管议价空间。</w:t>
+        <w:t>（2）把回归设定来回替换后，这个正向估计仍然站得住，异质性分布也比较清楚。因变量改成高管前三名薪酬对数时，补贴强度系数为0.0331（p &lt; 0.001）；样本期收窄到2010—2020年后，系数为0.0120（p = 0.003）；只看制造业样本，系数为0.0099（p = 0.023）；再放入行业×年份固定效应，系数仍有0.0082（p = 0.013）。分组结果显示，显著正向关系主要落在私营企业（0.0135，p = 0.004）和非管制行业（0.0110，p = 0.004），国有企业、管制行业以及央地国企内部都没有得到稳健显著估计。这种分布与制度背景基本吻合：国有企业受行政限薪和组织考核约束更强，管制行业外部约束也更多；私营企业和非管制行业的薪酬安排更依赖市场协商与内部谈判，所以补贴扩张更容易转成高管议价空间。</w:t>
       </w:r>
     </w:p>
     <w:p>
@@ -23282,165 +20036,7 @@
         <w:jc w:val="both"/>
       </w:pPr>
       <w:r>
-        <w:rPr>
-          <w:rFonts w:hint="eastAsia" w:ascii="Times New Roman" w:hAnsi="Times New Roman" w:eastAsia="宋体"/>
-          <w:b w:val="0"/>
-          <w:sz w:val="21"/>
-        </w:rPr>
-        <w:t>（3）</w:t>
-      </w:r>
-      <w:r>
-        <w:rPr>
-          <w:rFonts w:hint="eastAsia" w:ascii="Times New Roman" w:hAnsi="Times New Roman" w:eastAsia="宋体"/>
-          <w:b w:val="0"/>
-          <w:bCs/>
-          <w:sz w:val="21"/>
-        </w:rPr>
-        <w:t>选择偏差校正和事件动态检验均未改变基准回归方向，因果解释仍需保持谨慎。</w:t>
-      </w:r>
-      <w:r>
-        <w:rPr>
-          <w:rFonts w:ascii="Times New Roman" w:hAnsi="Times New Roman" w:eastAsia="宋体"/>
-          <w:b w:val="0"/>
-          <w:sz w:val="21"/>
-        </w:rPr>
-        <w:t xml:space="preserve"> </w:t>
-      </w:r>
-      <w:r>
-        <w:rPr>
-          <w:rFonts w:hint="eastAsia" w:ascii="Times New Roman" w:hAnsi="Times New Roman" w:eastAsia="宋体"/>
-          <w:b w:val="0"/>
-          <w:sz w:val="21"/>
-        </w:rPr>
-        <w:t>基准回归口径下，Heckman</w:t>
-      </w:r>
-      <w:r>
-        <w:rPr>
-          <w:rFonts w:ascii="Times New Roman" w:hAnsi="Times New Roman" w:eastAsia="宋体"/>
-          <w:b w:val="0"/>
-          <w:sz w:val="21"/>
-        </w:rPr>
-        <w:t xml:space="preserve"> </w:t>
-      </w:r>
-      <w:r>
-        <w:rPr>
-          <w:rFonts w:hint="eastAsia" w:ascii="Times New Roman" w:hAnsi="Times New Roman" w:eastAsia="宋体"/>
-          <w:b w:val="0"/>
-          <w:sz w:val="21"/>
-        </w:rPr>
-        <w:t>两步法中的逆米尔斯比率显著（p</w:t>
-      </w:r>
-      <w:r>
-        <w:rPr>
-          <w:rFonts w:ascii="Times New Roman" w:hAnsi="Times New Roman" w:eastAsia="宋体"/>
-          <w:b w:val="0"/>
-          <w:sz w:val="21"/>
-        </w:rPr>
-        <w:t xml:space="preserve"> = </w:t>
-      </w:r>
-      <w:r>
-        <w:rPr>
-          <w:rFonts w:hint="eastAsia" w:ascii="Times New Roman" w:hAnsi="Times New Roman" w:eastAsia="宋体"/>
-          <w:b w:val="0"/>
-          <w:sz w:val="21"/>
-        </w:rPr>
-        <w:t>0.0056），校正后的补贴系数仍为0.0093（p</w:t>
-      </w:r>
-      <w:r>
-        <w:rPr>
-          <w:rFonts w:ascii="Times New Roman" w:hAnsi="Times New Roman" w:eastAsia="宋体"/>
-          <w:b w:val="0"/>
-          <w:sz w:val="21"/>
-        </w:rPr>
-        <w:t xml:space="preserve"> = </w:t>
-      </w:r>
-      <w:r>
-        <w:rPr>
-          <w:rFonts w:hint="eastAsia" w:ascii="Times New Roman" w:hAnsi="Times New Roman" w:eastAsia="宋体"/>
-          <w:b w:val="0"/>
-          <w:sz w:val="21"/>
-        </w:rPr>
-        <w:t>0.008），说明主估计不宜简单归因于样本选择。进一步看，事件研究中的前趋势联合检验</w:t>
-      </w:r>
-      <w:r>
-        <w:rPr>
-          <w:rFonts w:ascii="Times New Roman" w:hAnsi="Times New Roman" w:eastAsia="宋体"/>
-          <w:b w:val="0"/>
-          <w:sz w:val="21"/>
-        </w:rPr>
-        <w:t xml:space="preserve"> p </w:t>
-      </w:r>
-      <w:r>
-        <w:rPr>
-          <w:rFonts w:hint="eastAsia" w:ascii="Times New Roman" w:hAnsi="Times New Roman" w:eastAsia="宋体"/>
-          <w:b w:val="0"/>
-          <w:sz w:val="21"/>
-        </w:rPr>
-        <w:t>值为0.669，事件当期及随后1至3期的系数分别为0.0235（p</w:t>
-      </w:r>
-      <w:r>
-        <w:rPr>
-          <w:rFonts w:ascii="Times New Roman" w:hAnsi="Times New Roman" w:eastAsia="宋体"/>
-          <w:b w:val="0"/>
-          <w:sz w:val="21"/>
-        </w:rPr>
-        <w:t xml:space="preserve"> = </w:t>
-      </w:r>
-      <w:r>
-        <w:rPr>
-          <w:rFonts w:hint="eastAsia" w:ascii="Times New Roman" w:hAnsi="Times New Roman" w:eastAsia="宋体"/>
-          <w:b w:val="0"/>
-          <w:sz w:val="21"/>
-        </w:rPr>
-        <w:t>0.034）、0.0268（p</w:t>
-      </w:r>
-      <w:r>
-        <w:rPr>
-          <w:rFonts w:ascii="Times New Roman" w:hAnsi="Times New Roman" w:eastAsia="宋体"/>
-          <w:b w:val="0"/>
-          <w:sz w:val="21"/>
-        </w:rPr>
-        <w:t xml:space="preserve"> = </w:t>
-      </w:r>
-      <w:r>
-        <w:rPr>
-          <w:rFonts w:hint="eastAsia" w:ascii="Times New Roman" w:hAnsi="Times New Roman" w:eastAsia="宋体"/>
-          <w:b w:val="0"/>
-          <w:sz w:val="21"/>
-        </w:rPr>
-        <w:t>0.018）、0.0256（p</w:t>
-      </w:r>
-      <w:r>
-        <w:rPr>
-          <w:rFonts w:ascii="Times New Roman" w:hAnsi="Times New Roman" w:eastAsia="宋体"/>
-          <w:b w:val="0"/>
-          <w:sz w:val="21"/>
-        </w:rPr>
-        <w:t xml:space="preserve"> = </w:t>
-      </w:r>
-      <w:r>
-        <w:rPr>
-          <w:rFonts w:hint="eastAsia" w:ascii="Times New Roman" w:hAnsi="Times New Roman" w:eastAsia="宋体"/>
-          <w:b w:val="0"/>
-          <w:sz w:val="21"/>
-        </w:rPr>
-        <w:t>0.031）和0.0305（p</w:t>
-      </w:r>
-      <w:r>
-        <w:rPr>
-          <w:rFonts w:ascii="Times New Roman" w:hAnsi="Times New Roman" w:eastAsia="宋体"/>
-          <w:b w:val="0"/>
-          <w:sz w:val="21"/>
-        </w:rPr>
-        <w:t xml:space="preserve"> = </w:t>
-      </w:r>
-      <w:r>
-        <w:rPr>
-          <w:rFonts w:hint="eastAsia" w:ascii="Times New Roman" w:hAnsi="Times New Roman" w:eastAsia="宋体"/>
-          <w:b w:val="0"/>
-          <w:sz w:val="21"/>
-        </w:rPr>
-        <w:t>0.007），指向高补贴事件发生前未观察到显著预趋势，事件之后超额薪酬则出现持续上行。表4-5的正向结论在识别边界收紧后仍然存在，正文仍把它解释为较稳健的条件相关，而非无条件强因果效应。</w:t>
+        <w:t>（3）选择偏差校正和事件动态检验都没有把基准回归方向扭转过来，但因果解释仍要保持克制。在基准回归口径下，Heckman 两步法中的逆米尔斯比率显著（p = 0.0056），校正后的补贴系数仍为0.0093（p = 0.008），说明主估计不适合简单归因于样本选择。再看事件研究，前趋势联合检验的 p 值为0.669，事件当期及随后1至3期的系数分别为0.0235（p = 0.034）、0.0268（p = 0.018）、0.0256（p = 0.031）和0.0305（p = 0.007）。这说明高补贴事件发生前没有观察到显著预趋势，而事件之后超额薪酬则持续上行。表4-5里的正向结论在识别边界收紧后仍然存在，但正文仍把它理解为较稳健的条件相关，而不是无条件的强因果效应。</w:t>
       </w:r>
     </w:p>
     <w:p>
@@ -23473,7 +20069,7 @@
           <w:bCs/>
           <w:sz w:val="21"/>
         </w:rPr>
-        <w:t>口径下，管理层权力在补贴强度与超额薪酬之间发挥了部分中介角色，H2</w:t>
+        <w:t>口径下，管理层权力在补贴强度与超额薪酬之间确实留有一条部分中介路径。</w:t>
       </w:r>
       <w:r>
         <w:rPr>
@@ -23491,7 +20087,7 @@
           <w:bCs/>
           <w:sz w:val="21"/>
         </w:rPr>
-        <w:t>获得支持，经济幅度较小。</w:t>
+        <w:t>这表明 H2 得到支持，不过经济量级并不大。</w:t>
       </w:r>
       <w:r>
         <w:rPr>
@@ -23561,7 +20157,7 @@
           <w:b w:val="0"/>
           <w:sz w:val="21"/>
         </w:rPr>
-        <w:t>管理层权力）为正且显著（0.0146，p</w:t>
+        <w:t>管理层权力）系数为正且显著（0.0146，p</w:t>
       </w:r>
       <w:r>
         <w:rPr>
@@ -23631,7 +20227,7 @@
           <w:b w:val="0"/>
           <w:sz w:val="21"/>
         </w:rPr>
-        <w:t>超额薪酬）同样显著为正（0.0173，p</w:t>
+        <w:t>超额薪酬）同样为正且显著（0.0173，p</w:t>
       </w:r>
       <w:r>
         <w:rPr>
@@ -23738,7 +20334,7 @@
           <w:b w:val="0"/>
           <w:sz w:val="21"/>
         </w:rPr>
-        <w:t>0.000609]，不包含零（p</w:t>
+        <w:t>0.000609]，区间不跨零（p</w:t>
       </w:r>
       <w:r>
         <w:rPr>
@@ -23754,7 +20350,7 @@
           <w:b w:val="0"/>
           <w:sz w:val="21"/>
         </w:rPr>
-        <w:t>0.007），说明经由管理层权力的间接传导路径在统计上成立。间接效应仅占总效应的约3%，因此相关证据更适合理解为“传导力度有限，但权力渠道存在”。</w:t>
+        <w:t>0.007），说明经由管理层权力的间接传导在统计上成立。不过，间接效应只占总效应约3%，因此更合适的理解是：权力渠道存在，但传导力度有限。</w:t>
       </w:r>
     </w:p>
     <w:p>
@@ -23764,133 +20360,7 @@
         <w:jc w:val="both"/>
       </w:pPr>
       <w:r>
-        <w:rPr>
-          <w:rFonts w:hint="eastAsia" w:ascii="Times New Roman" w:hAnsi="Times New Roman" w:eastAsia="宋体"/>
-          <w:b w:val="0"/>
-          <w:sz w:val="21"/>
-        </w:rPr>
-        <w:t>（5）</w:t>
-      </w:r>
-      <w:r>
-        <w:rPr>
-          <w:rFonts w:hint="eastAsia" w:ascii="Times New Roman" w:hAnsi="Times New Roman" w:eastAsia="宋体"/>
-          <w:b w:val="0"/>
-          <w:bCs/>
-          <w:sz w:val="21"/>
-        </w:rPr>
-        <w:t>机器学习补充验证在与基准回归一致的43,417条样本上，为基准回归提供了辅助线索。</w:t>
-      </w:r>
-      <w:r>
-        <w:rPr>
-          <w:rFonts w:ascii="Times New Roman" w:hAnsi="Times New Roman" w:eastAsia="宋体"/>
-          <w:b w:val="0"/>
-          <w:sz w:val="21"/>
-        </w:rPr>
-        <w:t xml:space="preserve"> </w:t>
-      </w:r>
-      <w:r>
-        <w:rPr>
-          <w:rFonts w:hint="eastAsia" w:ascii="Times New Roman" w:hAnsi="Times New Roman" w:eastAsia="宋体"/>
-          <w:b w:val="0"/>
-          <w:sz w:val="21"/>
-        </w:rPr>
-        <w:t>随机森林中，lnSubsidy_pos_l1</w:t>
-      </w:r>
-      <w:r>
-        <w:rPr>
-          <w:rFonts w:ascii="Times New Roman" w:hAnsi="Times New Roman" w:eastAsia="宋体"/>
-          <w:b w:val="0"/>
-          <w:sz w:val="21"/>
-        </w:rPr>
-        <w:t xml:space="preserve"> </w:t>
-      </w:r>
-      <w:r>
-        <w:rPr>
-          <w:rFonts w:hint="eastAsia" w:ascii="Times New Roman" w:hAnsi="Times New Roman" w:eastAsia="宋体"/>
-          <w:b w:val="0"/>
-          <w:sz w:val="21"/>
-        </w:rPr>
-        <w:t>在4个输入特征中排名第3；基于随机森林计算的平均绝对SHAP值中，lnSubsidy_pos_l1</w:t>
-      </w:r>
-      <w:r>
-        <w:rPr>
-          <w:rFonts w:ascii="Times New Roman" w:hAnsi="Times New Roman" w:eastAsia="宋体"/>
-          <w:b w:val="0"/>
-          <w:sz w:val="21"/>
-        </w:rPr>
-        <w:t xml:space="preserve"> </w:t>
-      </w:r>
-      <w:r>
-        <w:rPr>
-          <w:rFonts w:hint="eastAsia" w:ascii="Times New Roman" w:hAnsi="Times New Roman" w:eastAsia="宋体"/>
-          <w:b w:val="0"/>
-          <w:sz w:val="21"/>
-        </w:rPr>
-        <w:t>同样排名第3；Lasso</w:t>
-      </w:r>
-      <w:r>
-        <w:rPr>
-          <w:rFonts w:ascii="Times New Roman" w:hAnsi="Times New Roman" w:eastAsia="宋体"/>
-          <w:b w:val="0"/>
-          <w:sz w:val="21"/>
-        </w:rPr>
-        <w:t xml:space="preserve"> </w:t>
-      </w:r>
-      <w:r>
-        <w:rPr>
-          <w:rFonts w:hint="eastAsia" w:ascii="Times New Roman" w:hAnsi="Times New Roman" w:eastAsia="宋体"/>
-          <w:b w:val="0"/>
-          <w:sz w:val="21"/>
-        </w:rPr>
-        <w:t>估计显示</w:t>
-      </w:r>
-      <w:r>
-        <w:rPr>
-          <w:rFonts w:ascii="Times New Roman" w:hAnsi="Times New Roman" w:eastAsia="宋体"/>
-          <w:b w:val="0"/>
-          <w:sz w:val="21"/>
-        </w:rPr>
-        <w:t xml:space="preserve"> lnSubsidy_pos_l1 </w:t>
-      </w:r>
-      <w:r>
-        <w:rPr>
-          <w:rFonts w:hint="eastAsia" w:ascii="Times New Roman" w:hAnsi="Times New Roman" w:eastAsia="宋体"/>
-          <w:b w:val="0"/>
-          <w:sz w:val="21"/>
-        </w:rPr>
-        <w:t>未被压缩为0，且系数为正；XGBoost</w:t>
-      </w:r>
-      <w:r>
-        <w:rPr>
-          <w:rFonts w:ascii="Times New Roman" w:hAnsi="Times New Roman" w:eastAsia="宋体"/>
-          <w:b w:val="0"/>
-          <w:sz w:val="21"/>
-        </w:rPr>
-        <w:t xml:space="preserve"> </w:t>
-      </w:r>
-      <w:r>
-        <w:rPr>
-          <w:rFonts w:hint="eastAsia" w:ascii="Times New Roman" w:hAnsi="Times New Roman" w:eastAsia="宋体"/>
-          <w:b w:val="0"/>
-          <w:sz w:val="21"/>
-        </w:rPr>
-        <w:t>的特征重要性中</w:t>
-      </w:r>
-      <w:r>
-        <w:rPr>
-          <w:rFonts w:ascii="Times New Roman" w:hAnsi="Times New Roman" w:eastAsia="宋体"/>
-          <w:b w:val="0"/>
-          <w:sz w:val="21"/>
-        </w:rPr>
-        <w:t xml:space="preserve"> lnSubsidy_pos_l1 </w:t>
-      </w:r>
-      <w:r>
-        <w:rPr>
-          <w:rFonts w:hint="eastAsia" w:ascii="Times New Roman" w:hAnsi="Times New Roman" w:eastAsia="宋体"/>
-          <w:b w:val="0"/>
-          <w:sz w:val="21"/>
-        </w:rPr>
-        <w:t>排名第2，财政补贴的部分依赖曲线整体呈上升趋势。这显示在严格匹配基准回归变量口径的前提下，财政补贴强度在预测层面的正向信息并未消失。机器学习检验本质上仍属于辅助验证，而非正式识别，不能替代计量回归中的显著性与因果识别结论。</w:t>
+        <w:t>（5）在与基准回归完全一致的43,417条样本上，机器学习部分给出了另一组辅助证据。随机森林里，lnSubsidy_pos_l1 在4个输入特征中排第3；基于随机森林计算的平均绝对SHAP值中，它仍排第3；Lasso 估计没有把 lnSubsidy_pos_l1 压缩为0，而且保留的是正系数；XGBoost 的特征重要性里，该变量排第2，财政补贴的部分依赖曲线总体也向上。由此可以看到，在保持基准回归样本与变量口径一致的前提下，财政补贴强度在预测层面的正向信息并没有消失。机器学习检验在本文里仍是辅助验证，不能替代计量回归中的显著性判断和因果识别。</w:t>
       </w:r>
     </w:p>
     <w:bookmarkEnd w:id="92"/>
@@ -23943,37 +20413,7 @@
         <w:jc w:val="both"/>
       </w:pPr>
       <w:r>
-        <w:rPr>
-          <w:rFonts w:hint="eastAsia" w:ascii="Times New Roman" w:hAnsi="Times New Roman" w:eastAsia="宋体"/>
-          <w:b w:val="0"/>
-          <w:sz w:val="21"/>
-        </w:rPr>
-        <w:t>（1）</w:t>
-      </w:r>
-      <w:r>
-        <w:rPr>
-          <w:rFonts w:hint="eastAsia" w:ascii="Times New Roman" w:hAnsi="Times New Roman" w:eastAsia="宋体"/>
-          <w:b w:val="0"/>
-          <w:bCs/>
-          <w:sz w:val="21"/>
-        </w:rPr>
-        <w:t>完善财政补贴项目的事后跟踪与信息对表约束。</w:t>
-      </w:r>
-      <w:r>
-        <w:rPr>
-          <w:rFonts w:ascii="Times New Roman" w:hAnsi="Times New Roman" w:eastAsia="宋体"/>
-          <w:b w:val="0"/>
-          <w:sz w:val="21"/>
-        </w:rPr>
-        <w:t xml:space="preserve"> </w:t>
-      </w:r>
-      <w:r>
-        <w:rPr>
-          <w:rFonts w:hint="eastAsia" w:ascii="Times New Roman" w:hAnsi="Times New Roman" w:eastAsia="宋体"/>
-          <w:b w:val="0"/>
-          <w:sz w:val="21"/>
-        </w:rPr>
-        <w:t>本文识别到的主要不是“全样本平均补贴效应”，而是已获补贴企业内部的强度效应。据此，监管重点不宜预设“补贴必然推高高管薪酬”，而更应关注补贴金额上升后，资金用途、项目产出和薪酬变动之间是否出现异常背离。对获得大额补贴的企业，可要求其在补贴使用报告中同步披露补贴计入利润的金额、项目执行进度、绩效完成情况以及高管薪酬变动，并将这些信息纳入后续补贴续期和规模调整的参考条件。</w:t>
+        <w:t>（1）完善财政补贴项目的事后跟踪和信息对表约束。 正文识别到的重点，不是“全样本平均补贴效应”，而是已获补贴企业内部的强度差异。因此，监管时不宜预先设定“补贴一定会推高高管薪酬”，更应盯住补贴金额上升后，资金用途、项目产出和薪酬变动之间有没有异常背离。对于获得大额补贴的企业，可以要求其在补贴使用报告中同步披露补贴计入利润的金额、项目执行进度、绩效完成情况以及高管薪酬变动，并把这些信息纳入后续补贴续期和规模调整的参考条件。</w:t>
       </w:r>
     </w:p>
     <w:p>
@@ -23983,37 +20423,7 @@
         <w:jc w:val="both"/>
       </w:pPr>
       <w:r>
-        <w:rPr>
-          <w:rFonts w:hint="eastAsia" w:ascii="Times New Roman" w:hAnsi="Times New Roman" w:eastAsia="宋体"/>
-          <w:b w:val="0"/>
-          <w:sz w:val="21"/>
-        </w:rPr>
-        <w:t>（2）</w:t>
-      </w:r>
-      <w:r>
-        <w:rPr>
-          <w:rFonts w:hint="eastAsia" w:ascii="Times New Roman" w:hAnsi="Times New Roman" w:eastAsia="宋体"/>
-          <w:b w:val="0"/>
-          <w:bCs/>
-          <w:sz w:val="21"/>
-        </w:rPr>
-        <w:t>强化受补贴上市公司的薪酬治理披露与风险导向核查。</w:t>
-      </w:r>
-      <w:r>
-        <w:rPr>
-          <w:rFonts w:ascii="Times New Roman" w:hAnsi="Times New Roman" w:eastAsia="宋体"/>
-          <w:b w:val="0"/>
-          <w:sz w:val="21"/>
-        </w:rPr>
-        <w:t xml:space="preserve"> </w:t>
-      </w:r>
-      <w:r>
-        <w:rPr>
-          <w:rFonts w:hint="eastAsia" w:ascii="Times New Roman" w:hAnsi="Times New Roman" w:eastAsia="宋体"/>
-          <w:b w:val="0"/>
-          <w:sz w:val="21"/>
-        </w:rPr>
-        <w:t>监管机构可进一步要求上市公司清晰披露高管薪酬决定安排、绩效达标标准、薪酬委员会独立性评估证据，以及补贴是否纳入绩效考核基数。对补贴规模较大、财政补贴变量在机器学习补充验证中持续表现出较高重要性的企业，可把数据检验信息作为内部核查线索的补充参考，但不宜把机器学习图形或排序证据直接当作处罚和政策调整依据。监管重点应放在提高透明度、降低识别异常薪酬的成本，而不是把探索性模型输出误用为可靠证据。</w:t>
+        <w:t>（2）强化受补贴上市公司的薪酬治理披露，并把核查重点更多放在风险导向上。监管机构可进一步要求上市公司把高管薪酬决定安排、绩效达标标准、薪酬委员会独立性评估证据，以及补贴是否进入绩效考核基数讲清楚。对补贴规模较大、且机器学习补充部分中财政补贴变量持续排位靠前的企业，可以把这些数据检验信号当作内部核查线索，但不宜直接把图形或排序证据当成处罚与政策调整依据。更合适的做法，是用它们帮助提高透明度，降低识别异常薪酬的成本。</w:t>
       </w:r>
     </w:p>
     <w:p>
@@ -24106,28 +20516,7 @@
         <w:jc w:val="both"/>
       </w:pPr>
       <w:r>
-        <w:rPr>
-          <w:rFonts w:hint="eastAsia" w:ascii="Times New Roman" w:hAnsi="Times New Roman" w:eastAsia="宋体"/>
-          <w:b w:val="0"/>
-          <w:sz w:val="21"/>
-        </w:rPr>
-        <w:t>本文借助公司固定效应、行业×年份固定效应、事件动态检验以及针对正补助样本的</w:t>
-      </w:r>
-      <w:r>
-        <w:rPr>
-          <w:rFonts w:ascii="Times New Roman" w:hAnsi="Times New Roman" w:eastAsia="宋体"/>
-          <w:b w:val="0"/>
-          <w:sz w:val="21"/>
-        </w:rPr>
-        <w:t xml:space="preserve"> Heckman </w:t>
-      </w:r>
-      <w:r>
-        <w:rPr>
-          <w:rFonts w:hint="eastAsia" w:ascii="Times New Roman" w:hAnsi="Times New Roman" w:eastAsia="宋体"/>
-          <w:b w:val="0"/>
-          <w:sz w:val="21"/>
-        </w:rPr>
-        <w:t>两步法，对内生性与选择偏差来源实施了较为系统的处理。尽管如此，这些工具更多是在当前样本边界内收紧识别，而非提供完全外生的政策冲击；而围绕当前基准样本统一重跑的传统留一法工具变量也未能提供稳定的一阶段支撑。未来考察仍有必要结合更具外生性的政策冲击，采用双重差分（DID）、断点回归（RDD）或其他准自然实验设计，以进一步提升因果识别的严谨性。此外，事件文献中高补贴事件的阈值目前固定为上四分位数，未来可检验替代阈值下动态检验结论的敏感性。</w:t>
+        <w:t>文章借助公司固定效应、行业×年份固定效应、事件动态检验以及面向正补助样本的 Heckman 两步法，对内生性与选择偏差来源作了较系统的处理。即便如此，这些工具更多还是在当前样本边界内收紧识别，而不是提供完全外生的政策冲击；围绕当前基准样本统一重跑的传统留一法工具变量，也未能给出稳定的一阶段支撑。后续若要继续推进，可以结合更具外生性的政策冲击，引入双重差分（DID）、断点回归（RDD）或其他准自然实验设计，进一步增强因果识别的严谨性。此外，事件文献中高补贴事件目前固定取上四分位阈值，之后也可检验替代阈值下动态结论是否敏感。</w:t>
       </w:r>
     </w:p>
     <w:p>
@@ -24137,12 +20526,7 @@
         <w:jc w:val="both"/>
       </w:pPr>
       <w:r>
-        <w:rPr>
-          <w:rFonts w:hint="eastAsia" w:ascii="Times New Roman" w:hAnsi="Times New Roman" w:eastAsia="宋体"/>
-          <w:b w:val="0"/>
-          <w:sz w:val="21"/>
-        </w:rPr>
-        <w:t>核心变量的测度精度也值得改进。本文将讨论重点放在已获补贴企业内部的补贴强度差异上，并主要依据可观测的治理特征刻画管理层权力，这有助于建立统一的实证结构，但对补贴类型差异、补贴进入样本之前的选择逻辑以及隐性权力来源的反映仍不够充分。未来检验可细分研发补贴、纾困补贴、税收返还等不同类型的政策支持，并结合高管履历、政治关联和年报文本等信息，构建更细致的变量测度体系。</w:t>
+        <w:t>核心变量的测度精度也有继续打磨的空间。文中把讨论重点放在已获补贴企业内部的补贴强度差异上，并主要依据可观测治理特征刻画管理层权力，这有助于搭起统一的实证结构；但对补贴类型差异、补贴进入样本之前的选择逻辑，以及隐性权力来源的反映仍不够充分。后续可以将研发补贴、纾困补贴、税收返还等不同类型的政策支持拆开考察，并结合高管履历、政治关联和年报文本等信息，构造更细的变量口径。</w:t>
       </w:r>
     </w:p>
     <w:p>
@@ -24152,12 +20536,7 @@
         <w:jc w:val="both"/>
       </w:pPr>
       <w:r>
-        <w:rPr>
-          <w:rFonts w:hint="eastAsia" w:ascii="Times New Roman" w:hAnsi="Times New Roman" w:eastAsia="宋体"/>
-          <w:b w:val="0"/>
-          <w:sz w:val="21"/>
-        </w:rPr>
-        <w:t>样本外验证与多源数据融合同样值得推进。机器学习部分虽然已经采用建模样本与保留样本划分，并结合按公司分组的交叉验证，但总体上仍局限于当前样本设定，年报、社会责任报告和媒体报道等文本信息的利用也相对有限，相关证据更多体现为对传统回归结论的补充验证。由于机器学习部分严格限制在与基准回归一致的样本和四变量设定之内，第四章中的这组检验更适合被理解为对“已获补贴企业内部的补贴强度效应”这一主线判断的辅助证据，而不宜机械外推至全部基础样本或更宽的特征空间。未来课题可借助滚动窗口、跨市场样本和多源文本信息融合等方式，检验模型在不同阶段和不同情境下的稳健性，以便更全面地揭示财政补贴与高管薪酬之间关系的边界条件。</w:t>
+        <w:t>样本外验证与多源数据融合也值得继续推进。机器学习部分虽然已经做了建模样本与保留样本划分，并结合按公司分组的交叉验证，但整体上仍受限于当前样本设定，年报、社会责任报告和媒体报道等文本信息的利用也相对有限，因此相关证据更多体现为对传统回归结论的补充。又由于机器学习部分严格限制在与基准回归一致的样本和四变量设定之内，第四章这组检验更适合被当作“已获补贴企业内部补贴强度效应”的辅助证据，而不宜机械外推到全部基础样本或更宽的特征空间。今后可借助滚动窗口、跨市场样本和多源文本融合等方式，考察模型在不同阶段、不同情境下的稳健性，从而更完整地刻画财政补贴与高管薪酬关系的边界。</w:t>
       </w:r>
     </w:p>
     <w:bookmarkEnd w:id="96"/>
